--- a/assets/Carbon Budgets From Concept to Implementation.docx
+++ b/assets/Carbon Budgets From Concept to Implementation.docx
@@ -1872,18 +1872,28 @@
         <w:rPr>
           <w:b/>
           <w:bCs/>
-          <w:color w:val="FF9900"/>
+        </w:rPr>
+        <w:t>[orange]</w:t>
+      </w:r>
+      <w:r>
+        <w:rPr>
+          <w:b/>
+          <w:bCs/>
         </w:rPr>
         <w:t>France</w:t>
       </w:r>
       <w:r>
         <w:rPr>
-          <w:color w:val="FF9900"/>
-        </w:rPr>
-        <w:t xml:space="preserve"> </w:t>
-      </w:r>
-      <w:r>
-        <w:t xml:space="preserve">exceeded its first carbon budget (2015-2018) by 61 MtCO₂-eq but met the second (2019-2023) with a margin of 91 MtCO₂-eq, compensating for the initial shortfall, according to </w:t>
+          <w:b/>
+          <w:bCs/>
+        </w:rPr>
+        <w:t>[/orange]</w:t>
+      </w:r>
+      <w:r>
+        <w:t xml:space="preserve"> exceeded</w:t>
+      </w:r>
+      <w:r>
+        <w:t xml:space="preserve"> its first carbon budget (2015-2018) by 61 MtCO₂-eq but met the second (2019-2023) with a margin of 91 MtCO₂-eq, compensating for the initial shortfall, according to </w:t>
       </w:r>
       <w:hyperlink r:id="rId22">
         <w:r>
@@ -1911,18 +1921,42 @@
         <w:rPr>
           <w:b/>
           <w:bCs/>
-          <w:color w:val="FF9900"/>
+        </w:rPr>
+        <w:t>[orange]</w:t>
+      </w:r>
+      <w:r>
+        <w:rPr>
+          <w:b/>
+          <w:bCs/>
         </w:rPr>
         <w:t>New Zealand</w:t>
       </w:r>
       <w:r>
         <w:rPr>
-          <w:color w:val="FF9900"/>
-        </w:rPr>
-        <w:t xml:space="preserve"> </w:t>
-      </w:r>
-      <w:r>
-        <w:t xml:space="preserve">is on track to achieve its first emissions budget (2022–2025), though meeting the second (2026–2030) and third (2031–2035) will require more ambitious policies, according to the </w:t>
+          <w:b/>
+          <w:bCs/>
+        </w:rPr>
+        <w:t>[</w:t>
+      </w:r>
+      <w:r>
+        <w:rPr>
+          <w:b/>
+          <w:bCs/>
+        </w:rPr>
+        <w:t>/</w:t>
+      </w:r>
+      <w:r>
+        <w:rPr>
+          <w:b/>
+          <w:bCs/>
+        </w:rPr>
+        <w:t>orange]</w:t>
+      </w:r>
+      <w:r>
+        <w:t xml:space="preserve"> is</w:t>
+      </w:r>
+      <w:r>
+        <w:t xml:space="preserve"> on track to achieve its first emissions budget (2022–2025), though meeting the second (2026–2030) and third (2031–2035) will require more ambitious policies, according to the </w:t>
       </w:r>
       <w:hyperlink r:id="rId23" w:anchor=":~:text=The%20country%20is%20likely%20to,take%20time%20to%20take%20effect.">
         <w:r>
@@ -1950,18 +1984,56 @@
         <w:rPr>
           <w:b/>
           <w:bCs/>
-          <w:color w:val="FF0000"/>
+        </w:rPr>
+        <w:t>[</w:t>
+      </w:r>
+      <w:r>
+        <w:rPr>
+          <w:b/>
+          <w:bCs/>
+        </w:rPr>
+        <w:t>red</w:t>
+      </w:r>
+      <w:r>
+        <w:rPr>
+          <w:b/>
+          <w:bCs/>
+        </w:rPr>
+        <w:t>]</w:t>
+      </w:r>
+      <w:r>
+        <w:rPr>
+          <w:b/>
+          <w:bCs/>
         </w:rPr>
         <w:t>Ireland</w:t>
       </w:r>
       <w:r>
         <w:rPr>
-          <w:color w:val="FF0000"/>
-        </w:rPr>
-        <w:t xml:space="preserve"> </w:t>
-      </w:r>
-      <w:r>
-        <w:t xml:space="preserve">is projected to exceed both its first (2021–2025) and second (2026–2030) carbon budgets by a cumulative 77 to 114 MtCO₂-eq, </w:t>
+          <w:b/>
+          <w:bCs/>
+        </w:rPr>
+        <w:t>[</w:t>
+      </w:r>
+      <w:r>
+        <w:rPr>
+          <w:b/>
+          <w:bCs/>
+        </w:rPr>
+        <w:t>/red</w:t>
+      </w:r>
+      <w:r>
+        <w:rPr>
+          <w:b/>
+          <w:bCs/>
+        </w:rPr>
+        <w:t>]</w:t>
+      </w:r>
+      <w:r>
+        <w:t xml:space="preserve"> is</w:t>
+      </w:r>
+      <w:r>
+        <w:t xml:space="preserve"> projected to exceed both its first (2021–2025) and second (2026–2030) carbon budgets by a cumulative 77 to 114 MtCO₂-eq, </w:t>
       </w:r>
       <w:hyperlink r:id="rId24">
         <w:r>
@@ -3096,10 +3168,11 @@
   <w:abstractNum w:abstractNumId="0" w15:restartNumberingAfterBreak="0">
     <w:nsid w:val="0BCE0C43"/>
     <w:multiLevelType w:val="multilevel"/>
-    <w:tmpl w:val="5080956A"/>
+    <w:tmpl w:val="46F8EF1A"/>
     <w:lvl w:ilvl="0">
       <w:start w:val="1"/>
       <w:numFmt w:val="bullet"/>
+      <w:pStyle w:val="TextRed"/>
       <w:lvlText w:val="●"/>
       <w:lvlJc w:val="left"/>
       <w:pPr>
@@ -3844,7 +3917,6 @@
   <w:style w:type="character" w:default="1" w:styleId="DefaultParagraphFont">
     <w:name w:val="Default Paragraph Font"/>
     <w:uiPriority w:val="1"/>
-    <w:semiHidden/>
     <w:unhideWhenUsed/>
   </w:style>
   <w:style w:type="table" w:default="1" w:styleId="TableNormal">
@@ -3947,6 +4019,68 @@
     <w:rPr>
       <w:sz w:val="16"/>
       <w:szCs w:val="16"/>
+    </w:rPr>
+  </w:style>
+  <w:style w:type="paragraph" w:customStyle="1" w:styleId="TextOrange">
+    <w:name w:val="Text Orange"/>
+    <w:basedOn w:val="Normal"/>
+    <w:link w:val="TextOrangeChar"/>
+    <w:qFormat/>
+    <w:rsid w:val="00A90C9A"/>
+    <w:pPr>
+      <w:spacing w:after="200"/>
+      <w:ind w:left="720" w:hanging="360"/>
+      <w:jc w:val="both"/>
+    </w:pPr>
+    <w:rPr>
+      <w:b/>
+      <w:bCs/>
+      <w:color w:val="FF6719"/>
+    </w:rPr>
+  </w:style>
+  <w:style w:type="character" w:customStyle="1" w:styleId="TextOrangeChar">
+    <w:name w:val="Text Orange Char"/>
+    <w:basedOn w:val="DefaultParagraphFont"/>
+    <w:link w:val="TextOrange"/>
+    <w:rsid w:val="00A90C9A"/>
+    <w:rPr>
+      <w:b/>
+      <w:bCs/>
+      <w:noProof/>
+      <w:color w:val="FF6719"/>
+      <w:lang w:val="en-GB"/>
+    </w:rPr>
+  </w:style>
+  <w:style w:type="paragraph" w:customStyle="1" w:styleId="TextRed">
+    <w:name w:val="Text Red"/>
+    <w:basedOn w:val="Normal"/>
+    <w:link w:val="TextRedChar"/>
+    <w:qFormat/>
+    <w:rsid w:val="00A90C9A"/>
+    <w:pPr>
+      <w:numPr>
+        <w:numId w:val="2"/>
+      </w:numPr>
+      <w:spacing w:after="200"/>
+      <w:jc w:val="both"/>
+    </w:pPr>
+    <w:rPr>
+      <w:b/>
+      <w:bCs/>
+      <w:color w:val="B00020"/>
+    </w:rPr>
+  </w:style>
+  <w:style w:type="character" w:customStyle="1" w:styleId="TextRedChar">
+    <w:name w:val="Text Red Char"/>
+    <w:basedOn w:val="DefaultParagraphFont"/>
+    <w:link w:val="TextRed"/>
+    <w:rsid w:val="00A90C9A"/>
+    <w:rPr>
+      <w:b/>
+      <w:bCs/>
+      <w:noProof/>
+      <w:color w:val="B00020"/>
+      <w:lang w:val="en-GB"/>
     </w:rPr>
   </w:style>
 </w:styles>

--- a/assets/Carbon Budgets From Concept to Implementation.docx
+++ b/assets/Carbon Budgets From Concept to Implementation.docx
@@ -17,7 +17,15 @@
         <w:jc w:val="both"/>
       </w:pPr>
       <w:r>
-        <w:t xml:space="preserve">Budgets are most commonly expressed in monetary terms, but any other unit works to denote the idea that action is constrained by a finite amount of such a good. In fact, </w:t>
+        <w:t xml:space="preserve">Budgets are </w:t>
+      </w:r>
+      <w:proofErr w:type="gramStart"/>
+      <w:r>
+        <w:t>most commonly expressed</w:t>
+      </w:r>
+      <w:proofErr w:type="gramEnd"/>
+      <w:r>
+        <w:t xml:space="preserve"> in monetary terms, but any other unit works to denote the idea that action is constrained by a finite amount of such a good. In fact, </w:t>
       </w:r>
       <w:r>
         <w:rPr>
@@ -122,22 +130,32 @@
             <w:rPr>
               <w:rFonts w:ascii="Cambria Math" w:hAnsi="Cambria Math"/>
             </w:rPr>
-            <m:t xml:space="preserve">Carbon Budget = </m:t>
+            <m:t>Carbon Budget=</m:t>
           </m:r>
           <m:f>
             <m:fPr>
               <m:ctrlPr>
                 <w:rPr>
                   <w:rFonts w:ascii="Cambria Math" w:hAnsi="Cambria Math"/>
+                  <w:i/>
+                  <w:lang w:val="ca"/>
                 </w:rPr>
               </m:ctrlPr>
             </m:fPr>
             <m:num>
+              <m:r>
+                <w:rPr>
+                  <w:rFonts w:ascii="Cambria Math" w:hAnsi="Cambria Math"/>
+                </w:rPr>
+                <m:t>∆</m:t>
+              </m:r>
               <m:sSub>
                 <m:sSubPr>
                   <m:ctrlPr>
                     <w:rPr>
                       <w:rFonts w:ascii="Cambria Math" w:hAnsi="Cambria Math"/>
+                      <w:i/>
+                      <w:lang w:val="ca"/>
                     </w:rPr>
                   </m:ctrlPr>
                 </m:sSubPr>
@@ -146,7 +164,7 @@
                     <w:rPr>
                       <w:rFonts w:ascii="Cambria Math" w:hAnsi="Cambria Math"/>
                     </w:rPr>
-                    <m:t>ΔT</m:t>
+                    <m:t>T</m:t>
                   </m:r>
                 </m:e>
                 <m:sub>
@@ -162,13 +180,15 @@
                 <w:rPr>
                   <w:rFonts w:ascii="Cambria Math" w:hAnsi="Cambria Math"/>
                 </w:rPr>
-                <m:t xml:space="preserve"> - </m:t>
+                <m:t>-∆</m:t>
               </m:r>
               <m:sSub>
                 <m:sSubPr>
                   <m:ctrlPr>
                     <w:rPr>
                       <w:rFonts w:ascii="Cambria Math" w:hAnsi="Cambria Math"/>
+                      <w:i/>
+                      <w:lang w:val="ca"/>
                     </w:rPr>
                   </m:ctrlPr>
                 </m:sSubPr>
@@ -177,7 +197,7 @@
                     <w:rPr>
                       <w:rFonts w:ascii="Cambria Math" w:hAnsi="Cambria Math"/>
                     </w:rPr>
-                    <m:t>ΔT</m:t>
+                    <m:t>T</m:t>
                   </m:r>
                 </m:e>
                 <m:sub>
@@ -196,6 +216,8 @@
                   <m:ctrlPr>
                     <w:rPr>
                       <w:rFonts w:ascii="Cambria Math" w:hAnsi="Cambria Math"/>
+                      <w:i/>
+                      <w:lang w:val="ca"/>
                     </w:rPr>
                   </m:ctrlPr>
                 </m:sSubPr>
@@ -218,12 +240,6 @@
               </m:sSub>
             </m:den>
           </m:f>
-          <m:r>
-            <w:rPr>
-              <w:rFonts w:ascii="Cambria Math" w:hAnsi="Cambria Math"/>
-            </w:rPr>
-            <m:t xml:space="preserve"> </m:t>
-          </m:r>
         </m:oMath>
       </m:oMathPara>
     </w:p>
@@ -240,13 +256,15 @@
           <w:rPr>
             <w:rFonts w:ascii="Cambria Math" w:hAnsi="Cambria Math"/>
           </w:rPr>
-          <m:t>Δ</m:t>
+          <m:t>∆</m:t>
         </m:r>
         <m:sSub>
           <m:sSubPr>
             <m:ctrlPr>
               <w:rPr>
                 <w:rFonts w:ascii="Cambria Math" w:hAnsi="Cambria Math"/>
+                <w:i/>
+                <w:lang w:val="ca"/>
               </w:rPr>
             </m:ctrlPr>
           </m:sSubPr>
@@ -269,7 +287,7 @@
         </m:sSub>
       </m:oMath>
       <w:r>
-        <w:t xml:space="preserve">  represents the temperature increase limit (relative to pre-industrial levels).</w:t>
+        <w:t xml:space="preserve"> represents the temperature increase limit (relative to pre-industrial levels).</w:t>
       </w:r>
     </w:p>
     <w:p>
@@ -285,13 +303,15 @@
           <w:rPr>
             <w:rFonts w:ascii="Cambria Math" w:hAnsi="Cambria Math"/>
           </w:rPr>
-          <m:t>Δ</m:t>
+          <m:t>∆</m:t>
         </m:r>
         <m:sSub>
           <m:sSubPr>
             <m:ctrlPr>
               <w:rPr>
                 <w:rFonts w:ascii="Cambria Math" w:hAnsi="Cambria Math"/>
+                <w:i/>
+                <w:lang w:val="ca"/>
               </w:rPr>
             </m:ctrlPr>
           </m:sSubPr>
@@ -332,6 +352,8 @@
             <m:ctrlPr>
               <w:rPr>
                 <w:rFonts w:ascii="Cambria Math" w:hAnsi="Cambria Math"/>
+                <w:i/>
+                <w:lang w:val="ca"/>
               </w:rPr>
             </m:ctrlPr>
           </m:sSubPr>
@@ -354,7 +376,7 @@
         </m:sSub>
       </m:oMath>
       <w:r>
-        <w:t xml:space="preserve">  is the TCRE constant (0.45 ºC per 1,000 GtCO</w:t>
+        <w:t xml:space="preserve"> is the TCRE constant (0.45 ºC per 1,000 GtCO</w:t>
       </w:r>
       <w:r>
         <w:rPr>
@@ -443,7 +465,23 @@
       </w:r>
       <w:r>
         <w:lastRenderedPageBreak/>
-        <w:t>global carbon budgets of approximately 200 GtCO₂ for the 1.5°C target and 1,311 GtCO₂ for the 2°C target.</w:t>
+        <w:t xml:space="preserve">global carbon budgets of approximately 200 </w:t>
+      </w:r>
+      <w:proofErr w:type="spellStart"/>
+      <w:r>
+        <w:t>GtCO</w:t>
+      </w:r>
+      <w:proofErr w:type="spellEnd"/>
+      <w:r>
+        <w:t xml:space="preserve">₂ for the 1.5°C target and 1,311 </w:t>
+      </w:r>
+      <w:proofErr w:type="spellStart"/>
+      <w:r>
+        <w:t>GtCO</w:t>
+      </w:r>
+      <w:proofErr w:type="spellEnd"/>
+      <w:r>
+        <w:t>₂ for the 2°C target.</w:t>
       </w:r>
       <w:r>
         <w:rPr>
@@ -467,6 +505,7 @@
               <m:ctrlPr>
                 <w:rPr>
                   <w:rFonts w:ascii="Cambria Math" w:hAnsi="Cambria Math"/>
+                  <w:i/>
                 </w:rPr>
               </m:ctrlPr>
             </m:sSubPr>
@@ -483,7 +522,7 @@
                 <w:rPr>
                   <w:rFonts w:ascii="Cambria Math" w:hAnsi="Cambria Math"/>
                 </w:rPr>
-                <m:t>1.5 ºC</m:t>
+                <m:t>1.5°C</m:t>
               </m:r>
             </m:sub>
           </m:sSub>
@@ -491,13 +530,14 @@
             <w:rPr>
               <w:rFonts w:ascii="Cambria Math" w:hAnsi="Cambria Math"/>
             </w:rPr>
-            <m:t xml:space="preserve"> = </m:t>
+            <m:t>=</m:t>
           </m:r>
           <m:f>
             <m:fPr>
               <m:ctrlPr>
                 <w:rPr>
                   <w:rFonts w:ascii="Cambria Math" w:hAnsi="Cambria Math"/>
+                  <w:i/>
                 </w:rPr>
               </m:ctrlPr>
             </m:fPr>
@@ -506,7 +546,7 @@
                 <w:rPr>
                   <w:rFonts w:ascii="Cambria Math" w:hAnsi="Cambria Math"/>
                 </w:rPr>
-                <m:t>1.5 ºC - 1.41 ºC</m:t>
+                <m:t>1.5°C-1.41°C</m:t>
               </m:r>
             </m:num>
             <m:den>
@@ -515,6 +555,7 @@
                   <m:ctrlPr>
                     <w:rPr>
                       <w:rFonts w:ascii="Cambria Math" w:hAnsi="Cambria Math"/>
+                      <w:i/>
                     </w:rPr>
                   </m:ctrlPr>
                 </m:fPr>
@@ -523,7 +564,7 @@
                     <w:rPr>
                       <w:rFonts w:ascii="Cambria Math" w:hAnsi="Cambria Math"/>
                     </w:rPr>
-                    <m:t>0.45 ºC</m:t>
+                    <m:t>0.45°C</m:t>
                   </m:r>
                 </m:num>
                 <m:den>
@@ -531,13 +572,14 @@
                     <w:rPr>
                       <w:rFonts w:ascii="Cambria Math" w:hAnsi="Cambria Math"/>
                     </w:rPr>
-                    <m:t xml:space="preserve">1000 </m:t>
+                    <m:t>1,000 Gt</m:t>
                   </m:r>
                   <m:sSub>
                     <m:sSubPr>
                       <m:ctrlPr>
                         <w:rPr>
                           <w:rFonts w:ascii="Cambria Math" w:hAnsi="Cambria Math"/>
+                          <w:i/>
                         </w:rPr>
                       </m:ctrlPr>
                     </m:sSubPr>
@@ -546,7 +588,7 @@
                         <w:rPr>
                           <w:rFonts w:ascii="Cambria Math" w:hAnsi="Cambria Math"/>
                         </w:rPr>
-                        <m:t>GtCO</m:t>
+                        <m:t>CO</m:t>
                       </m:r>
                     </m:e>
                     <m:sub>
@@ -566,61 +608,34 @@
             <w:rPr>
               <w:rFonts w:ascii="Cambria Math" w:hAnsi="Cambria Math"/>
             </w:rPr>
-            <m:t xml:space="preserve"> = </m:t>
-          </m:r>
-          <m:r>
-            <w:rPr>
-              <w:rFonts w:ascii="Courier New" w:eastAsia="Courier New" w:hAnsi="Courier New" w:cs="Courier New"/>
-              <w:color w:val="D6DEEB"/>
-              <w:sz w:val="20"/>
-              <w:szCs w:val="20"/>
-              <w:shd w:val="clear" w:color="auto" w:fill="011627"/>
-            </w:rPr>
-            <m:t xml:space="preserve">200 </m:t>
+            <m:t>=200 Gt</m:t>
           </m:r>
           <m:sSub>
             <m:sSubPr>
               <m:ctrlPr>
                 <w:rPr>
-                  <w:rFonts w:ascii="Courier New" w:eastAsia="Courier New" w:hAnsi="Courier New" w:cs="Courier New"/>
-                  <w:color w:val="D6DEEB"/>
-                  <w:sz w:val="20"/>
-                  <w:szCs w:val="20"/>
-                  <w:shd w:val="clear" w:color="auto" w:fill="011627"/>
+                  <w:rFonts w:ascii="Cambria Math" w:hAnsi="Cambria Math"/>
+                  <w:i/>
                 </w:rPr>
               </m:ctrlPr>
             </m:sSubPr>
             <m:e>
               <m:r>
                 <w:rPr>
-                  <w:rFonts w:ascii="Courier New" w:eastAsia="Courier New" w:hAnsi="Courier New" w:cs="Courier New"/>
-                  <w:color w:val="D6DEEB"/>
-                  <w:sz w:val="20"/>
-                  <w:szCs w:val="20"/>
-                  <w:shd w:val="clear" w:color="auto" w:fill="011627"/>
+                  <w:rFonts w:ascii="Cambria Math" w:hAnsi="Cambria Math"/>
                 </w:rPr>
-                <m:t>GtCO</m:t>
+                <m:t>CO</m:t>
               </m:r>
             </m:e>
             <m:sub>
               <m:r>
                 <w:rPr>
-                  <w:rFonts w:ascii="Courier New" w:eastAsia="Courier New" w:hAnsi="Courier New" w:cs="Courier New"/>
-                  <w:color w:val="D6DEEB"/>
-                  <w:sz w:val="20"/>
-                  <w:szCs w:val="20"/>
-                  <w:shd w:val="clear" w:color="auto" w:fill="011627"/>
+                  <w:rFonts w:ascii="Cambria Math" w:hAnsi="Cambria Math"/>
                 </w:rPr>
                 <m:t>2</m:t>
               </m:r>
             </m:sub>
           </m:sSub>
-          <m:r>
-            <w:rPr>
-              <w:rFonts w:ascii="Cambria Math" w:hAnsi="Cambria Math"/>
-            </w:rPr>
-            <m:t xml:space="preserve">  </m:t>
-          </m:r>
         </m:oMath>
       </m:oMathPara>
     </w:p>
@@ -636,6 +651,7 @@
               <m:ctrlPr>
                 <w:rPr>
                   <w:rFonts w:ascii="Cambria Math" w:hAnsi="Cambria Math"/>
+                  <w:i/>
                 </w:rPr>
               </m:ctrlPr>
             </m:sSubPr>
@@ -652,7 +668,7 @@
                 <w:rPr>
                   <w:rFonts w:ascii="Cambria Math" w:hAnsi="Cambria Math"/>
                 </w:rPr>
-                <m:t>2 ºC</m:t>
+                <m:t>1.5°C</m:t>
               </m:r>
             </m:sub>
           </m:sSub>
@@ -660,13 +676,14 @@
             <w:rPr>
               <w:rFonts w:ascii="Cambria Math" w:hAnsi="Cambria Math"/>
             </w:rPr>
-            <m:t xml:space="preserve"> = </m:t>
+            <m:t>=</m:t>
           </m:r>
           <m:f>
             <m:fPr>
               <m:ctrlPr>
                 <w:rPr>
                   <w:rFonts w:ascii="Cambria Math" w:hAnsi="Cambria Math"/>
+                  <w:i/>
                 </w:rPr>
               </m:ctrlPr>
             </m:fPr>
@@ -675,7 +692,7 @@
                 <w:rPr>
                   <w:rFonts w:ascii="Cambria Math" w:hAnsi="Cambria Math"/>
                 </w:rPr>
-                <m:t>2 ºC - 1.41 ºC</m:t>
+                <m:t>2°C-1.41°C</m:t>
               </m:r>
             </m:num>
             <m:den>
@@ -684,6 +701,7 @@
                   <m:ctrlPr>
                     <w:rPr>
                       <w:rFonts w:ascii="Cambria Math" w:hAnsi="Cambria Math"/>
+                      <w:i/>
                     </w:rPr>
                   </m:ctrlPr>
                 </m:fPr>
@@ -692,7 +710,7 @@
                     <w:rPr>
                       <w:rFonts w:ascii="Cambria Math" w:hAnsi="Cambria Math"/>
                     </w:rPr>
-                    <m:t>0.45 ºC</m:t>
+                    <m:t>0.45°C</m:t>
                   </m:r>
                 </m:num>
                 <m:den>
@@ -700,13 +718,14 @@
                     <w:rPr>
                       <w:rFonts w:ascii="Cambria Math" w:hAnsi="Cambria Math"/>
                     </w:rPr>
-                    <m:t xml:space="preserve">1000 </m:t>
+                    <m:t>1,000 Gt</m:t>
                   </m:r>
                   <m:sSub>
                     <m:sSubPr>
                       <m:ctrlPr>
                         <w:rPr>
                           <w:rFonts w:ascii="Cambria Math" w:hAnsi="Cambria Math"/>
+                          <w:i/>
                         </w:rPr>
                       </m:ctrlPr>
                     </m:sSubPr>
@@ -715,7 +734,7 @@
                         <w:rPr>
                           <w:rFonts w:ascii="Cambria Math" w:hAnsi="Cambria Math"/>
                         </w:rPr>
-                        <m:t>GtCO</m:t>
+                        <m:t>CO</m:t>
                       </m:r>
                     </m:e>
                     <m:sub>
@@ -735,61 +754,34 @@
             <w:rPr>
               <w:rFonts w:ascii="Cambria Math" w:hAnsi="Cambria Math"/>
             </w:rPr>
-            <m:t xml:space="preserve"> = </m:t>
-          </m:r>
-          <m:r>
-            <w:rPr>
-              <w:rFonts w:ascii="Courier New" w:eastAsia="Courier New" w:hAnsi="Courier New" w:cs="Courier New"/>
-              <w:color w:val="D6DEEB"/>
-              <w:sz w:val="20"/>
-              <w:szCs w:val="20"/>
-              <w:shd w:val="clear" w:color="auto" w:fill="011627"/>
-            </w:rPr>
-            <m:t xml:space="preserve">1311 </m:t>
+            <m:t>=1,311 Gt</m:t>
           </m:r>
           <m:sSub>
             <m:sSubPr>
               <m:ctrlPr>
                 <w:rPr>
-                  <w:rFonts w:ascii="Courier New" w:eastAsia="Courier New" w:hAnsi="Courier New" w:cs="Courier New"/>
-                  <w:color w:val="D6DEEB"/>
-                  <w:sz w:val="20"/>
-                  <w:szCs w:val="20"/>
-                  <w:shd w:val="clear" w:color="auto" w:fill="011627"/>
+                  <w:rFonts w:ascii="Cambria Math" w:hAnsi="Cambria Math"/>
+                  <w:i/>
                 </w:rPr>
               </m:ctrlPr>
             </m:sSubPr>
             <m:e>
               <m:r>
                 <w:rPr>
-                  <w:rFonts w:ascii="Courier New" w:eastAsia="Courier New" w:hAnsi="Courier New" w:cs="Courier New"/>
-                  <w:color w:val="D6DEEB"/>
-                  <w:sz w:val="20"/>
-                  <w:szCs w:val="20"/>
-                  <w:shd w:val="clear" w:color="auto" w:fill="011627"/>
+                  <w:rFonts w:ascii="Cambria Math" w:hAnsi="Cambria Math"/>
                 </w:rPr>
-                <m:t>GtCO</m:t>
+                <m:t>CO</m:t>
               </m:r>
             </m:e>
             <m:sub>
               <m:r>
                 <w:rPr>
-                  <w:rFonts w:ascii="Courier New" w:eastAsia="Courier New" w:hAnsi="Courier New" w:cs="Courier New"/>
-                  <w:color w:val="D6DEEB"/>
-                  <w:sz w:val="20"/>
-                  <w:szCs w:val="20"/>
-                  <w:shd w:val="clear" w:color="auto" w:fill="011627"/>
+                  <w:rFonts w:ascii="Cambria Math" w:hAnsi="Cambria Math"/>
                 </w:rPr>
                 <m:t>2</m:t>
               </m:r>
             </m:sub>
           </m:sSub>
-          <m:r>
-            <w:rPr>
-              <w:rFonts w:ascii="Cambria Math" w:hAnsi="Cambria Math"/>
-            </w:rPr>
-            <m:t xml:space="preserve">  </m:t>
-          </m:r>
         </m:oMath>
       </m:oMathPara>
     </w:p>
@@ -860,8 +852,13 @@
         <w:spacing w:after="160"/>
         <w:jc w:val="both"/>
       </w:pPr>
-      <w:r>
-        <w:t xml:space="preserve">As long as we keep emitting, temperature will continue to rise, </w:t>
+      <w:proofErr w:type="gramStart"/>
+      <w:r>
+        <w:t>As long as</w:t>
+      </w:r>
+      <w:proofErr w:type="gramEnd"/>
+      <w:r>
+        <w:t xml:space="preserve"> we keep emitting, temperature will continue to rise, </w:t>
       </w:r>
       <w:r>
         <w:rPr>
@@ -940,13 +937,14 @@
             <w:rPr>
               <w:rFonts w:ascii="Cambria Math" w:hAnsi="Cambria Math"/>
             </w:rPr>
-            <m:t xml:space="preserve">Abatement Cost = </m:t>
+            <m:t>Abatement Cost=</m:t>
           </m:r>
           <m:f>
             <m:fPr>
               <m:ctrlPr>
                 <w:rPr>
                   <w:rFonts w:ascii="Cambria Math" w:hAnsi="Cambria Math"/>
+                  <w:i/>
                 </w:rPr>
               </m:ctrlPr>
             </m:fPr>
@@ -955,7 +953,7 @@
                 <w:rPr>
                   <w:rFonts w:ascii="Cambria Math" w:hAnsi="Cambria Math"/>
                 </w:rPr>
-                <m:t>cost with policy - cost without policy</m:t>
+                <m:t>cost with policy-cost without policy</m:t>
               </m:r>
             </m:num>
             <m:den>
@@ -963,7 +961,7 @@
                 <w:rPr>
                   <w:rFonts w:ascii="Cambria Math" w:hAnsi="Cambria Math"/>
                 </w:rPr>
-                <m:t>emissions without policy - emissions with policy</m:t>
+                <m:t>emissions without policy-emissions with policy</m:t>
               </m:r>
             </m:den>
           </m:f>
@@ -1050,9 +1048,10 @@
         <w:rPr>
           <w:b/>
           <w:bCs/>
+          <w:noProof/>
         </w:rPr>
         <w:drawing>
-          <wp:inline distT="114300" distB="114300" distL="114300" distR="114300" wp14:anchorId="468F97F9" wp14:editId="0DC5F7AA">
+          <wp:inline distT="114300" distB="114300" distL="114300" distR="114300" wp14:anchorId="275B4686" wp14:editId="73AD436A">
             <wp:extent cx="4967288" cy="2813696"/>
             <wp:effectExtent l="0" t="0" r="0" b="0"/>
             <wp:docPr id="2" name="image4.png"/>
@@ -1136,7 +1135,13 @@
         <w:jc w:val="both"/>
       </w:pPr>
       <w:r>
-        <w:t>In practice, this is a complex exercise, meaning marginal abatement cost curves should be interpreted as support for policy making rather than precise rankings.  For example, policies are not enacted at the same time or speed and modeling assumptions must be made about the future evolution of innovation and demand, introducing uncertainty to the estimates. Moreover, intertemporal choices must be made. Should we consume the larger share of the budget today and drastically cut emissions in the future, or follow a more gradual trajectory? Different scenarios, such as the ones drafted by the IPCC (the so-called "Shared Socioeconomic Pathways", or "SSP" for short)</w:t>
+        <w:t xml:space="preserve">In practice, this is a complex exercise, meaning marginal abatement cost curves should be interpreted as support for policy making rather than precise rankings.  For example, policies are not enacted at the same time or speed and </w:t>
+      </w:r>
+      <w:r>
+        <w:t>modelling</w:t>
+      </w:r>
+      <w:r>
+        <w:t xml:space="preserve"> assumptions must be made about the future evolution of innovation and demand, introducing uncertainty to the estimates. Moreover, intertemporal choices must be made. Should we consume the larger share of the budget today and drastically cut emissions in the future, or follow a more gradual trajectory? Different scenarios, such as the ones drafted by the IPCC (the so-called "Shared Socioeconomic Pathways", or "SSP" for short)</w:t>
       </w:r>
       <w:r>
         <w:rPr>
@@ -1300,11 +1305,12 @@
       <w:r>
         <w:rPr>
           <w:rFonts w:ascii="Times New Roman" w:eastAsia="Times New Roman" w:hAnsi="Times New Roman" w:cs="Times New Roman"/>
+          <w:noProof/>
           <w:sz w:val="23"/>
           <w:szCs w:val="23"/>
         </w:rPr>
         <w:drawing>
-          <wp:inline distT="114300" distB="114300" distL="114300" distR="114300" wp14:anchorId="7EBADDD1" wp14:editId="61DC8971">
+          <wp:inline distT="114300" distB="114300" distL="114300" distR="114300" wp14:anchorId="59003750" wp14:editId="7856D100">
             <wp:extent cx="5731200" cy="1384300"/>
             <wp:effectExtent l="0" t="0" r="0" b="0"/>
             <wp:docPr id="1" name="image2.png"/>
@@ -1578,7 +1584,15 @@
         <w:t>2</w:t>
       </w:r>
       <w:r>
-        <w:t xml:space="preserve"> entails damages to society that are not borne by the emitter. If emissions were priced appropriately to internalize this externality, the market would emit far less carbon. Yet, pricing emissions is where this methodology becomes particularly challenging. Determining which damages to include (mortality, morbidity, productivity losses, forced migration...) and measuring the exact margin by which climate change exacerbates them is subject to considerable uncertainty. In fact, for some cold regions, climate change might even constitute a positive externality! </w:t>
+        <w:t xml:space="preserve"> entails damages to society that are not borne by the emitter. If emissions were priced appropriately to internalize this externality, the market would emit far less carbon. </w:t>
+      </w:r>
+      <w:proofErr w:type="gramStart"/>
+      <w:r>
+        <w:t>Yet,</w:t>
+      </w:r>
+      <w:proofErr w:type="gramEnd"/>
+      <w:r>
+        <w:t xml:space="preserve"> pricing emissions is where this methodology becomes particularly challenging. Determining which damages to include (mortality, morbidity, productivity losses, forced migration...) and measuring the exact margin by which climate change exacerbates them is subject to considerable uncertainty. In fact, for some cold regions, climate change might even constitute a positive externality! </w:t>
       </w:r>
     </w:p>
     <w:p>
@@ -1749,8 +1763,11 @@
         <w:jc w:val="center"/>
       </w:pPr>
       <w:r>
+        <w:rPr>
+          <w:noProof/>
+        </w:rPr>
         <w:drawing>
-          <wp:inline distT="114300" distB="114300" distL="114300" distR="114300" wp14:anchorId="6491B141" wp14:editId="4449F875">
+          <wp:inline distT="114300" distB="114300" distL="114300" distR="114300" wp14:anchorId="359CDE25" wp14:editId="5E02EF8E">
             <wp:extent cx="4491038" cy="2983556"/>
             <wp:effectExtent l="0" t="0" r="0" b="0"/>
             <wp:docPr id="3" name="image3.png"/>
@@ -1804,7 +1821,118 @@
           <w:sz w:val="18"/>
           <w:szCs w:val="18"/>
         </w:rPr>
-        <w:t xml:space="preserve">Note: Greenhouse gas emissions are capped over five-year periods; the first carbon budget (CB1) was set at 3,018 MtCO₂-eq, equivalent to an average of about 600 MtCO₂-eq per year. “IAS” stands for International Aviation and Shipping, a sector excluded from the first five carbon budgets.“UK NDC” refers to the UK’s Nationally Determined Contributions. Source: </w:t>
+        <w:t xml:space="preserve">Note: Greenhouse gas emissions are capped over five-year periods; the first carbon budget (CB1) was set at 3,018 </w:t>
+      </w:r>
+      <w:proofErr w:type="spellStart"/>
+      <w:r>
+        <w:rPr>
+          <w:i/>
+          <w:iCs/>
+          <w:sz w:val="18"/>
+          <w:szCs w:val="18"/>
+        </w:rPr>
+        <w:t>MtCO</w:t>
+      </w:r>
+      <w:proofErr w:type="spellEnd"/>
+      <w:r>
+        <w:rPr>
+          <w:i/>
+          <w:iCs/>
+          <w:sz w:val="18"/>
+          <w:szCs w:val="18"/>
+        </w:rPr>
+        <w:t>₂-</w:t>
+      </w:r>
+      <w:proofErr w:type="spellStart"/>
+      <w:r>
+        <w:rPr>
+          <w:i/>
+          <w:iCs/>
+          <w:sz w:val="18"/>
+          <w:szCs w:val="18"/>
+        </w:rPr>
+        <w:t>eq</w:t>
+      </w:r>
+      <w:proofErr w:type="spellEnd"/>
+      <w:r>
+        <w:rPr>
+          <w:i/>
+          <w:iCs/>
+          <w:sz w:val="18"/>
+          <w:szCs w:val="18"/>
+        </w:rPr>
+        <w:t xml:space="preserve">, equivalent to an average of about 600 </w:t>
+      </w:r>
+      <w:proofErr w:type="spellStart"/>
+      <w:r>
+        <w:rPr>
+          <w:i/>
+          <w:iCs/>
+          <w:sz w:val="18"/>
+          <w:szCs w:val="18"/>
+        </w:rPr>
+        <w:t>MtCO</w:t>
+      </w:r>
+      <w:proofErr w:type="spellEnd"/>
+      <w:r>
+        <w:rPr>
+          <w:i/>
+          <w:iCs/>
+          <w:sz w:val="18"/>
+          <w:szCs w:val="18"/>
+        </w:rPr>
+        <w:t>₂-</w:t>
+      </w:r>
+      <w:proofErr w:type="spellStart"/>
+      <w:r>
+        <w:rPr>
+          <w:i/>
+          <w:iCs/>
+          <w:sz w:val="18"/>
+          <w:szCs w:val="18"/>
+        </w:rPr>
+        <w:t>eq</w:t>
+      </w:r>
+      <w:proofErr w:type="spellEnd"/>
+      <w:r>
+        <w:rPr>
+          <w:i/>
+          <w:iCs/>
+          <w:sz w:val="18"/>
+          <w:szCs w:val="18"/>
+        </w:rPr>
+        <w:t xml:space="preserve"> per year. “IAS” stands for International Aviation and Shipping, a sector excluded from the first five carbon </w:t>
+      </w:r>
+      <w:proofErr w:type="spellStart"/>
+      <w:proofErr w:type="gramStart"/>
+      <w:r>
+        <w:rPr>
+          <w:i/>
+          <w:iCs/>
+          <w:sz w:val="18"/>
+          <w:szCs w:val="18"/>
+        </w:rPr>
+        <w:t>budgets.“</w:t>
+      </w:r>
+      <w:proofErr w:type="gramEnd"/>
+      <w:r>
+        <w:rPr>
+          <w:i/>
+          <w:iCs/>
+          <w:sz w:val="18"/>
+          <w:szCs w:val="18"/>
+        </w:rPr>
+        <w:t>UK</w:t>
+      </w:r>
+      <w:proofErr w:type="spellEnd"/>
+      <w:r>
+        <w:rPr>
+          <w:i/>
+          <w:iCs/>
+          <w:sz w:val="18"/>
+          <w:szCs w:val="18"/>
+        </w:rPr>
+        <w:t xml:space="preserve"> NDC” refers to the UK’s Nationally Determined Contributions. Source: </w:t>
       </w:r>
       <w:hyperlink r:id="rId21">
         <w:r>
@@ -1872,6 +2000,7 @@
         <w:rPr>
           <w:b/>
           <w:bCs/>
+          <w:color w:val="000000" w:themeColor="text1"/>
         </w:rPr>
         <w:t>[orange]</w:t>
       </w:r>
@@ -1879,6 +2008,7 @@
         <w:rPr>
           <w:b/>
           <w:bCs/>
+          <w:color w:val="000000" w:themeColor="text1"/>
         </w:rPr>
         <w:t>France</w:t>
       </w:r>
@@ -1886,14 +2016,50 @@
         <w:rPr>
           <w:b/>
           <w:bCs/>
+          <w:color w:val="000000" w:themeColor="text1"/>
         </w:rPr>
         <w:t>[/orange]</w:t>
       </w:r>
       <w:r>
-        <w:t xml:space="preserve"> exceeded</w:t>
-      </w:r>
-      <w:r>
-        <w:t xml:space="preserve"> its first carbon budget (2015-2018) by 61 MtCO₂-eq but met the second (2019-2023) with a margin of 91 MtCO₂-eq, compensating for the initial shortfall, according to </w:t>
+        <w:rPr>
+          <w:color w:val="FF9900"/>
+        </w:rPr>
+        <w:t xml:space="preserve"> </w:t>
+      </w:r>
+      <w:r>
+        <w:t xml:space="preserve">exceeded its first carbon budget (2015-2018) by 61 </w:t>
+      </w:r>
+      <w:proofErr w:type="spellStart"/>
+      <w:r>
+        <w:t>MtCO</w:t>
+      </w:r>
+      <w:proofErr w:type="spellEnd"/>
+      <w:r>
+        <w:t>₂-</w:t>
+      </w:r>
+      <w:proofErr w:type="spellStart"/>
+      <w:r>
+        <w:t>eq</w:t>
+      </w:r>
+      <w:proofErr w:type="spellEnd"/>
+      <w:r>
+        <w:t xml:space="preserve"> but met the second (2019-2023) with a margin of 91 </w:t>
+      </w:r>
+      <w:proofErr w:type="spellStart"/>
+      <w:r>
+        <w:t>MtCO</w:t>
+      </w:r>
+      <w:proofErr w:type="spellEnd"/>
+      <w:r>
+        <w:t>₂-</w:t>
+      </w:r>
+      <w:proofErr w:type="spellStart"/>
+      <w:r>
+        <w:t>eq</w:t>
+      </w:r>
+      <w:proofErr w:type="spellEnd"/>
+      <w:r>
+        <w:t xml:space="preserve">, compensating for the initial shortfall, according to </w:t>
       </w:r>
       <w:hyperlink r:id="rId22">
         <w:r>
@@ -1936,27 +2102,13 @@
           <w:b/>
           <w:bCs/>
         </w:rPr>
-        <w:t>[</w:t>
-      </w:r>
-      <w:r>
-        <w:rPr>
-          <w:b/>
-          <w:bCs/>
-        </w:rPr>
-        <w:t>/</w:t>
-      </w:r>
-      <w:r>
-        <w:rPr>
-          <w:b/>
-          <w:bCs/>
-        </w:rPr>
-        <w:t>orange]</w:t>
-      </w:r>
-      <w:r>
-        <w:t xml:space="preserve"> is</w:t>
-      </w:r>
-      <w:r>
-        <w:t xml:space="preserve"> on track to achieve its first emissions budget (2022–2025), though meeting the second (2026–2030) and third (2031–2035) will require more ambitious policies, according to the </w:t>
+        <w:t>[/orange]</w:t>
+      </w:r>
+      <w:r>
+        <w:t xml:space="preserve"> </w:t>
+      </w:r>
+      <w:r>
+        <w:t xml:space="preserve">is on track to achieve its first emissions budget (2022–2025), though meeting the second (2026–2030) and third (2031–2035) will require more ambitious policies, according to the </w:t>
       </w:r>
       <w:hyperlink r:id="rId23" w:anchor=":~:text=The%20country%20is%20likely%20to,take%20time%20to%20take%20effect.">
         <w:r>
@@ -1985,21 +2137,7 @@
           <w:b/>
           <w:bCs/>
         </w:rPr>
-        <w:t>[</w:t>
-      </w:r>
-      <w:r>
-        <w:rPr>
-          <w:b/>
-          <w:bCs/>
-        </w:rPr>
-        <w:t>red</w:t>
-      </w:r>
-      <w:r>
-        <w:rPr>
-          <w:b/>
-          <w:bCs/>
-        </w:rPr>
-        <w:t>]</w:t>
+        <w:t>[red]</w:t>
       </w:r>
       <w:r>
         <w:rPr>
@@ -2013,27 +2151,32 @@
           <w:b/>
           <w:bCs/>
         </w:rPr>
-        <w:t>[</w:t>
-      </w:r>
-      <w:r>
-        <w:rPr>
-          <w:b/>
-          <w:bCs/>
-        </w:rPr>
-        <w:t>/red</w:t>
-      </w:r>
-      <w:r>
-        <w:rPr>
-          <w:b/>
-          <w:bCs/>
-        </w:rPr>
-        <w:t>]</w:t>
-      </w:r>
-      <w:r>
-        <w:t xml:space="preserve"> is</w:t>
-      </w:r>
-      <w:r>
-        <w:t xml:space="preserve"> projected to exceed both its first (2021–2025) and second (2026–2030) carbon budgets by a cumulative 77 to 114 MtCO₂-eq, </w:t>
+        <w:t>[/red]</w:t>
+      </w:r>
+      <w:r>
+        <w:rPr>
+          <w:color w:val="FF0000"/>
+        </w:rPr>
+        <w:t xml:space="preserve"> </w:t>
+      </w:r>
+      <w:r>
+        <w:t xml:space="preserve">is projected to exceed both its first (2021–2025) and second (2026–2030) carbon budgets by a cumulative 77 to 114 </w:t>
+      </w:r>
+      <w:proofErr w:type="spellStart"/>
+      <w:r>
+        <w:t>MtCO</w:t>
+      </w:r>
+      <w:proofErr w:type="spellEnd"/>
+      <w:r>
+        <w:t>₂-</w:t>
+      </w:r>
+      <w:proofErr w:type="spellStart"/>
+      <w:r>
+        <w:t>eq</w:t>
+      </w:r>
+      <w:proofErr w:type="spellEnd"/>
+      <w:r>
+        <w:t xml:space="preserve">, </w:t>
       </w:r>
       <w:hyperlink r:id="rId24">
         <w:r>
@@ -2063,7 +2206,15 @@
         <w:t>2</w:t>
       </w:r>
       <w:r>
-        <w:t xml:space="preserve">). For sectors covered by the EU Emissions Trading System (ETS), emissions are governed by declining caps. For non-ETS sectors, member states receive binding national emission reduction targets (allocated based on GDP per capita), but retain flexibility in translating them into national plans and sectoral policies, which can include carbon budgets. </w:t>
+        <w:t>). For sectors covered by the EU Emissions Trading System (ETS), emissions are governed by declining caps. For non-ETS sectors, member states receive binding national emission reduction targets (allocated based on GDP per capita</w:t>
+      </w:r>
+      <w:proofErr w:type="gramStart"/>
+      <w:r>
+        <w:t>), but</w:t>
+      </w:r>
+      <w:proofErr w:type="gramEnd"/>
+      <w:r>
+        <w:t xml:space="preserve"> retain flexibility in translating them into national plans and sectoral policies, which can include carbon budgets. </w:t>
       </w:r>
       <w:r>
         <w:lastRenderedPageBreak/>
@@ -2235,7 +2386,15 @@
         <w:t>2</w:t>
       </w:r>
       <w:r>
-        <w:t xml:space="preserve">-eq. Therefore, if the UK manages to comply with its Net Zero pledges, this would comfortably place the country within 50% of its population-proportional carbon budget. </w:t>
+        <w:t xml:space="preserve">-eq. Therefore, if the UK manages to comply with its Net Zero pledges, this </w:t>
+      </w:r>
+      <w:proofErr w:type="gramStart"/>
+      <w:r>
+        <w:t>would</w:t>
+      </w:r>
+      <w:proofErr w:type="gramEnd"/>
+      <w:r>
+        <w:t xml:space="preserve"> comfortably place the country within 50% of its population-proportional carbon budget. </w:t>
       </w:r>
     </w:p>
     <w:p>
@@ -2315,7 +2474,15 @@
         <w:jc w:val="both"/>
       </w:pPr>
       <w:r>
-        <w:t xml:space="preserve">From a game theory perspective, it is irrational for nations to unilaterally reduce emissions unless they internalize a shadow cost of carbon — which renders all policies below that threshold inherently beneficial — or credible sanctions exist for non-cooperating countries. Unfortunately, very few countries seriously incorporate the former into their legislative frameworks (the recent dismissal of the SCC by the second Trump administration being the most concerning example), and the latter remains highly unlikely in the near future. </w:t>
+        <w:t xml:space="preserve">From a game theory perspective, it is irrational for nations to unilaterally reduce emissions unless they internalize a shadow cost of carbon — which renders all policies below that threshold inherently beneficial — or credible sanctions exist for non-cooperating countries. Unfortunately, very few countries seriously incorporate the former into their legislative frameworks (the recent dismissal of the SCC by the second Trump administration being the most concerning example), and the latter remains highly unlikely </w:t>
+      </w:r>
+      <w:proofErr w:type="gramStart"/>
+      <w:r>
+        <w:t>in the near future</w:t>
+      </w:r>
+      <w:proofErr w:type="gramEnd"/>
+      <w:r>
+        <w:t xml:space="preserve">. </w:t>
       </w:r>
     </w:p>
     <w:p>
@@ -2324,7 +2491,15 @@
         <w:jc w:val="both"/>
       </w:pPr>
       <w:r>
-        <w:t>One notable exception is the EU's Carbon Border Adjustment Mechanism (CBAM), which attempts to address this coordination failure by imposing costs on carbon-intensive imports from non-cooperating countries — effectively creating economic incentives for trading partners to adopt climate policies. Look out for our forthcoming article analyzing CBAM's mechanisms and effectiveness.</w:t>
+        <w:t xml:space="preserve">One notable exception is the EU's Carbon Border Adjustment Mechanism (CBAM), which attempts to address this coordination failure by imposing costs on carbon-intensive imports from non-cooperating countries — effectively creating economic incentives for trading partners to adopt climate policies. Look out for our forthcoming article </w:t>
+      </w:r>
+      <w:proofErr w:type="spellStart"/>
+      <w:r>
+        <w:t>analyzing</w:t>
+      </w:r>
+      <w:proofErr w:type="spellEnd"/>
+      <w:r>
+        <w:t xml:space="preserve"> CBAM's mechanisms and effectiveness.</w:t>
       </w:r>
     </w:p>
     <w:p>
@@ -2400,7 +2575,15 @@
         </w:r>
       </w:hyperlink>
       <w:r>
-        <w:t>, created by the Netherlands eScience Center and the Netherlands Environmental Assessment Agency.</w:t>
+        <w:t xml:space="preserve">, created by the Netherlands eScience </w:t>
+      </w:r>
+      <w:proofErr w:type="spellStart"/>
+      <w:r>
+        <w:t>Center</w:t>
+      </w:r>
+      <w:proofErr w:type="spellEnd"/>
+      <w:r>
+        <w:t xml:space="preserve"> and the Netherlands Environmental Assessment Agency.</w:t>
       </w:r>
     </w:p>
     <w:p>
@@ -2427,8 +2610,13 @@
         <w:spacing w:before="240" w:after="240"/>
         <w:jc w:val="both"/>
       </w:pPr>
-      <w:r>
-        <w:t xml:space="preserve">Last but not least, </w:t>
+      <w:proofErr w:type="gramStart"/>
+      <w:r>
+        <w:t>Last but not least</w:t>
+      </w:r>
+      <w:proofErr w:type="gramEnd"/>
+      <w:r>
+        <w:t xml:space="preserve">, </w:t>
       </w:r>
       <w:r>
         <w:rPr>
@@ -2458,6 +2646,23 @@
       </w:r>
       <w:r>
         <w:t>.</w:t>
+      </w:r>
+    </w:p>
+    <w:p>
+      <w:pPr>
+        <w:spacing w:before="240" w:after="240"/>
+        <w:jc w:val="both"/>
+        <w:rPr>
+          <w:b/>
+          <w:bCs/>
+        </w:rPr>
+      </w:pPr>
+      <w:r>
+        <w:rPr>
+          <w:b/>
+          <w:bCs/>
+        </w:rPr>
+        <w:t>Footnotes:</w:t>
       </w:r>
     </w:p>
     <w:sectPr>
@@ -3166,13 +3371,12 @@
 <file path=word/numbering.xml><?xml version="1.0" encoding="utf-8"?>
 <w:numbering xmlns:wpc="http://schemas.microsoft.com/office/word/2010/wordprocessingCanvas" xmlns:cx="http://schemas.microsoft.com/office/drawing/2014/chartex" xmlns:cx1="http://schemas.microsoft.com/office/drawing/2015/9/8/chartex" xmlns:cx2="http://schemas.microsoft.com/office/drawing/2015/10/21/chartex" xmlns:cx3="http://schemas.microsoft.com/office/drawing/2016/5/9/chartex" xmlns:cx4="http://schemas.microsoft.com/office/drawing/2016/5/10/chartex" xmlns:cx5="http://schemas.microsoft.com/office/drawing/2016/5/11/chartex" xmlns:cx6="http://schemas.microsoft.com/office/drawing/2016/5/12/chartex" xmlns:cx7="http://schemas.microsoft.com/office/drawing/2016/5/13/chartex" xmlns:cx8="http://schemas.microsoft.com/office/drawing/2016/5/14/chartex" xmlns:mc="http://schemas.openxmlformats.org/markup-compatibility/2006" xmlns:aink="http://schemas.microsoft.com/office/drawing/2016/ink" xmlns:am3d="http://schemas.microsoft.com/office/drawing/2017/model3d" xmlns:o="urn:schemas-microsoft-com:office:office" xmlns:oel="http://schemas.microsoft.com/office/2019/extlst" xmlns:r="http://schemas.openxmlformats.org/officeDocument/2006/relationships" xmlns:m="http://schemas.openxmlformats.org/officeDocument/2006/math" xmlns:v="urn:schemas-microsoft-com:vml" xmlns:wp14="http://schemas.microsoft.com/office/word/2010/wordprocessingDrawing" xmlns:wp="http://schemas.openxmlformats.org/drawingml/2006/wordprocessingDrawing" xmlns:w10="urn:schemas-microsoft-com:office:word" xmlns:w="http://schemas.openxmlformats.org/wordprocessingml/2006/main" xmlns:w14="http://schemas.microsoft.com/office/word/2010/wordml" xmlns:w15="http://schemas.microsoft.com/office/word/2012/wordml" xmlns:w16cex="http://schemas.microsoft.com/office/word/2018/wordml/cex" xmlns:w16cid="http://schemas.microsoft.com/office/word/2016/wordml/cid" xmlns:w16="http://schemas.microsoft.com/office/word/2018/wordml" xmlns:w16du="http://schemas.microsoft.com/office/word/2023/wordml/word16du" xmlns:w16sdtdh="http://schemas.microsoft.com/office/word/2020/wordml/sdtdatahash" xmlns:w16sdtfl="http://schemas.microsoft.com/office/word/2024/wordml/sdtformatlock" xmlns:w16se="http://schemas.microsoft.com/office/word/2015/wordml/symex" xmlns:wpg="http://schemas.microsoft.com/office/word/2010/wordprocessingGroup" xmlns:wpi="http://schemas.microsoft.com/office/word/2010/wordprocessingInk" xmlns:wne="http://schemas.microsoft.com/office/word/2006/wordml" xmlns:wps="http://schemas.microsoft.com/office/word/2010/wordprocessingShape" mc:Ignorable="w14 w15 w16se w16cid w16 w16cex w16sdtdh w16sdtfl w16du wp14">
   <w:abstractNum w:abstractNumId="0" w15:restartNumberingAfterBreak="0">
-    <w:nsid w:val="0BCE0C43"/>
+    <w:nsid w:val="7C0F25C6"/>
     <w:multiLevelType w:val="multilevel"/>
-    <w:tmpl w:val="46F8EF1A"/>
+    <w:tmpl w:val="8D78A650"/>
     <w:lvl w:ilvl="0">
       <w:start w:val="1"/>
       <w:numFmt w:val="bullet"/>
-      <w:pStyle w:val="TextRed"/>
       <w:lvlText w:val="●"/>
       <w:lvlJc w:val="left"/>
       <w:pPr>
@@ -3280,9 +3484,9 @@
     </w:lvl>
   </w:abstractNum>
   <w:abstractNum w:abstractNumId="1" w15:restartNumberingAfterBreak="0">
-    <w:nsid w:val="3D17680E"/>
+    <w:nsid w:val="7C367AA6"/>
     <w:multiLevelType w:val="multilevel"/>
-    <w:tmpl w:val="3C68DF32"/>
+    <w:tmpl w:val="2C36879A"/>
     <w:lvl w:ilvl="0">
       <w:start w:val="1"/>
       <w:numFmt w:val="bullet"/>
@@ -3392,11 +3596,11 @@
       </w:rPr>
     </w:lvl>
   </w:abstractNum>
-  <w:num w:numId="1" w16cid:durableId="630525321">
+  <w:num w:numId="1" w16cid:durableId="506289338">
+    <w:abstractNumId w:val="0"/>
+  </w:num>
+  <w:num w:numId="2" w16cid:durableId="872574194">
     <w:abstractNumId w:val="1"/>
-  </w:num>
-  <w:num w:numId="2" w16cid:durableId="1866820338">
-    <w:abstractNumId w:val="0"/>
   </w:num>
 </w:numbering>
 </file>
@@ -3800,7 +4004,6 @@
     <w:name w:val="Normal"/>
     <w:qFormat/>
     <w:rPr>
-      <w:noProof/>
       <w:lang w:val="en-GB"/>
     </w:rPr>
   </w:style>
@@ -3917,6 +4120,7 @@
   <w:style w:type="character" w:default="1" w:styleId="DefaultParagraphFont">
     <w:name w:val="Default Paragraph Font"/>
     <w:uiPriority w:val="1"/>
+    <w:semiHidden/>
     <w:unhideWhenUsed/>
   </w:style>
   <w:style w:type="table" w:default="1" w:styleId="TableNormal">
@@ -3984,103 +4188,14 @@
       <w:szCs w:val="30"/>
     </w:rPr>
   </w:style>
-  <w:style w:type="paragraph" w:styleId="CommentText">
-    <w:name w:val="annotation text"/>
-    <w:basedOn w:val="Normal"/>
-    <w:link w:val="CommentTextChar"/>
-    <w:uiPriority w:val="99"/>
-    <w:semiHidden/>
-    <w:unhideWhenUsed/>
-    <w:pPr>
-      <w:spacing w:line="240" w:lineRule="auto"/>
-    </w:pPr>
-    <w:rPr>
-      <w:sz w:val="20"/>
-      <w:szCs w:val="20"/>
-    </w:rPr>
-  </w:style>
-  <w:style w:type="character" w:customStyle="1" w:styleId="CommentTextChar">
-    <w:name w:val="Comment Text Char"/>
-    <w:basedOn w:val="DefaultParagraphFont"/>
-    <w:link w:val="CommentText"/>
-    <w:uiPriority w:val="99"/>
-    <w:semiHidden/>
-    <w:rPr>
-      <w:sz w:val="20"/>
-      <w:szCs w:val="20"/>
-    </w:rPr>
-  </w:style>
-  <w:style w:type="character" w:styleId="CommentReference">
-    <w:name w:val="annotation reference"/>
+  <w:style w:type="character" w:styleId="PlaceholderText">
+    <w:name w:val="Placeholder Text"/>
     <w:basedOn w:val="DefaultParagraphFont"/>
     <w:uiPriority w:val="99"/>
     <w:semiHidden/>
-    <w:unhideWhenUsed/>
+    <w:rsid w:val="00156BE2"/>
     <w:rPr>
-      <w:sz w:val="16"/>
-      <w:szCs w:val="16"/>
-    </w:rPr>
-  </w:style>
-  <w:style w:type="paragraph" w:customStyle="1" w:styleId="TextOrange">
-    <w:name w:val="Text Orange"/>
-    <w:basedOn w:val="Normal"/>
-    <w:link w:val="TextOrangeChar"/>
-    <w:qFormat/>
-    <w:rsid w:val="00A90C9A"/>
-    <w:pPr>
-      <w:spacing w:after="200"/>
-      <w:ind w:left="720" w:hanging="360"/>
-      <w:jc w:val="both"/>
-    </w:pPr>
-    <w:rPr>
-      <w:b/>
-      <w:bCs/>
-      <w:color w:val="FF6719"/>
-    </w:rPr>
-  </w:style>
-  <w:style w:type="character" w:customStyle="1" w:styleId="TextOrangeChar">
-    <w:name w:val="Text Orange Char"/>
-    <w:basedOn w:val="DefaultParagraphFont"/>
-    <w:link w:val="TextOrange"/>
-    <w:rsid w:val="00A90C9A"/>
-    <w:rPr>
-      <w:b/>
-      <w:bCs/>
-      <w:noProof/>
-      <w:color w:val="FF6719"/>
-      <w:lang w:val="en-GB"/>
-    </w:rPr>
-  </w:style>
-  <w:style w:type="paragraph" w:customStyle="1" w:styleId="TextRed">
-    <w:name w:val="Text Red"/>
-    <w:basedOn w:val="Normal"/>
-    <w:link w:val="TextRedChar"/>
-    <w:qFormat/>
-    <w:rsid w:val="00A90C9A"/>
-    <w:pPr>
-      <w:numPr>
-        <w:numId w:val="2"/>
-      </w:numPr>
-      <w:spacing w:after="200"/>
-      <w:jc w:val="both"/>
-    </w:pPr>
-    <w:rPr>
-      <w:b/>
-      <w:bCs/>
-      <w:color w:val="B00020"/>
-    </w:rPr>
-  </w:style>
-  <w:style w:type="character" w:customStyle="1" w:styleId="TextRedChar">
-    <w:name w:val="Text Red Char"/>
-    <w:basedOn w:val="DefaultParagraphFont"/>
-    <w:link w:val="TextRed"/>
-    <w:rsid w:val="00A90C9A"/>
-    <w:rPr>
-      <w:b/>
-      <w:bCs/>
-      <w:noProof/>
-      <w:color w:val="B00020"/>
-      <w:lang w:val="en-GB"/>
+      <w:color w:val="666666"/>
     </w:rPr>
   </w:style>
 </w:styles>

--- a/assets/Carbon Budgets From Concept to Implementation.docx
+++ b/assets/Carbon Budgets From Concept to Implementation.docx
@@ -124,124 +124,43 @@
         <w:spacing w:after="160"/>
         <w:jc w:val="center"/>
       </w:pPr>
-      <m:oMathPara>
-        <m:oMath>
-          <m:r>
-            <w:rPr>
-              <w:rFonts w:ascii="Cambria Math" w:hAnsi="Cambria Math"/>
-            </w:rPr>
-            <m:t>Carbon Budget=</m:t>
-          </m:r>
-          <m:f>
-            <m:fPr>
-              <m:ctrlPr>
-                <w:rPr>
-                  <w:rFonts w:ascii="Cambria Math" w:hAnsi="Cambria Math"/>
-                  <w:i/>
-                  <w:lang w:val="ca"/>
-                </w:rPr>
-              </m:ctrlPr>
-            </m:fPr>
-            <m:num>
-              <m:r>
-                <w:rPr>
-                  <w:rFonts w:ascii="Cambria Math" w:hAnsi="Cambria Math"/>
-                </w:rPr>
-                <m:t>∆</m:t>
-              </m:r>
-              <m:sSub>
-                <m:sSubPr>
-                  <m:ctrlPr>
-                    <w:rPr>
-                      <w:rFonts w:ascii="Cambria Math" w:hAnsi="Cambria Math"/>
-                      <w:i/>
-                      <w:lang w:val="ca"/>
-                    </w:rPr>
-                  </m:ctrlPr>
-                </m:sSubPr>
-                <m:e>
-                  <m:r>
-                    <w:rPr>
-                      <w:rFonts w:ascii="Cambria Math" w:hAnsi="Cambria Math"/>
-                    </w:rPr>
-                    <m:t>T</m:t>
-                  </m:r>
-                </m:e>
-                <m:sub>
-                  <m:r>
-                    <w:rPr>
-                      <w:rFonts w:ascii="Cambria Math" w:hAnsi="Cambria Math"/>
-                    </w:rPr>
-                    <m:t>target</m:t>
-                  </m:r>
-                </m:sub>
-              </m:sSub>
-              <m:r>
-                <w:rPr>
-                  <w:rFonts w:ascii="Cambria Math" w:hAnsi="Cambria Math"/>
-                </w:rPr>
-                <m:t>-∆</m:t>
-              </m:r>
-              <m:sSub>
-                <m:sSubPr>
-                  <m:ctrlPr>
-                    <w:rPr>
-                      <w:rFonts w:ascii="Cambria Math" w:hAnsi="Cambria Math"/>
-                      <w:i/>
-                      <w:lang w:val="ca"/>
-                    </w:rPr>
-                  </m:ctrlPr>
-                </m:sSubPr>
-                <m:e>
-                  <m:r>
-                    <w:rPr>
-                      <w:rFonts w:ascii="Cambria Math" w:hAnsi="Cambria Math"/>
-                    </w:rPr>
-                    <m:t>T</m:t>
-                  </m:r>
-                </m:e>
-                <m:sub>
-                  <m:r>
-                    <w:rPr>
-                      <w:rFonts w:ascii="Cambria Math" w:hAnsi="Cambria Math"/>
-                    </w:rPr>
-                    <m:t>observed</m:t>
-                  </m:r>
-                </m:sub>
-              </m:sSub>
-            </m:num>
-            <m:den>
-              <m:sSub>
-                <m:sSubPr>
-                  <m:ctrlPr>
-                    <w:rPr>
-                      <w:rFonts w:ascii="Cambria Math" w:hAnsi="Cambria Math"/>
-                      <w:i/>
-                      <w:lang w:val="ca"/>
-                    </w:rPr>
-                  </m:ctrlPr>
-                </m:sSubPr>
-                <m:e>
-                  <m:r>
-                    <w:rPr>
-                      <w:rFonts w:ascii="Cambria Math" w:hAnsi="Cambria Math"/>
-                    </w:rPr>
-                    <m:t>σ</m:t>
-                  </m:r>
-                </m:e>
-                <m:sub>
-                  <m:r>
-                    <w:rPr>
-                      <w:rFonts w:ascii="Cambria Math" w:hAnsi="Cambria Math"/>
-                    </w:rPr>
-                    <m:t>TCRE</m:t>
-                  </m:r>
-                </m:sub>
-              </m:sSub>
-            </m:den>
-          </m:f>
-        </m:oMath>
-      </m:oMathPara>
+      <w:r>
+        <w:drawing>
+          <wp:inline distT="0" distB="0" distL="0" distR="0" wp14:anchorId="1EDCF710" wp14:editId="539612E4">
+            <wp:extent cx="4394200" cy="838200"/>
+            <wp:effectExtent l="0" t="0" r="0" b="0"/>
+            <wp:docPr id="784801265" name="Picture 1" descr="A math equation with black text&#10;&#10;AI-generated content may be incorrect."/>
+            <wp:cNvGraphicFramePr>
+              <a:graphicFrameLocks xmlns:a="http://schemas.openxmlformats.org/drawingml/2006/main" noChangeAspect="1"/>
+            </wp:cNvGraphicFramePr>
+            <a:graphic xmlns:a="http://schemas.openxmlformats.org/drawingml/2006/main">
+              <a:graphicData uri="http://schemas.openxmlformats.org/drawingml/2006/picture">
+                <pic:pic xmlns:pic="http://schemas.openxmlformats.org/drawingml/2006/picture">
+                  <pic:nvPicPr>
+                    <pic:cNvPr id="784801265" name="Picture 1" descr="A math equation with black text&#10;&#10;AI-generated content may be incorrect."/>
+                    <pic:cNvPicPr/>
+                  </pic:nvPicPr>
+                  <pic:blipFill>
+                    <a:blip r:embed="rId7"/>
+                    <a:stretch>
+                      <a:fillRect/>
+                    </a:stretch>
+                  </pic:blipFill>
+                  <pic:spPr>
+                    <a:xfrm>
+                      <a:off x="0" y="0"/>
+                      <a:ext cx="4394200" cy="838200"/>
+                    </a:xfrm>
+                    <a:prstGeom prst="rect">
+                      <a:avLst/>
+                    </a:prstGeom>
+                  </pic:spPr>
+                </pic:pic>
+              </a:graphicData>
+            </a:graphic>
+          </wp:inline>
+        </w:drawing>
+      </w:r>
     </w:p>
     <w:p>
       <w:pPr>
@@ -251,41 +170,43 @@
         </w:numPr>
         <w:jc w:val="both"/>
       </w:pPr>
-      <m:oMath>
-        <m:r>
-          <w:rPr>
-            <w:rFonts w:ascii="Cambria Math" w:hAnsi="Cambria Math"/>
-          </w:rPr>
-          <m:t>∆</m:t>
-        </m:r>
-        <m:sSub>
-          <m:sSubPr>
-            <m:ctrlPr>
-              <w:rPr>
-                <w:rFonts w:ascii="Cambria Math" w:hAnsi="Cambria Math"/>
-                <w:i/>
-                <w:lang w:val="ca"/>
-              </w:rPr>
-            </m:ctrlPr>
-          </m:sSubPr>
-          <m:e>
-            <m:r>
-              <w:rPr>
-                <w:rFonts w:ascii="Cambria Math" w:hAnsi="Cambria Math"/>
-              </w:rPr>
-              <m:t>T</m:t>
-            </m:r>
-          </m:e>
-          <m:sub>
-            <m:r>
-              <w:rPr>
-                <w:rFonts w:ascii="Cambria Math" w:hAnsi="Cambria Math"/>
-              </w:rPr>
-              <m:t>target</m:t>
-            </m:r>
-          </m:sub>
-        </m:sSub>
-      </m:oMath>
+      <w:r>
+        <w:drawing>
+          <wp:inline distT="0" distB="0" distL="0" distR="0" wp14:anchorId="1382EB44" wp14:editId="24F99A71">
+            <wp:extent cx="532151" cy="211958"/>
+            <wp:effectExtent l="0" t="0" r="1270" b="4445"/>
+            <wp:docPr id="178871126" name="Picture 1" descr="A black text on a white background&#10;&#10;AI-generated content may be incorrect."/>
+            <wp:cNvGraphicFramePr>
+              <a:graphicFrameLocks xmlns:a="http://schemas.openxmlformats.org/drawingml/2006/main" noChangeAspect="1"/>
+            </wp:cNvGraphicFramePr>
+            <a:graphic xmlns:a="http://schemas.openxmlformats.org/drawingml/2006/main">
+              <a:graphicData uri="http://schemas.openxmlformats.org/drawingml/2006/picture">
+                <pic:pic xmlns:pic="http://schemas.openxmlformats.org/drawingml/2006/picture">
+                  <pic:nvPicPr>
+                    <pic:cNvPr id="178871126" name="Picture 1" descr="A black text on a white background&#10;&#10;AI-generated content may be incorrect."/>
+                    <pic:cNvPicPr/>
+                  </pic:nvPicPr>
+                  <pic:blipFill>
+                    <a:blip r:embed="rId8"/>
+                    <a:stretch>
+                      <a:fillRect/>
+                    </a:stretch>
+                  </pic:blipFill>
+                  <pic:spPr>
+                    <a:xfrm>
+                      <a:off x="0" y="0"/>
+                      <a:ext cx="619057" cy="246573"/>
+                    </a:xfrm>
+                    <a:prstGeom prst="rect">
+                      <a:avLst/>
+                    </a:prstGeom>
+                  </pic:spPr>
+                </pic:pic>
+              </a:graphicData>
+            </a:graphic>
+          </wp:inline>
+        </w:drawing>
+      </w:r>
       <w:r>
         <w:t xml:space="preserve"> represents the temperature increase limit (relative to pre-industrial levels).</w:t>
       </w:r>
@@ -298,41 +219,43 @@
         </w:numPr>
         <w:jc w:val="both"/>
       </w:pPr>
-      <m:oMath>
-        <m:r>
-          <w:rPr>
-            <w:rFonts w:ascii="Cambria Math" w:hAnsi="Cambria Math"/>
-          </w:rPr>
-          <m:t>∆</m:t>
-        </m:r>
-        <m:sSub>
-          <m:sSubPr>
-            <m:ctrlPr>
-              <w:rPr>
-                <w:rFonts w:ascii="Cambria Math" w:hAnsi="Cambria Math"/>
-                <w:i/>
-                <w:lang w:val="ca"/>
-              </w:rPr>
-            </m:ctrlPr>
-          </m:sSubPr>
-          <m:e>
-            <m:r>
-              <w:rPr>
-                <w:rFonts w:ascii="Cambria Math" w:hAnsi="Cambria Math"/>
-              </w:rPr>
-              <m:t>T</m:t>
-            </m:r>
-          </m:e>
-          <m:sub>
-            <m:r>
-              <w:rPr>
-                <w:rFonts w:ascii="Cambria Math" w:hAnsi="Cambria Math"/>
-              </w:rPr>
-              <m:t>observed</m:t>
-            </m:r>
-          </m:sub>
-        </m:sSub>
-      </m:oMath>
+      <w:r>
+        <w:drawing>
+          <wp:inline distT="0" distB="0" distL="0" distR="0" wp14:anchorId="378EEE89" wp14:editId="29922611">
+            <wp:extent cx="727023" cy="219103"/>
+            <wp:effectExtent l="0" t="0" r="0" b="0"/>
+            <wp:docPr id="972069797" name="Picture 1" descr="A black text on a white background&#10;&#10;AI-generated content may be incorrect."/>
+            <wp:cNvGraphicFramePr>
+              <a:graphicFrameLocks xmlns:a="http://schemas.openxmlformats.org/drawingml/2006/main" noChangeAspect="1"/>
+            </wp:cNvGraphicFramePr>
+            <a:graphic xmlns:a="http://schemas.openxmlformats.org/drawingml/2006/main">
+              <a:graphicData uri="http://schemas.openxmlformats.org/drawingml/2006/picture">
+                <pic:pic xmlns:pic="http://schemas.openxmlformats.org/drawingml/2006/picture">
+                  <pic:nvPicPr>
+                    <pic:cNvPr id="972069797" name="Picture 1" descr="A black text on a white background&#10;&#10;AI-generated content may be incorrect."/>
+                    <pic:cNvPicPr/>
+                  </pic:nvPicPr>
+                  <pic:blipFill>
+                    <a:blip r:embed="rId9"/>
+                    <a:stretch>
+                      <a:fillRect/>
+                    </a:stretch>
+                  </pic:blipFill>
+                  <pic:spPr>
+                    <a:xfrm>
+                      <a:off x="0" y="0"/>
+                      <a:ext cx="796604" cy="240073"/>
+                    </a:xfrm>
+                    <a:prstGeom prst="rect">
+                      <a:avLst/>
+                    </a:prstGeom>
+                  </pic:spPr>
+                </pic:pic>
+              </a:graphicData>
+            </a:graphic>
+          </wp:inline>
+        </w:drawing>
+      </w:r>
       <w:r>
         <w:t xml:space="preserve"> is the temperature increase already observed.</w:t>
       </w:r>
@@ -346,37 +269,45 @@
         <w:spacing w:after="160"/>
         <w:jc w:val="both"/>
       </w:pPr>
-      <m:oMath>
-        <m:sSub>
-          <m:sSubPr>
-            <m:ctrlPr>
-              <w:rPr>
-                <w:rFonts w:ascii="Cambria Math" w:hAnsi="Cambria Math"/>
-                <w:i/>
-                <w:lang w:val="ca"/>
-              </w:rPr>
-            </m:ctrlPr>
-          </m:sSubPr>
-          <m:e>
-            <m:r>
-              <w:rPr>
-                <w:rFonts w:ascii="Cambria Math" w:hAnsi="Cambria Math"/>
-              </w:rPr>
-              <m:t>σ</m:t>
-            </m:r>
-          </m:e>
-          <m:sub>
-            <m:r>
-              <w:rPr>
-                <w:rFonts w:ascii="Cambria Math" w:hAnsi="Cambria Math"/>
-              </w:rPr>
-              <m:t>TCRE</m:t>
-            </m:r>
-          </m:sub>
-        </m:sSub>
-      </m:oMath>
-      <w:r>
-        <w:t xml:space="preserve"> is the TCRE constant (0.45 ºC per 1,000 GtCO</w:t>
+      <w:r>
+        <w:drawing>
+          <wp:inline distT="0" distB="0" distL="0" distR="0" wp14:anchorId="149301AA" wp14:editId="23CEBF22">
+            <wp:extent cx="449705" cy="201430"/>
+            <wp:effectExtent l="0" t="0" r="0" b="1905"/>
+            <wp:docPr id="1513894697" name="Picture 1"/>
+            <wp:cNvGraphicFramePr>
+              <a:graphicFrameLocks xmlns:a="http://schemas.openxmlformats.org/drawingml/2006/main" noChangeAspect="1"/>
+            </wp:cNvGraphicFramePr>
+            <a:graphic xmlns:a="http://schemas.openxmlformats.org/drawingml/2006/main">
+              <a:graphicData uri="http://schemas.openxmlformats.org/drawingml/2006/picture">
+                <pic:pic xmlns:pic="http://schemas.openxmlformats.org/drawingml/2006/picture">
+                  <pic:nvPicPr>
+                    <pic:cNvPr id="1513894697" name=""/>
+                    <pic:cNvPicPr/>
+                  </pic:nvPicPr>
+                  <pic:blipFill>
+                    <a:blip r:embed="rId10"/>
+                    <a:stretch>
+                      <a:fillRect/>
+                    </a:stretch>
+                  </pic:blipFill>
+                  <pic:spPr>
+                    <a:xfrm>
+                      <a:off x="0" y="0"/>
+                      <a:ext cx="490200" cy="219568"/>
+                    </a:xfrm>
+                    <a:prstGeom prst="rect">
+                      <a:avLst/>
+                    </a:prstGeom>
+                  </pic:spPr>
+                </pic:pic>
+              </a:graphicData>
+            </a:graphic>
+          </wp:inline>
+        </w:drawing>
+      </w:r>
+      <w:r>
+        <w:t>is the TCRE constant (0.45 ºC per 1,000 GtCO</w:t>
       </w:r>
       <w:r>
         <w:rPr>
@@ -451,7 +382,7 @@
       <w:r>
         <w:t xml:space="preserve">Based on current estimates, </w:t>
       </w:r>
-      <w:hyperlink r:id="rId7">
+      <w:hyperlink r:id="rId11">
         <w:r>
           <w:rPr>
             <w:color w:val="1155CC"/>
@@ -498,292 +429,228 @@
         <w:spacing w:after="160"/>
         <w:jc w:val="center"/>
       </w:pPr>
-      <m:oMathPara>
-        <m:oMath>
-          <m:sSub>
-            <m:sSubPr>
-              <m:ctrlPr>
-                <w:rPr>
-                  <w:rFonts w:ascii="Cambria Math" w:hAnsi="Cambria Math"/>
-                  <w:i/>
-                </w:rPr>
-              </m:ctrlPr>
-            </m:sSubPr>
-            <m:e>
-              <m:r>
-                <w:rPr>
-                  <w:rFonts w:ascii="Cambria Math" w:hAnsi="Cambria Math"/>
-                </w:rPr>
-                <m:t>CB</m:t>
-              </m:r>
-            </m:e>
-            <m:sub>
-              <m:r>
-                <w:rPr>
-                  <w:rFonts w:ascii="Cambria Math" w:hAnsi="Cambria Math"/>
-                </w:rPr>
-                <m:t>1.5°C</m:t>
-              </m:r>
-            </m:sub>
-          </m:sSub>
-          <m:r>
-            <w:rPr>
-              <w:rFonts w:ascii="Cambria Math" w:hAnsi="Cambria Math"/>
-            </w:rPr>
-            <m:t>=</m:t>
-          </m:r>
-          <m:f>
-            <m:fPr>
-              <m:ctrlPr>
-                <w:rPr>
-                  <w:rFonts w:ascii="Cambria Math" w:hAnsi="Cambria Math"/>
-                  <w:i/>
-                </w:rPr>
-              </m:ctrlPr>
-            </m:fPr>
-            <m:num>
-              <m:r>
-                <w:rPr>
-                  <w:rFonts w:ascii="Cambria Math" w:hAnsi="Cambria Math"/>
-                </w:rPr>
-                <m:t>1.5°C-1.41°C</m:t>
-              </m:r>
-            </m:num>
-            <m:den>
-              <m:f>
-                <m:fPr>
-                  <m:ctrlPr>
-                    <w:rPr>
-                      <w:rFonts w:ascii="Cambria Math" w:hAnsi="Cambria Math"/>
-                      <w:i/>
-                    </w:rPr>
-                  </m:ctrlPr>
-                </m:fPr>
-                <m:num>
-                  <m:r>
-                    <w:rPr>
-                      <w:rFonts w:ascii="Cambria Math" w:hAnsi="Cambria Math"/>
-                    </w:rPr>
-                    <m:t>0.45°C</m:t>
-                  </m:r>
-                </m:num>
-                <m:den>
-                  <m:r>
-                    <w:rPr>
-                      <w:rFonts w:ascii="Cambria Math" w:hAnsi="Cambria Math"/>
-                    </w:rPr>
-                    <m:t>1,000 Gt</m:t>
-                  </m:r>
-                  <m:sSub>
-                    <m:sSubPr>
-                      <m:ctrlPr>
-                        <w:rPr>
-                          <w:rFonts w:ascii="Cambria Math" w:hAnsi="Cambria Math"/>
-                          <w:i/>
-                        </w:rPr>
-                      </m:ctrlPr>
-                    </m:sSubPr>
-                    <m:e>
-                      <m:r>
-                        <w:rPr>
-                          <w:rFonts w:ascii="Cambria Math" w:hAnsi="Cambria Math"/>
-                        </w:rPr>
-                        <m:t>CO</m:t>
-                      </m:r>
-                    </m:e>
-                    <m:sub>
-                      <m:r>
-                        <w:rPr>
-                          <w:rFonts w:ascii="Cambria Math" w:hAnsi="Cambria Math"/>
-                        </w:rPr>
-                        <m:t>2</m:t>
-                      </m:r>
-                    </m:sub>
-                  </m:sSub>
-                </m:den>
-              </m:f>
-            </m:den>
-          </m:f>
-          <m:r>
-            <w:rPr>
-              <w:rFonts w:ascii="Cambria Math" w:hAnsi="Cambria Math"/>
-            </w:rPr>
-            <m:t>=200 Gt</m:t>
-          </m:r>
-          <m:sSub>
-            <m:sSubPr>
-              <m:ctrlPr>
-                <w:rPr>
-                  <w:rFonts w:ascii="Cambria Math" w:hAnsi="Cambria Math"/>
-                  <w:i/>
-                </w:rPr>
-              </m:ctrlPr>
-            </m:sSubPr>
-            <m:e>
-              <m:r>
-                <w:rPr>
-                  <w:rFonts w:ascii="Cambria Math" w:hAnsi="Cambria Math"/>
-                </w:rPr>
-                <m:t>CO</m:t>
-              </m:r>
-            </m:e>
-            <m:sub>
-              <m:r>
-                <w:rPr>
-                  <w:rFonts w:ascii="Cambria Math" w:hAnsi="Cambria Math"/>
-                </w:rPr>
-                <m:t>2</m:t>
-              </m:r>
-            </m:sub>
-          </m:sSub>
-        </m:oMath>
-      </m:oMathPara>
+      <w:r>
+        <w:drawing>
+          <wp:inline distT="0" distB="0" distL="0" distR="0" wp14:anchorId="207EBF03" wp14:editId="4E58A93B">
+            <wp:extent cx="2405921" cy="1178410"/>
+            <wp:effectExtent l="0" t="0" r="0" b="3175"/>
+            <wp:docPr id="463148190" name="Picture 1" descr="A math equations with numbers&#10;&#10;AI-generated content may be incorrect."/>
+            <wp:cNvGraphicFramePr>
+              <a:graphicFrameLocks xmlns:a="http://schemas.openxmlformats.org/drawingml/2006/main" noChangeAspect="1"/>
+            </wp:cNvGraphicFramePr>
+            <a:graphic xmlns:a="http://schemas.openxmlformats.org/drawingml/2006/main">
+              <a:graphicData uri="http://schemas.openxmlformats.org/drawingml/2006/picture">
+                <pic:pic xmlns:pic="http://schemas.openxmlformats.org/drawingml/2006/picture">
+                  <pic:nvPicPr>
+                    <pic:cNvPr id="463148190" name="Picture 1" descr="A math equations with numbers&#10;&#10;AI-generated content may be incorrect."/>
+                    <pic:cNvPicPr/>
+                  </pic:nvPicPr>
+                  <pic:blipFill>
+                    <a:blip r:embed="rId12"/>
+                    <a:stretch>
+                      <a:fillRect/>
+                    </a:stretch>
+                  </pic:blipFill>
+                  <pic:spPr>
+                    <a:xfrm>
+                      <a:off x="0" y="0"/>
+                      <a:ext cx="2444796" cy="1197451"/>
+                    </a:xfrm>
+                    <a:prstGeom prst="rect">
+                      <a:avLst/>
+                    </a:prstGeom>
+                  </pic:spPr>
+                </pic:pic>
+              </a:graphicData>
+            </a:graphic>
+          </wp:inline>
+        </w:drawing>
+      </w:r>
+    </w:p>
+    <w:p>
+      <w:pPr>
+        <w:spacing w:after="160"/>
+        <w:jc w:val="both"/>
+      </w:pPr>
+      <w:r>
+        <w:t>Put another way, at current rates of emissions, we will exhaust the carbon budgets associated with the Paris Agreement targets of 1.5°C or 2°C of warming within roughly 4.5 and 30.5 years, respectively.</w:t>
+      </w:r>
+      <w:r>
+        <w:rPr>
+          <w:vertAlign w:val="superscript"/>
+        </w:rPr>
+        <w:footnoteReference w:id="4"/>
+      </w:r>
+    </w:p>
+    <w:p>
+      <w:pPr>
+        <w:spacing w:after="160"/>
+        <w:jc w:val="both"/>
+      </w:pPr>
+      <w:r>
+        <w:t xml:space="preserve">Notice that this implies that there is a carbon budget for every climate goal. The more we want to limit additional temperature increases, the tighter the carbon budget. On the other hand, some people such as the current tenant of the White House, who do not care at all about climate change, or even believe it is not happening, would (rationally) advocate for an unlimited carbon budget. It only makes sense to discuss carbon budgets if we consider it important to limit emissions. </w:t>
+      </w:r>
+    </w:p>
+    <w:p>
+      <w:pPr>
+        <w:spacing w:after="160"/>
+        <w:jc w:val="both"/>
+      </w:pPr>
+      <w:r>
+        <w:t xml:space="preserve">An important reminder is that </w:t>
+      </w:r>
+      <w:r>
+        <w:rPr>
+          <w:b/>
+          <w:bCs/>
+        </w:rPr>
+        <w:t>carbon is a stock pollutant</w:t>
+      </w:r>
+      <w:r>
+        <w:t>. About half of today's emissions dissipate relatively quickly (they are absorbed by land and ocean carbon sinks), but the remaining fifty percent will take centuries to millennia to do so.</w:t>
+      </w:r>
+      <w:r>
+        <w:rPr>
+          <w:vertAlign w:val="superscript"/>
+        </w:rPr>
+        <w:footnoteReference w:id="5"/>
+      </w:r>
+      <w:r>
+        <w:t xml:space="preserve"> Therefore, we must think of carbon budgets as the total amount of carbon we can emit </w:t>
+      </w:r>
+      <w:r>
+        <w:rPr>
+          <w:i/>
+          <w:iCs/>
+        </w:rPr>
+        <w:t xml:space="preserve">ad aeternum </w:t>
+      </w:r>
+      <w:r>
+        <w:t xml:space="preserve">– not this year or this decade, but forever. </w:t>
+      </w:r>
+    </w:p>
+    <w:p>
+      <w:pPr>
+        <w:spacing w:after="160"/>
+        <w:jc w:val="both"/>
+      </w:pPr>
+      <w:proofErr w:type="gramStart"/>
+      <w:r>
+        <w:t>As long as</w:t>
+      </w:r>
+      <w:proofErr w:type="gramEnd"/>
+      <w:r>
+        <w:t xml:space="preserve"> we keep emitting, temperature will continue to rise, </w:t>
+      </w:r>
+      <w:r>
+        <w:rPr>
+          <w:b/>
+          <w:bCs/>
+        </w:rPr>
+        <w:t>so any reasonable carbon budget requires reaching net-zero emissions at some point in time</w:t>
+      </w:r>
+      <w:r>
+        <w:t>. Since it is virtually impossible to cut all emissions, net zero (or carbon neutrality) means that the residual emissions are offset by carbon sinks such as forests and oceans, or even carbon capture technologies in the future. In this respect, many developed countries, including the European Union, have chosen 2050 as the milestone year to reach carbon neutrality</w:t>
+      </w:r>
+      <w:r>
+        <w:rPr>
+          <w:highlight w:val="white"/>
+        </w:rPr>
+        <w:t>.</w:t>
+      </w:r>
+    </w:p>
+    <w:p>
+      <w:pPr>
+        <w:pStyle w:val="Heading2"/>
+        <w:spacing w:after="160"/>
+      </w:pPr>
+      <w:bookmarkStart w:id="1" w:name="_c5klmi8y23gq" w:colFirst="0" w:colLast="0"/>
+      <w:bookmarkEnd w:id="1"/>
+      <w:r>
+        <w:t>A Cost-Effectiveness Approach</w:t>
+      </w:r>
+    </w:p>
+    <w:p>
+      <w:pPr>
+        <w:spacing w:after="160"/>
+        <w:jc w:val="both"/>
+      </w:pPr>
+      <w:r>
+        <w:t xml:space="preserve">Setting the constraint is quite straightforward. Setting the agenda to achieve it is not. There are many options to cut emissions, but since climate action competes with other societal priorities, policymakers should ideally </w:t>
+      </w:r>
+      <w:r>
+        <w:rPr>
+          <w:b/>
+          <w:bCs/>
+        </w:rPr>
+        <w:t>enact the most cost-effective policies first</w:t>
+      </w:r>
+      <w:r>
+        <w:t xml:space="preserve">. For this purpose, we use the concept of </w:t>
+      </w:r>
+      <w:r>
+        <w:rPr>
+          <w:b/>
+          <w:bCs/>
+        </w:rPr>
+        <w:t>abatement cost</w:t>
+      </w:r>
+      <w:r>
+        <w:t>, the cost of reducing one ton of CO</w:t>
+      </w:r>
+      <w:r>
+        <w:rPr>
+          <w:vertAlign w:val="subscript"/>
+        </w:rPr>
+        <w:t>2</w:t>
+      </w:r>
+      <w:r>
+        <w:t xml:space="preserve"> relative to a baseline. </w:t>
+      </w:r>
     </w:p>
     <w:p>
       <w:pPr>
         <w:spacing w:after="160"/>
         <w:jc w:val="center"/>
       </w:pPr>
-      <m:oMathPara>
-        <m:oMath>
-          <m:sSub>
-            <m:sSubPr>
-              <m:ctrlPr>
-                <w:rPr>
-                  <w:rFonts w:ascii="Cambria Math" w:hAnsi="Cambria Math"/>
-                  <w:i/>
-                </w:rPr>
-              </m:ctrlPr>
-            </m:sSubPr>
-            <m:e>
-              <m:r>
-                <w:rPr>
-                  <w:rFonts w:ascii="Cambria Math" w:hAnsi="Cambria Math"/>
-                </w:rPr>
-                <m:t>CB</m:t>
-              </m:r>
-            </m:e>
-            <m:sub>
-              <m:r>
-                <w:rPr>
-                  <w:rFonts w:ascii="Cambria Math" w:hAnsi="Cambria Math"/>
-                </w:rPr>
-                <m:t>1.5°C</m:t>
-              </m:r>
-            </m:sub>
-          </m:sSub>
-          <m:r>
-            <w:rPr>
-              <w:rFonts w:ascii="Cambria Math" w:hAnsi="Cambria Math"/>
-            </w:rPr>
-            <m:t>=</m:t>
-          </m:r>
-          <m:f>
-            <m:fPr>
-              <m:ctrlPr>
-                <w:rPr>
-                  <w:rFonts w:ascii="Cambria Math" w:hAnsi="Cambria Math"/>
-                  <w:i/>
-                </w:rPr>
-              </m:ctrlPr>
-            </m:fPr>
-            <m:num>
-              <m:r>
-                <w:rPr>
-                  <w:rFonts w:ascii="Cambria Math" w:hAnsi="Cambria Math"/>
-                </w:rPr>
-                <m:t>2°C-1.41°C</m:t>
-              </m:r>
-            </m:num>
-            <m:den>
-              <m:f>
-                <m:fPr>
-                  <m:ctrlPr>
-                    <w:rPr>
-                      <w:rFonts w:ascii="Cambria Math" w:hAnsi="Cambria Math"/>
-                      <w:i/>
-                    </w:rPr>
-                  </m:ctrlPr>
-                </m:fPr>
-                <m:num>
-                  <m:r>
-                    <w:rPr>
-                      <w:rFonts w:ascii="Cambria Math" w:hAnsi="Cambria Math"/>
-                    </w:rPr>
-                    <m:t>0.45°C</m:t>
-                  </m:r>
-                </m:num>
-                <m:den>
-                  <m:r>
-                    <w:rPr>
-                      <w:rFonts w:ascii="Cambria Math" w:hAnsi="Cambria Math"/>
-                    </w:rPr>
-                    <m:t>1,000 Gt</m:t>
-                  </m:r>
-                  <m:sSub>
-                    <m:sSubPr>
-                      <m:ctrlPr>
-                        <w:rPr>
-                          <w:rFonts w:ascii="Cambria Math" w:hAnsi="Cambria Math"/>
-                          <w:i/>
-                        </w:rPr>
-                      </m:ctrlPr>
-                    </m:sSubPr>
-                    <m:e>
-                      <m:r>
-                        <w:rPr>
-                          <w:rFonts w:ascii="Cambria Math" w:hAnsi="Cambria Math"/>
-                        </w:rPr>
-                        <m:t>CO</m:t>
-                      </m:r>
-                    </m:e>
-                    <m:sub>
-                      <m:r>
-                        <w:rPr>
-                          <w:rFonts w:ascii="Cambria Math" w:hAnsi="Cambria Math"/>
-                        </w:rPr>
-                        <m:t>2</m:t>
-                      </m:r>
-                    </m:sub>
-                  </m:sSub>
-                </m:den>
-              </m:f>
-            </m:den>
-          </m:f>
-          <m:r>
-            <w:rPr>
-              <w:rFonts w:ascii="Cambria Math" w:hAnsi="Cambria Math"/>
-            </w:rPr>
-            <m:t>=1,311 Gt</m:t>
-          </m:r>
-          <m:sSub>
-            <m:sSubPr>
-              <m:ctrlPr>
-                <w:rPr>
-                  <w:rFonts w:ascii="Cambria Math" w:hAnsi="Cambria Math"/>
-                  <w:i/>
-                </w:rPr>
-              </m:ctrlPr>
-            </m:sSubPr>
-            <m:e>
-              <m:r>
-                <w:rPr>
-                  <w:rFonts w:ascii="Cambria Math" w:hAnsi="Cambria Math"/>
-                </w:rPr>
-                <m:t>CO</m:t>
-              </m:r>
-            </m:e>
-            <m:sub>
-              <m:r>
-                <w:rPr>
-                  <w:rFonts w:ascii="Cambria Math" w:hAnsi="Cambria Math"/>
-                </w:rPr>
-                <m:t>2</m:t>
-              </m:r>
-            </m:sub>
-          </m:sSub>
-        </m:oMath>
-      </m:oMathPara>
+      <w:r>
+        <w:lastRenderedPageBreak/>
+        <w:drawing>
+          <wp:inline distT="0" distB="0" distL="0" distR="0" wp14:anchorId="22D058A6" wp14:editId="01BB23C6">
+            <wp:extent cx="3912433" cy="512183"/>
+            <wp:effectExtent l="0" t="0" r="0" b="0"/>
+            <wp:docPr id="1679508644" name="Picture 1" descr="A black text on a white background&#10;&#10;AI-generated content may be incorrect."/>
+            <wp:cNvGraphicFramePr>
+              <a:graphicFrameLocks xmlns:a="http://schemas.openxmlformats.org/drawingml/2006/main" noChangeAspect="1"/>
+            </wp:cNvGraphicFramePr>
+            <a:graphic xmlns:a="http://schemas.openxmlformats.org/drawingml/2006/main">
+              <a:graphicData uri="http://schemas.openxmlformats.org/drawingml/2006/picture">
+                <pic:pic xmlns:pic="http://schemas.openxmlformats.org/drawingml/2006/picture">
+                  <pic:nvPicPr>
+                    <pic:cNvPr id="1679508644" name="Picture 1" descr="A black text on a white background&#10;&#10;AI-generated content may be incorrect."/>
+                    <pic:cNvPicPr/>
+                  </pic:nvPicPr>
+                  <pic:blipFill>
+                    <a:blip r:embed="rId13"/>
+                    <a:stretch>
+                      <a:fillRect/>
+                    </a:stretch>
+                  </pic:blipFill>
+                  <pic:spPr>
+                    <a:xfrm>
+                      <a:off x="0" y="0"/>
+                      <a:ext cx="4208902" cy="550994"/>
+                    </a:xfrm>
+                    <a:prstGeom prst="rect">
+                      <a:avLst/>
+                    </a:prstGeom>
+                  </pic:spPr>
+                </pic:pic>
+              </a:graphicData>
+            </a:graphic>
+          </wp:inline>
+        </w:drawing>
+      </w:r>
     </w:p>
     <w:p>
       <w:pPr>
@@ -791,193 +658,9 @@
         <w:jc w:val="both"/>
       </w:pPr>
       <w:r>
-        <w:t>Put another way, at current rates of emissions, we will exhaust the carbon budgets associated with the Paris Agreement targets of 1.5°C or 2°C of warming within roughly 4.5 and 30.5 years, respectively.</w:t>
-      </w:r>
-      <w:r>
-        <w:rPr>
-          <w:vertAlign w:val="superscript"/>
-        </w:rPr>
-        <w:footnoteReference w:id="4"/>
-      </w:r>
-    </w:p>
-    <w:p>
-      <w:pPr>
-        <w:spacing w:after="160"/>
-        <w:jc w:val="both"/>
-      </w:pPr>
-      <w:r>
-        <w:t xml:space="preserve">Notice that this implies that there is a carbon budget for every climate goal. The more we want to limit additional temperature increases, the tighter the carbon budget. On the other hand, some people such as the current tenant of the White House, who do not care at all about climate change, or even believe it is not happening, would (rationally) advocate for an unlimited carbon budget. It only makes sense to discuss carbon budgets if we consider it important to limit emissions. </w:t>
-      </w:r>
-    </w:p>
-    <w:p>
-      <w:pPr>
-        <w:spacing w:after="160"/>
-        <w:jc w:val="both"/>
-      </w:pPr>
-      <w:r>
-        <w:t xml:space="preserve">An important reminder is that </w:t>
-      </w:r>
-      <w:r>
-        <w:rPr>
-          <w:b/>
-          <w:bCs/>
-        </w:rPr>
-        <w:t>carbon is a stock pollutant</w:t>
-      </w:r>
-      <w:r>
-        <w:t>. About half of today's emissions dissipate relatively quickly (they are absorbed by land and ocean carbon sinks), but the remaining fifty percent will take centuries to millennia to do so.</w:t>
-      </w:r>
-      <w:r>
-        <w:rPr>
-          <w:vertAlign w:val="superscript"/>
-        </w:rPr>
-        <w:footnoteReference w:id="5"/>
-      </w:r>
-      <w:r>
-        <w:t xml:space="preserve"> Therefore, we must think of carbon budgets as the total amount of carbon we can emit </w:t>
-      </w:r>
-      <w:r>
-        <w:rPr>
-          <w:i/>
-          <w:iCs/>
-        </w:rPr>
-        <w:t xml:space="preserve">ad aeternum </w:t>
-      </w:r>
-      <w:r>
-        <w:t xml:space="preserve">– not this year or this decade, but forever. </w:t>
-      </w:r>
-    </w:p>
-    <w:p>
-      <w:pPr>
-        <w:spacing w:after="160"/>
-        <w:jc w:val="both"/>
-      </w:pPr>
-      <w:proofErr w:type="gramStart"/>
-      <w:r>
-        <w:t>As long as</w:t>
-      </w:r>
-      <w:proofErr w:type="gramEnd"/>
-      <w:r>
-        <w:t xml:space="preserve"> we keep emitting, temperature will continue to rise, </w:t>
-      </w:r>
-      <w:r>
-        <w:rPr>
-          <w:b/>
-          <w:bCs/>
-        </w:rPr>
-        <w:t>so any reasonable carbon budget requires reaching net-zero emissions at some point in time</w:t>
-      </w:r>
-      <w:r>
-        <w:t>. Since it is virtually impossible to cut all emissions, net zero (or carbon neutrality) means that the residual emissions are offset by carbon sinks such as forests and oceans, or even carbon capture technologies in the future. In this respect, many developed countries, including the European Union, have chosen 2050 as the milestone year to reach carbon neutrality</w:t>
-      </w:r>
-      <w:r>
-        <w:rPr>
-          <w:highlight w:val="white"/>
-        </w:rPr>
-        <w:t>.</w:t>
-      </w:r>
-    </w:p>
-    <w:p>
-      <w:pPr>
-        <w:pStyle w:val="Heading2"/>
-        <w:spacing w:after="160"/>
-      </w:pPr>
-      <w:bookmarkStart w:id="1" w:name="_c5klmi8y23gq" w:colFirst="0" w:colLast="0"/>
-      <w:bookmarkEnd w:id="1"/>
-      <w:r>
-        <w:t>A Cost-Effectiveness Approach</w:t>
-      </w:r>
-    </w:p>
-    <w:p>
-      <w:pPr>
-        <w:spacing w:after="160"/>
-        <w:jc w:val="both"/>
-      </w:pPr>
-      <w:r>
-        <w:t xml:space="preserve">Setting the constraint is quite straightforward. Setting the agenda to achieve it is not. There are many options to cut emissions, but since climate action competes with other societal priorities, policymakers should ideally </w:t>
-      </w:r>
-      <w:r>
-        <w:rPr>
-          <w:b/>
-          <w:bCs/>
-        </w:rPr>
-        <w:t>enact the most cost-effective policies first</w:t>
-      </w:r>
-      <w:r>
-        <w:t xml:space="preserve">. For this purpose, we use the concept of </w:t>
-      </w:r>
-      <w:r>
-        <w:rPr>
-          <w:b/>
-          <w:bCs/>
-        </w:rPr>
-        <w:t>abatement cost</w:t>
-      </w:r>
-      <w:r>
-        <w:t>, the cost of reducing one ton of CO</w:t>
-      </w:r>
-      <w:r>
-        <w:rPr>
-          <w:vertAlign w:val="subscript"/>
-        </w:rPr>
-        <w:t>2</w:t>
-      </w:r>
-      <w:r>
-        <w:t xml:space="preserve"> relative to a baseline. </w:t>
-      </w:r>
-    </w:p>
-    <w:p>
-      <w:pPr>
-        <w:spacing w:after="160"/>
-        <w:jc w:val="center"/>
-      </w:pPr>
-      <m:oMathPara>
-        <m:oMath>
-          <m:r>
-            <w:rPr>
-              <w:rFonts w:ascii="Cambria Math" w:hAnsi="Cambria Math"/>
-            </w:rPr>
-            <m:t>Abatement Cost=</m:t>
-          </m:r>
-          <m:f>
-            <m:fPr>
-              <m:ctrlPr>
-                <w:rPr>
-                  <w:rFonts w:ascii="Cambria Math" w:hAnsi="Cambria Math"/>
-                  <w:i/>
-                </w:rPr>
-              </m:ctrlPr>
-            </m:fPr>
-            <m:num>
-              <m:r>
-                <w:rPr>
-                  <w:rFonts w:ascii="Cambria Math" w:hAnsi="Cambria Math"/>
-                </w:rPr>
-                <m:t>cost with policy-cost without policy</m:t>
-              </m:r>
-            </m:num>
-            <m:den>
-              <m:r>
-                <w:rPr>
-                  <w:rFonts w:ascii="Cambria Math" w:hAnsi="Cambria Math"/>
-                </w:rPr>
-                <m:t>emissions without policy-emissions with policy</m:t>
-              </m:r>
-            </m:den>
-          </m:f>
-        </m:oMath>
-      </m:oMathPara>
-    </w:p>
-    <w:p>
-      <w:pPr>
-        <w:spacing w:after="160"/>
-        <w:jc w:val="both"/>
-      </w:pPr>
-      <w:r>
-        <w:lastRenderedPageBreak/>
         <w:t xml:space="preserve">In theory, the idea is simple. First, calculate the abatement cost for each climate policy and order them in ascending cost, as shown in Figure 1. Popularized by McKinsey &amp; Company in a </w:t>
       </w:r>
-      <w:hyperlink r:id="rId8">
+      <w:hyperlink r:id="rId14">
         <w:r>
           <w:rPr>
             <w:color w:val="1155CC"/>
@@ -1064,7 +747,7 @@
                     <pic:cNvPicPr preferRelativeResize="0"/>
                   </pic:nvPicPr>
                   <pic:blipFill>
-                    <a:blip r:embed="rId9"/>
+                    <a:blip r:embed="rId15"/>
                     <a:srcRect t="1648" b="4670"/>
                     <a:stretch>
                       <a:fillRect/>
@@ -1106,7 +789,7 @@
         </w:rPr>
         <w:t xml:space="preserve">Source: </w:t>
       </w:r>
-      <w:hyperlink r:id="rId10">
+      <w:hyperlink r:id="rId16">
         <w:r>
           <w:rPr>
             <w:i/>
@@ -1180,7 +863,11 @@
         <w:t>shadow price</w:t>
       </w:r>
       <w:r>
-        <w:t xml:space="preserve"> (or shadow cost) of carbon, a name that reflects its nature as an implicit valuation rather than a market-based price (such as those in cap-and-trade systems or carbon taxes).</w:t>
+        <w:t xml:space="preserve"> (or shadow cost) of carbon, a name that reflects its nature as an </w:t>
+      </w:r>
+      <w:r>
+        <w:lastRenderedPageBreak/>
+        <w:t>implicit valuation rather than a market-based price (such as those in cap-and-trade systems or carbon taxes).</w:t>
       </w:r>
       <w:r>
         <w:rPr>
@@ -1195,7 +882,6 @@
         <w:jc w:val="both"/>
       </w:pPr>
       <w:r>
-        <w:lastRenderedPageBreak/>
         <w:t>Any climate policy with an abatement cost lower than the shadow price is, in principle, worth pursuing. However, policy choices must follow a long-term perspective to avoid situations where actions designed to achieve immediate CO</w:t>
       </w:r>
       <w:r>
@@ -1323,7 +1009,7 @@
                     <pic:cNvPicPr preferRelativeResize="0"/>
                   </pic:nvPicPr>
                   <pic:blipFill>
-                    <a:blip r:embed="rId11"/>
+                    <a:blip r:embed="rId17"/>
                     <a:srcRect/>
                     <a:stretch>
                       <a:fillRect/>
@@ -1354,7 +1040,7 @@
         </w:rPr>
         <w:t xml:space="preserve">Note: Column names refer to commission chair and year. Figures are in 2023 euros assuming 20% cumulative inflation between 2018 and 2023. The downward revision of the 2050 carbon value estimate in the latest edition resulted mainly from two factors: a reduction in the risk-free public discount rate from 4.5% to 3.2%, and a greater concentration of emission reductions in the 2020s and 2030s relative to the 2040s. Sources: </w:t>
       </w:r>
-      <w:hyperlink r:id="rId12">
+      <w:hyperlink r:id="rId18">
         <w:r>
           <w:rPr>
             <w:i/>
@@ -1376,7 +1062,7 @@
         </w:rPr>
         <w:t xml:space="preserve">, </w:t>
       </w:r>
-      <w:hyperlink r:id="rId13">
+      <w:hyperlink r:id="rId19">
         <w:r>
           <w:rPr>
             <w:i/>
@@ -1398,7 +1084,7 @@
         </w:rPr>
         <w:t xml:space="preserve">, </w:t>
       </w:r>
-      <w:hyperlink r:id="rId14">
+      <w:hyperlink r:id="rId20">
         <w:r>
           <w:rPr>
             <w:i/>
@@ -1429,7 +1115,7 @@
       <w:r>
         <w:t xml:space="preserve">The UK’s Regulatory Policy Committee has followed a </w:t>
       </w:r>
-      <w:hyperlink r:id="rId15">
+      <w:hyperlink r:id="rId21">
         <w:r>
           <w:rPr>
             <w:color w:val="1155CC"/>
@@ -1477,6 +1163,7 @@
       <w:bookmarkStart w:id="5" w:name="_ig67p9snk6ec" w:colFirst="0" w:colLast="0"/>
       <w:bookmarkEnd w:id="5"/>
       <w:r>
+        <w:lastRenderedPageBreak/>
         <w:t>Comparison With the Social Cost of Carbon</w:t>
       </w:r>
     </w:p>
@@ -1513,15 +1200,7 @@
           <w:b/>
           <w:bCs/>
         </w:rPr>
-        <w:t>cost-</w:t>
-      </w:r>
-      <w:r>
-        <w:rPr>
-          <w:b/>
-          <w:bCs/>
-        </w:rPr>
-        <w:lastRenderedPageBreak/>
-        <w:t>effectiveness</w:t>
+        <w:t>cost-effectiveness</w:t>
       </w:r>
       <w:r>
         <w:t xml:space="preserve"> approach — assuming an optimal temperature limit </w:t>
@@ -1556,7 +1235,7 @@
       <w:r>
         <w:t xml:space="preserve">. See our article </w:t>
       </w:r>
-      <w:hyperlink r:id="rId16">
+      <w:hyperlink r:id="rId22">
         <w:r>
           <w:rPr>
             <w:color w:val="1155CC"/>
@@ -1633,7 +1312,7 @@
       <w:r>
         <w:t xml:space="preserve">(2008) — a framework that was already presented to the Catalan Parliament by a UK consultancy as early as </w:t>
       </w:r>
-      <w:hyperlink r:id="rId17">
+      <w:hyperlink r:id="rId23">
         <w:r>
           <w:rPr>
             <w:color w:val="1155CC"/>
@@ -1674,7 +1353,7 @@
       <w:r>
         <w:t xml:space="preserve"> are proposed in advance and must align with the Net Zero 2050 target (</w:t>
       </w:r>
-      <w:hyperlink r:id="rId18">
+      <w:hyperlink r:id="rId24">
         <w:r>
           <w:rPr>
             <w:color w:val="1155CC"/>
@@ -1705,13 +1384,21 @@
       <w:r>
         <w:t xml:space="preserve">, nearly halving emissions since 1990. However, progress has relied heavily on energy sector transformations: coal phase-out and renewable electricity expansion. The CCC </w:t>
       </w:r>
-      <w:hyperlink r:id="rId19">
+      <w:hyperlink r:id="rId25">
         <w:r>
           <w:rPr>
             <w:color w:val="1155CC"/>
             <w:u w:val="single"/>
           </w:rPr>
-          <w:t>warns that emission reductions in other sectors must accelerate</w:t>
+          <w:t xml:space="preserve">warns that emission reductions in </w:t>
+        </w:r>
+        <w:r>
+          <w:rPr>
+            <w:color w:val="1155CC"/>
+            <w:u w:val="single"/>
+          </w:rPr>
+          <w:lastRenderedPageBreak/>
+          <w:t>other sectors must accelerate</w:t>
         </w:r>
       </w:hyperlink>
       <w:r>
@@ -1737,7 +1424,6 @@
           <w:bCs/>
           <w:color w:val="000000"/>
         </w:rPr>
-        <w:lastRenderedPageBreak/>
         <w:t>Figure 2. UK CO</w:t>
       </w:r>
       <w:r>
@@ -1780,7 +1466,7 @@
                     <pic:cNvPicPr preferRelativeResize="0"/>
                   </pic:nvPicPr>
                   <pic:blipFill>
-                    <a:blip r:embed="rId20"/>
+                    <a:blip r:embed="rId26"/>
                     <a:srcRect/>
                     <a:stretch>
                       <a:fillRect/>
@@ -1934,7 +1620,7 @@
         </w:rPr>
         <w:t xml:space="preserve"> NDC” refers to the UK’s Nationally Determined Contributions. Source: </w:t>
       </w:r>
-      <w:hyperlink r:id="rId21">
+      <w:hyperlink r:id="rId27">
         <w:r>
           <w:rPr>
             <w:i/>
@@ -2061,7 +1747,7 @@
       <w:r>
         <w:t xml:space="preserve">, compensating for the initial shortfall, according to </w:t>
       </w:r>
-      <w:hyperlink r:id="rId22">
+      <w:hyperlink r:id="rId28">
         <w:r>
           <w:rPr>
             <w:color w:val="1155CC"/>
@@ -2110,7 +1796,7 @@
       <w:r>
         <w:t xml:space="preserve">is on track to achieve its first emissions budget (2022–2025), though meeting the second (2026–2030) and third (2031–2035) will require more ambitious policies, according to the </w:t>
       </w:r>
-      <w:hyperlink r:id="rId23" w:anchor=":~:text=The%20country%20is%20likely%20to,take%20time%20to%20take%20effect.">
+      <w:hyperlink r:id="rId29" w:anchor=":~:text=The%20country%20is%20likely%20to,take%20time%20to%20take%20effect.">
         <w:r>
           <w:rPr>
             <w:color w:val="1155CC"/>
@@ -2178,7 +1864,7 @@
       <w:r>
         <w:t xml:space="preserve">, </w:t>
       </w:r>
-      <w:hyperlink r:id="rId24">
+      <w:hyperlink r:id="rId30">
         <w:r>
           <w:rPr>
             <w:color w:val="1155CC"/>
@@ -2206,7 +1892,11 @@
         <w:t>2</w:t>
       </w:r>
       <w:r>
-        <w:t>). For sectors covered by the EU Emissions Trading System (ETS), emissions are governed by declining caps. For non-ETS sectors, member states receive binding national emission reduction targets (allocated based on GDP per capita</w:t>
+        <w:t xml:space="preserve">). For sectors covered by the EU Emissions Trading System (ETS), emissions </w:t>
+      </w:r>
+      <w:r>
+        <w:lastRenderedPageBreak/>
+        <w:t>are governed by declining caps. For non-ETS sectors, member states receive binding national emission reduction targets (allocated based on GDP per capita</w:t>
       </w:r>
       <w:proofErr w:type="gramStart"/>
       <w:r>
@@ -2214,11 +1904,7 @@
       </w:r>
       <w:proofErr w:type="gramEnd"/>
       <w:r>
-        <w:t xml:space="preserve"> retain flexibility in translating them into national plans and sectoral policies, which can include carbon budgets. </w:t>
-      </w:r>
-      <w:r>
-        <w:lastRenderedPageBreak/>
-        <w:t>As the cases of France and Ireland illustrate, countries may fall short of their national carbon budgets without facing EU-level sanctions, provided they remain on track with their binding EU emission targets.</w:t>
+        <w:t xml:space="preserve"> retain flexibility in translating them into national plans and sectoral policies, which can include carbon budgets. As the cases of France and Ireland illustrate, countries may fall short of their national carbon budgets without facing EU-level sanctions, provided they remain on track with their binding EU emission targets.</w:t>
       </w:r>
     </w:p>
     <w:p>
@@ -2239,7 +1925,7 @@
       <w:r>
         <w:t xml:space="preserve"> and tailor sectoral pathways to local realities — precisely the stated purpose of </w:t>
       </w:r>
-      <w:hyperlink r:id="rId25">
+      <w:hyperlink r:id="rId31">
         <w:r>
           <w:rPr>
             <w:color w:val="1155CC"/>
@@ -2403,11 +2089,11 @@
         <w:jc w:val="both"/>
       </w:pPr>
       <w:r>
-        <w:t xml:space="preserve">On the other hand, reconstructing the UK's historical contribution is a harder exercise, as we should not only account for all emissions since 1850, but also for the changes in the UK’s share of world population. A stylised calculation suggests that the UK represented 1.51% of the world’s population when aggregated across all years from 1850 to 2023, while accounting </w:t>
+        <w:t xml:space="preserve">On the other hand, reconstructing the UK's historical contribution is a harder exercise, as we should not only account for all emissions since 1850, but also for the changes in the UK’s share of world population. A stylised calculation suggests that the UK represented 1.51% of </w:t>
       </w:r>
       <w:r>
         <w:lastRenderedPageBreak/>
-        <w:t>for 2.85% of cumulative global emissions over the same period.</w:t>
+        <w:t>the world’s population when aggregated across all years from 1850 to 2023, while accounting for 2.85% of cumulative global emissions over the same period.</w:t>
       </w:r>
       <w:r>
         <w:rPr>
@@ -2521,7 +2207,7 @@
       <w:r>
         <w:t xml:space="preserve">Climate policies are often costly and compete with other societal priorities, so governments need a strong motivation to enact them. Scientific consensus points to larger damages from climate change if we fail to act urgently. According to the </w:t>
       </w:r>
-      <w:hyperlink r:id="rId26">
+      <w:hyperlink r:id="rId32">
         <w:r>
           <w:rPr>
             <w:color w:val="1155CC"/>
@@ -2540,11 +2226,11 @@
         <w:jc w:val="both"/>
       </w:pPr>
       <w:r>
-        <w:t xml:space="preserve">The approach presented here differs from other methodologies in that it first assumes a temperature ceiling and consequently derives the corresponding carbon budget, which determines the shadow cost of carbon given certain assumptions regarding innovation and </w:t>
+        <w:t xml:space="preserve">The approach presented here differs from other methodologies in that it first assumes a temperature ceiling and consequently derives the corresponding carbon budget, which </w:t>
       </w:r>
       <w:r>
         <w:lastRenderedPageBreak/>
-        <w:t>demand growth. Each step introduces additional uncertainty, though this is expected in any exercise projecting decades into the future — the same applies when estimating the social cost of carbon or the world’s population 50 years from now.</w:t>
+        <w:t>determines the shadow cost of carbon given certain assumptions regarding innovation and demand growth. Each step introduces additional uncertainty, though this is expected in any exercise projecting decades into the future — the same applies when estimating the social cost of carbon or the world’s population 50 years from now.</w:t>
       </w:r>
     </w:p>
     <w:p>
@@ -2565,7 +2251,7 @@
       <w:r>
         <w:t xml:space="preserve">. For those who want to explore further and play with the uncertainty ranges, I recommend the </w:t>
       </w:r>
-      <w:hyperlink r:id="rId27">
+      <w:hyperlink r:id="rId33">
         <w:r>
           <w:rPr>
             <w:color w:val="1155CC"/>
@@ -2666,8 +2352,8 @@
       </w:r>
     </w:p>
     <w:sectPr>
-      <w:headerReference w:type="default" r:id="rId28"/>
-      <w:footerReference w:type="default" r:id="rId29"/>
+      <w:headerReference w:type="default" r:id="rId34"/>
+      <w:footerReference w:type="default" r:id="rId35"/>
       <w:pgSz w:w="11909" w:h="16834"/>
       <w:pgMar w:top="1440" w:right="1440" w:bottom="1440" w:left="1440" w:header="720" w:footer="720" w:gutter="0"/>
       <w:pgNumType w:start="1"/>

--- a/assets/Carbon Budgets From Concept to Implementation.docx
+++ b/assets/Carbon Budgets From Concept to Implementation.docx
@@ -125,6 +125,9 @@
         <w:jc w:val="center"/>
       </w:pPr>
       <w:r>
+        <w:rPr>
+          <w:noProof/>
+        </w:rPr>
         <w:drawing>
           <wp:inline distT="0" distB="0" distL="0" distR="0" wp14:anchorId="1EDCF710" wp14:editId="539612E4">
             <wp:extent cx="4394200" cy="838200"/>
@@ -171,44 +174,34 @@
         <w:jc w:val="both"/>
       </w:pPr>
       <w:r>
-        <w:drawing>
-          <wp:inline distT="0" distB="0" distL="0" distR="0" wp14:anchorId="1382EB44" wp14:editId="24F99A71">
-            <wp:extent cx="532151" cy="211958"/>
-            <wp:effectExtent l="0" t="0" r="1270" b="4445"/>
-            <wp:docPr id="178871126" name="Picture 1" descr="A black text on a white background&#10;&#10;AI-generated content may be incorrect."/>
-            <wp:cNvGraphicFramePr>
-              <a:graphicFrameLocks xmlns:a="http://schemas.openxmlformats.org/drawingml/2006/main" noChangeAspect="1"/>
-            </wp:cNvGraphicFramePr>
-            <a:graphic xmlns:a="http://schemas.openxmlformats.org/drawingml/2006/main">
-              <a:graphicData uri="http://schemas.openxmlformats.org/drawingml/2006/picture">
-                <pic:pic xmlns:pic="http://schemas.openxmlformats.org/drawingml/2006/picture">
-                  <pic:nvPicPr>
-                    <pic:cNvPr id="178871126" name="Picture 1" descr="A black text on a white background&#10;&#10;AI-generated content may be incorrect."/>
-                    <pic:cNvPicPr/>
-                  </pic:nvPicPr>
-                  <pic:blipFill>
-                    <a:blip r:embed="rId8"/>
-                    <a:stretch>
-                      <a:fillRect/>
-                    </a:stretch>
-                  </pic:blipFill>
-                  <pic:spPr>
-                    <a:xfrm>
-                      <a:off x="0" y="0"/>
-                      <a:ext cx="619057" cy="246573"/>
-                    </a:xfrm>
-                    <a:prstGeom prst="rect">
-                      <a:avLst/>
-                    </a:prstGeom>
-                  </pic:spPr>
-                </pic:pic>
-              </a:graphicData>
-            </a:graphic>
-          </wp:inline>
-        </w:drawing>
-      </w:r>
-      <w:r>
-        <w:t xml:space="preserve"> represents the temperature increase limit (relative to pre-industrial levels).</w:t>
+        <w:rPr>
+          <w:i/>
+          <w:iCs/>
+        </w:rPr>
+        <w:sym w:font="Symbol" w:char="F044"/>
+      </w:r>
+      <w:proofErr w:type="spellStart"/>
+      <w:r>
+        <w:rPr>
+          <w:i/>
+          <w:iCs/>
+        </w:rPr>
+        <w:t>T</w:t>
+      </w:r>
+      <w:r>
+        <w:rPr>
+          <w:i/>
+          <w:iCs/>
+          <w:vertAlign w:val="subscript"/>
+        </w:rPr>
+        <w:t>target</w:t>
+      </w:r>
+      <w:proofErr w:type="spellEnd"/>
+      <w:r>
+        <w:t xml:space="preserve"> </w:t>
+      </w:r>
+      <w:r>
+        <w:t>represents the temperature increase limit (relative to pre-industrial levels).</w:t>
       </w:r>
     </w:p>
     <w:p>
@@ -220,42 +213,29 @@
         <w:jc w:val="both"/>
       </w:pPr>
       <w:r>
-        <w:drawing>
-          <wp:inline distT="0" distB="0" distL="0" distR="0" wp14:anchorId="378EEE89" wp14:editId="29922611">
-            <wp:extent cx="727023" cy="219103"/>
-            <wp:effectExtent l="0" t="0" r="0" b="0"/>
-            <wp:docPr id="972069797" name="Picture 1" descr="A black text on a white background&#10;&#10;AI-generated content may be incorrect."/>
-            <wp:cNvGraphicFramePr>
-              <a:graphicFrameLocks xmlns:a="http://schemas.openxmlformats.org/drawingml/2006/main" noChangeAspect="1"/>
-            </wp:cNvGraphicFramePr>
-            <a:graphic xmlns:a="http://schemas.openxmlformats.org/drawingml/2006/main">
-              <a:graphicData uri="http://schemas.openxmlformats.org/drawingml/2006/picture">
-                <pic:pic xmlns:pic="http://schemas.openxmlformats.org/drawingml/2006/picture">
-                  <pic:nvPicPr>
-                    <pic:cNvPr id="972069797" name="Picture 1" descr="A black text on a white background&#10;&#10;AI-generated content may be incorrect."/>
-                    <pic:cNvPicPr/>
-                  </pic:nvPicPr>
-                  <pic:blipFill>
-                    <a:blip r:embed="rId9"/>
-                    <a:stretch>
-                      <a:fillRect/>
-                    </a:stretch>
-                  </pic:blipFill>
-                  <pic:spPr>
-                    <a:xfrm>
-                      <a:off x="0" y="0"/>
-                      <a:ext cx="796604" cy="240073"/>
-                    </a:xfrm>
-                    <a:prstGeom prst="rect">
-                      <a:avLst/>
-                    </a:prstGeom>
-                  </pic:spPr>
-                </pic:pic>
-              </a:graphicData>
-            </a:graphic>
-          </wp:inline>
-        </w:drawing>
-      </w:r>
+        <w:rPr>
+          <w:i/>
+          <w:iCs/>
+        </w:rPr>
+        <w:sym w:font="Symbol" w:char="F044"/>
+      </w:r>
+      <w:proofErr w:type="spellStart"/>
+      <w:r>
+        <w:rPr>
+          <w:i/>
+          <w:iCs/>
+        </w:rPr>
+        <w:t>T</w:t>
+      </w:r>
+      <w:r>
+        <w:rPr>
+          <w:i/>
+          <w:iCs/>
+          <w:vertAlign w:val="subscript"/>
+        </w:rPr>
+        <w:t>observed</w:t>
+      </w:r>
+      <w:proofErr w:type="spellEnd"/>
       <w:r>
         <w:t xml:space="preserve"> is the temperature increase already observed.</w:t>
       </w:r>
@@ -270,49 +250,33 @@
         <w:jc w:val="both"/>
       </w:pPr>
       <w:r>
-        <w:drawing>
-          <wp:inline distT="0" distB="0" distL="0" distR="0" wp14:anchorId="149301AA" wp14:editId="23CEBF22">
-            <wp:extent cx="449705" cy="201430"/>
-            <wp:effectExtent l="0" t="0" r="0" b="1905"/>
-            <wp:docPr id="1513894697" name="Picture 1"/>
-            <wp:cNvGraphicFramePr>
-              <a:graphicFrameLocks xmlns:a="http://schemas.openxmlformats.org/drawingml/2006/main" noChangeAspect="1"/>
-            </wp:cNvGraphicFramePr>
-            <a:graphic xmlns:a="http://schemas.openxmlformats.org/drawingml/2006/main">
-              <a:graphicData uri="http://schemas.openxmlformats.org/drawingml/2006/picture">
-                <pic:pic xmlns:pic="http://schemas.openxmlformats.org/drawingml/2006/picture">
-                  <pic:nvPicPr>
-                    <pic:cNvPr id="1513894697" name=""/>
-                    <pic:cNvPicPr/>
-                  </pic:nvPicPr>
-                  <pic:blipFill>
-                    <a:blip r:embed="rId10"/>
-                    <a:stretch>
-                      <a:fillRect/>
-                    </a:stretch>
-                  </pic:blipFill>
-                  <pic:spPr>
-                    <a:xfrm>
-                      <a:off x="0" y="0"/>
-                      <a:ext cx="490200" cy="219568"/>
-                    </a:xfrm>
-                    <a:prstGeom prst="rect">
-                      <a:avLst/>
-                    </a:prstGeom>
-                  </pic:spPr>
-                </pic:pic>
-              </a:graphicData>
-            </a:graphic>
-          </wp:inline>
-        </w:drawing>
-      </w:r>
-      <w:r>
-        <w:t>is the TCRE constant (0.45 ºC per 1,000 GtCO</w:t>
-      </w:r>
-      <w:r>
-        <w:rPr>
+        <w:rPr>
+          <w:i/>
+          <w:iCs/>
+        </w:rPr>
+        <w:sym w:font="Symbol" w:char="F073"/>
+      </w:r>
+      <w:r>
+        <w:rPr>
+          <w:i/>
+          <w:iCs/>
           <w:vertAlign w:val="subscript"/>
         </w:rPr>
+        <w:t>TCRE</w:t>
+      </w:r>
+      <w:r>
+        <w:t xml:space="preserve"> </w:t>
+      </w:r>
+      <w:r>
+        <w:t>is</w:t>
+      </w:r>
+      <w:r>
+        <w:t xml:space="preserve"> the TCRE constant (0.45 ºC per 1,000 GtCO</w:t>
+      </w:r>
+      <w:r>
+        <w:rPr>
+          <w:vertAlign w:val="subscript"/>
+        </w:rPr>
         <w:t>2</w:t>
       </w:r>
       <w:r>
@@ -382,7 +346,7 @@
       <w:r>
         <w:t xml:space="preserve">Based on current estimates, </w:t>
       </w:r>
-      <w:hyperlink r:id="rId11">
+      <w:hyperlink r:id="rId8">
         <w:r>
           <w:rPr>
             <w:color w:val="1155CC"/>
@@ -430,6 +394,9 @@
         <w:jc w:val="center"/>
       </w:pPr>
       <w:r>
+        <w:rPr>
+          <w:noProof/>
+        </w:rPr>
         <w:drawing>
           <wp:inline distT="0" distB="0" distL="0" distR="0" wp14:anchorId="207EBF03" wp14:editId="4E58A93B">
             <wp:extent cx="2405921" cy="1178410"/>
@@ -446,7 +413,7 @@
                     <pic:cNvPicPr/>
                   </pic:nvPicPr>
                   <pic:blipFill>
-                    <a:blip r:embed="rId12"/>
+                    <a:blip r:embed="rId9"/>
                     <a:stretch>
                       <a:fillRect/>
                     </a:stretch>
@@ -614,6 +581,9 @@
         <w:jc w:val="center"/>
       </w:pPr>
       <w:r>
+        <w:rPr>
+          <w:noProof/>
+        </w:rPr>
         <w:lastRenderedPageBreak/>
         <w:drawing>
           <wp:inline distT="0" distB="0" distL="0" distR="0" wp14:anchorId="22D058A6" wp14:editId="01BB23C6">
@@ -631,7 +601,7 @@
                     <pic:cNvPicPr/>
                   </pic:nvPicPr>
                   <pic:blipFill>
-                    <a:blip r:embed="rId13"/>
+                    <a:blip r:embed="rId10"/>
                     <a:stretch>
                       <a:fillRect/>
                     </a:stretch>
@@ -660,7 +630,7 @@
       <w:r>
         <w:t xml:space="preserve">In theory, the idea is simple. First, calculate the abatement cost for each climate policy and order them in ascending cost, as shown in Figure 1. Popularized by McKinsey &amp; Company in a </w:t>
       </w:r>
-      <w:hyperlink r:id="rId14">
+      <w:hyperlink r:id="rId11">
         <w:r>
           <w:rPr>
             <w:color w:val="1155CC"/>
@@ -747,7 +717,7 @@
                     <pic:cNvPicPr preferRelativeResize="0"/>
                   </pic:nvPicPr>
                   <pic:blipFill>
-                    <a:blip r:embed="rId15"/>
+                    <a:blip r:embed="rId12"/>
                     <a:srcRect t="1648" b="4670"/>
                     <a:stretch>
                       <a:fillRect/>
@@ -789,7 +759,7 @@
         </w:rPr>
         <w:t xml:space="preserve">Source: </w:t>
       </w:r>
-      <w:hyperlink r:id="rId16">
+      <w:hyperlink r:id="rId13">
         <w:r>
           <w:rPr>
             <w:i/>
@@ -1009,7 +979,7 @@
                     <pic:cNvPicPr preferRelativeResize="0"/>
                   </pic:nvPicPr>
                   <pic:blipFill>
-                    <a:blip r:embed="rId17"/>
+                    <a:blip r:embed="rId14"/>
                     <a:srcRect/>
                     <a:stretch>
                       <a:fillRect/>
@@ -1040,7 +1010,7 @@
         </w:rPr>
         <w:t xml:space="preserve">Note: Column names refer to commission chair and year. Figures are in 2023 euros assuming 20% cumulative inflation between 2018 and 2023. The downward revision of the 2050 carbon value estimate in the latest edition resulted mainly from two factors: a reduction in the risk-free public discount rate from 4.5% to 3.2%, and a greater concentration of emission reductions in the 2020s and 2030s relative to the 2040s. Sources: </w:t>
       </w:r>
-      <w:hyperlink r:id="rId18">
+      <w:hyperlink r:id="rId15">
         <w:r>
           <w:rPr>
             <w:i/>
@@ -1062,7 +1032,7 @@
         </w:rPr>
         <w:t xml:space="preserve">, </w:t>
       </w:r>
-      <w:hyperlink r:id="rId19">
+      <w:hyperlink r:id="rId16">
         <w:r>
           <w:rPr>
             <w:i/>
@@ -1084,7 +1054,7 @@
         </w:rPr>
         <w:t xml:space="preserve">, </w:t>
       </w:r>
-      <w:hyperlink r:id="rId20">
+      <w:hyperlink r:id="rId17">
         <w:r>
           <w:rPr>
             <w:i/>
@@ -1115,7 +1085,7 @@
       <w:r>
         <w:t xml:space="preserve">The UK’s Regulatory Policy Committee has followed a </w:t>
       </w:r>
-      <w:hyperlink r:id="rId21">
+      <w:hyperlink r:id="rId18">
         <w:r>
           <w:rPr>
             <w:color w:val="1155CC"/>
@@ -1235,7 +1205,7 @@
       <w:r>
         <w:t xml:space="preserve">. See our article </w:t>
       </w:r>
-      <w:hyperlink r:id="rId22">
+      <w:hyperlink r:id="rId19">
         <w:r>
           <w:rPr>
             <w:color w:val="1155CC"/>
@@ -1312,7 +1282,7 @@
       <w:r>
         <w:t xml:space="preserve">(2008) — a framework that was already presented to the Catalan Parliament by a UK consultancy as early as </w:t>
       </w:r>
-      <w:hyperlink r:id="rId23">
+      <w:hyperlink r:id="rId20">
         <w:r>
           <w:rPr>
             <w:color w:val="1155CC"/>
@@ -1353,7 +1323,7 @@
       <w:r>
         <w:t xml:space="preserve"> are proposed in advance and must align with the Net Zero 2050 target (</w:t>
       </w:r>
-      <w:hyperlink r:id="rId24">
+      <w:hyperlink r:id="rId21">
         <w:r>
           <w:rPr>
             <w:color w:val="1155CC"/>
@@ -1384,7 +1354,7 @@
       <w:r>
         <w:t xml:space="preserve">, nearly halving emissions since 1990. However, progress has relied heavily on energy sector transformations: coal phase-out and renewable electricity expansion. The CCC </w:t>
       </w:r>
-      <w:hyperlink r:id="rId25">
+      <w:hyperlink r:id="rId22">
         <w:r>
           <w:rPr>
             <w:color w:val="1155CC"/>
@@ -1466,7 +1436,7 @@
                     <pic:cNvPicPr preferRelativeResize="0"/>
                   </pic:nvPicPr>
                   <pic:blipFill>
-                    <a:blip r:embed="rId26"/>
+                    <a:blip r:embed="rId23"/>
                     <a:srcRect/>
                     <a:stretch>
                       <a:fillRect/>
@@ -1620,7 +1590,7 @@
         </w:rPr>
         <w:t xml:space="preserve"> NDC” refers to the UK’s Nationally Determined Contributions. Source: </w:t>
       </w:r>
-      <w:hyperlink r:id="rId27">
+      <w:hyperlink r:id="rId24">
         <w:r>
           <w:rPr>
             <w:i/>
@@ -1688,23 +1658,7 @@
           <w:bCs/>
           <w:color w:val="000000" w:themeColor="text1"/>
         </w:rPr>
-        <w:t>[orange]</w:t>
-      </w:r>
-      <w:r>
-        <w:rPr>
-          <w:b/>
-          <w:bCs/>
-          <w:color w:val="000000" w:themeColor="text1"/>
-        </w:rPr>
-        <w:t>France</w:t>
-      </w:r>
-      <w:r>
-        <w:rPr>
-          <w:b/>
-          <w:bCs/>
-          <w:color w:val="000000" w:themeColor="text1"/>
-        </w:rPr>
-        <w:t>[/orange]</w:t>
+        <w:t>[orange]France[/orange]</w:t>
       </w:r>
       <w:r>
         <w:rPr>
@@ -1747,7 +1701,7 @@
       <w:r>
         <w:t xml:space="preserve">, compensating for the initial shortfall, according to </w:t>
       </w:r>
-      <w:hyperlink r:id="rId28">
+      <w:hyperlink r:id="rId25">
         <w:r>
           <w:rPr>
             <w:color w:val="1155CC"/>
@@ -1774,21 +1728,7 @@
           <w:b/>
           <w:bCs/>
         </w:rPr>
-        <w:t>[orange]</w:t>
-      </w:r>
-      <w:r>
-        <w:rPr>
-          <w:b/>
-          <w:bCs/>
-        </w:rPr>
-        <w:t>New Zealand</w:t>
-      </w:r>
-      <w:r>
-        <w:rPr>
-          <w:b/>
-          <w:bCs/>
-        </w:rPr>
-        <w:t>[/orange]</w:t>
+        <w:t>[orange]New Zealand[/orange]</w:t>
       </w:r>
       <w:r>
         <w:t xml:space="preserve"> </w:t>
@@ -1796,7 +1736,7 @@
       <w:r>
         <w:t xml:space="preserve">is on track to achieve its first emissions budget (2022–2025), though meeting the second (2026–2030) and third (2031–2035) will require more ambitious policies, according to the </w:t>
       </w:r>
-      <w:hyperlink r:id="rId29" w:anchor=":~:text=The%20country%20is%20likely%20to,take%20time%20to%20take%20effect.">
+      <w:hyperlink r:id="rId26" w:anchor=":~:text=The%20country%20is%20likely%20to,take%20time%20to%20take%20effect.">
         <w:r>
           <w:rPr>
             <w:color w:val="1155CC"/>
@@ -1823,21 +1763,7 @@
           <w:b/>
           <w:bCs/>
         </w:rPr>
-        <w:t>[red]</w:t>
-      </w:r>
-      <w:r>
-        <w:rPr>
-          <w:b/>
-          <w:bCs/>
-        </w:rPr>
-        <w:t>Ireland</w:t>
-      </w:r>
-      <w:r>
-        <w:rPr>
-          <w:b/>
-          <w:bCs/>
-        </w:rPr>
-        <w:t>[/red]</w:t>
+        <w:t>[red]Ireland[/red]</w:t>
       </w:r>
       <w:r>
         <w:rPr>
@@ -1864,7 +1790,7 @@
       <w:r>
         <w:t xml:space="preserve">, </w:t>
       </w:r>
-      <w:hyperlink r:id="rId30">
+      <w:hyperlink r:id="rId27">
         <w:r>
           <w:rPr>
             <w:color w:val="1155CC"/>
@@ -1925,7 +1851,7 @@
       <w:r>
         <w:t xml:space="preserve"> and tailor sectoral pathways to local realities — precisely the stated purpose of </w:t>
       </w:r>
-      <w:hyperlink r:id="rId31">
+      <w:hyperlink r:id="rId28">
         <w:r>
           <w:rPr>
             <w:color w:val="1155CC"/>
@@ -2207,7 +2133,7 @@
       <w:r>
         <w:t xml:space="preserve">Climate policies are often costly and compete with other societal priorities, so governments need a strong motivation to enact them. Scientific consensus points to larger damages from climate change if we fail to act urgently. According to the </w:t>
       </w:r>
-      <w:hyperlink r:id="rId32">
+      <w:hyperlink r:id="rId29">
         <w:r>
           <w:rPr>
             <w:color w:val="1155CC"/>
@@ -2251,7 +2177,7 @@
       <w:r>
         <w:t xml:space="preserve">. For those who want to explore further and play with the uncertainty ranges, I recommend the </w:t>
       </w:r>
-      <w:hyperlink r:id="rId33">
+      <w:hyperlink r:id="rId30">
         <w:r>
           <w:rPr>
             <w:color w:val="1155CC"/>
@@ -2352,8 +2278,8 @@
       </w:r>
     </w:p>
     <w:sectPr>
-      <w:headerReference w:type="default" r:id="rId34"/>
-      <w:footerReference w:type="default" r:id="rId35"/>
+      <w:headerReference w:type="default" r:id="rId31"/>
+      <w:footerReference w:type="default" r:id="rId32"/>
       <w:pgSz w:w="11909" w:h="16834"/>
       <w:pgMar w:top="1440" w:right="1440" w:bottom="1440" w:left="1440" w:header="720" w:footer="720" w:gutter="0"/>
       <w:pgNumType w:start="1"/>

--- a/assets/Carbon Budgets From Concept to Implementation.docx
+++ b/assets/Carbon Budgets From Concept to Implementation.docx
@@ -17,15 +17,7 @@
         <w:jc w:val="both"/>
       </w:pPr>
       <w:r>
-        <w:t xml:space="preserve">Budgets are </w:t>
-      </w:r>
-      <w:proofErr w:type="gramStart"/>
-      <w:r>
-        <w:t>most commonly expressed</w:t>
-      </w:r>
-      <w:proofErr w:type="gramEnd"/>
-      <w:r>
-        <w:t xml:space="preserve"> in monetary terms, but any other unit works to denote the idea that action is constrained by a finite amount of such a good. In fact, </w:t>
+        <w:t xml:space="preserve">Budgets are most commonly expressed in monetary terms, but any other unit works to denote the idea that action is constrained by a finite amount of such a good. In fact, </w:t>
       </w:r>
       <w:r>
         <w:rPr>
@@ -178,9 +170,42 @@
           <w:i/>
           <w:iCs/>
         </w:rPr>
-        <w:sym w:font="Symbol" w:char="F044"/>
-      </w:r>
-      <w:proofErr w:type="spellStart"/>
+        <w:drawing>
+          <wp:inline distT="0" distB="0" distL="0" distR="0" wp14:anchorId="51503986" wp14:editId="53E17FA5">
+            <wp:extent cx="73551" cy="108575"/>
+            <wp:effectExtent l="0" t="0" r="3175" b="0"/>
+            <wp:docPr id="1324679854" name="Picture 1"/>
+            <wp:cNvGraphicFramePr>
+              <a:graphicFrameLocks xmlns:a="http://schemas.openxmlformats.org/drawingml/2006/main" noChangeAspect="1"/>
+            </wp:cNvGraphicFramePr>
+            <a:graphic xmlns:a="http://schemas.openxmlformats.org/drawingml/2006/main">
+              <a:graphicData uri="http://schemas.openxmlformats.org/drawingml/2006/picture">
+                <pic:pic xmlns:pic="http://schemas.openxmlformats.org/drawingml/2006/picture">
+                  <pic:nvPicPr>
+                    <pic:cNvPr id="1324679854" name=""/>
+                    <pic:cNvPicPr/>
+                  </pic:nvPicPr>
+                  <pic:blipFill>
+                    <a:blip r:embed="rId8"/>
+                    <a:stretch>
+                      <a:fillRect/>
+                    </a:stretch>
+                  </pic:blipFill>
+                  <pic:spPr>
+                    <a:xfrm>
+                      <a:off x="0" y="0"/>
+                      <a:ext cx="79432" cy="117257"/>
+                    </a:xfrm>
+                    <a:prstGeom prst="rect">
+                      <a:avLst/>
+                    </a:prstGeom>
+                  </pic:spPr>
+                </pic:pic>
+              </a:graphicData>
+            </a:graphic>
+          </wp:inline>
+        </w:drawing>
+      </w:r>
       <w:r>
         <w:rPr>
           <w:i/>
@@ -196,7 +221,6 @@
         </w:rPr>
         <w:t>target</w:t>
       </w:r>
-      <w:proofErr w:type="spellEnd"/>
       <w:r>
         <w:t xml:space="preserve"> </w:t>
       </w:r>
@@ -214,12 +238,14 @@
       </w:pPr>
       <w:r>
         <w:rPr>
-          <w:i/>
-          <w:iCs/>
-        </w:rPr>
-        <w:sym w:font="Symbol" w:char="F044"/>
-      </w:r>
-      <w:proofErr w:type="spellStart"/>
+          <w:noProof/>
+        </w:rPr>
+        <w:pict w14:anchorId="03AB9AEE">
+          <v:shape id="Picture 1" o:spid="_x0000_i1025" type="#_x0000_t75" alt="" style="width:5.9pt;height:8.25pt;visibility:visible;mso-wrap-style:square;mso-width-percent:0;mso-height-percent:0;mso-width-percent:0;mso-height-percent:0">
+            <v:imagedata r:id="rId9" o:title=""/>
+          </v:shape>
+        </w:pict>
+      </w:r>
       <w:r>
         <w:rPr>
           <w:i/>
@@ -235,7 +261,6 @@
         </w:rPr>
         <w:t>observed</w:t>
       </w:r>
-      <w:proofErr w:type="spellEnd"/>
       <w:r>
         <w:t xml:space="preserve"> is the temperature increase already observed.</w:t>
       </w:r>
@@ -253,8 +278,43 @@
         <w:rPr>
           <w:i/>
           <w:iCs/>
-        </w:rPr>
-        <w:sym w:font="Symbol" w:char="F073"/>
+          <w:vertAlign w:val="subscript"/>
+        </w:rPr>
+        <w:drawing>
+          <wp:inline distT="0" distB="0" distL="0" distR="0" wp14:anchorId="1C0D99BE" wp14:editId="2C58959D">
+            <wp:extent cx="80682" cy="74919"/>
+            <wp:effectExtent l="0" t="0" r="0" b="1905"/>
+            <wp:docPr id="652500337" name="Picture 1"/>
+            <wp:cNvGraphicFramePr>
+              <a:graphicFrameLocks xmlns:a="http://schemas.openxmlformats.org/drawingml/2006/main" noChangeAspect="1"/>
+            </wp:cNvGraphicFramePr>
+            <a:graphic xmlns:a="http://schemas.openxmlformats.org/drawingml/2006/main">
+              <a:graphicData uri="http://schemas.openxmlformats.org/drawingml/2006/picture">
+                <pic:pic xmlns:pic="http://schemas.openxmlformats.org/drawingml/2006/picture">
+                  <pic:nvPicPr>
+                    <pic:cNvPr id="652500337" name=""/>
+                    <pic:cNvPicPr/>
+                  </pic:nvPicPr>
+                  <pic:blipFill>
+                    <a:blip r:embed="rId10"/>
+                    <a:stretch>
+                      <a:fillRect/>
+                    </a:stretch>
+                  </pic:blipFill>
+                  <pic:spPr>
+                    <a:xfrm>
+                      <a:off x="0" y="0"/>
+                      <a:ext cx="84704" cy="78654"/>
+                    </a:xfrm>
+                    <a:prstGeom prst="rect">
+                      <a:avLst/>
+                    </a:prstGeom>
+                  </pic:spPr>
+                </pic:pic>
+              </a:graphicData>
+            </a:graphic>
+          </wp:inline>
+        </w:drawing>
       </w:r>
       <w:r>
         <w:rPr>
@@ -346,7 +406,7 @@
       <w:r>
         <w:t xml:space="preserve">Based on current estimates, </w:t>
       </w:r>
-      <w:hyperlink r:id="rId8">
+      <w:hyperlink r:id="rId11">
         <w:r>
           <w:rPr>
             <w:color w:val="1155CC"/>
@@ -360,23 +420,7 @@
       </w:r>
       <w:r>
         <w:lastRenderedPageBreak/>
-        <w:t xml:space="preserve">global carbon budgets of approximately 200 </w:t>
-      </w:r>
-      <w:proofErr w:type="spellStart"/>
-      <w:r>
-        <w:t>GtCO</w:t>
-      </w:r>
-      <w:proofErr w:type="spellEnd"/>
-      <w:r>
-        <w:t xml:space="preserve">₂ for the 1.5°C target and 1,311 </w:t>
-      </w:r>
-      <w:proofErr w:type="spellStart"/>
-      <w:r>
-        <w:t>GtCO</w:t>
-      </w:r>
-      <w:proofErr w:type="spellEnd"/>
-      <w:r>
-        <w:t>₂ for the 2°C target.</w:t>
+        <w:t>global carbon budgets of approximately 200 GtCO₂ for the 1.5°C target and 1,311 GtCO₂ for the 2°C target.</w:t>
       </w:r>
       <w:r>
         <w:rPr>
@@ -413,7 +457,7 @@
                     <pic:cNvPicPr/>
                   </pic:nvPicPr>
                   <pic:blipFill>
-                    <a:blip r:embed="rId9"/>
+                    <a:blip r:embed="rId12"/>
                     <a:stretch>
                       <a:fillRect/>
                     </a:stretch>
@@ -501,13 +545,8 @@
         <w:spacing w:after="160"/>
         <w:jc w:val="both"/>
       </w:pPr>
-      <w:proofErr w:type="gramStart"/>
-      <w:r>
-        <w:t>As long as</w:t>
-      </w:r>
-      <w:proofErr w:type="gramEnd"/>
-      <w:r>
-        <w:t xml:space="preserve"> we keep emitting, temperature will continue to rise, </w:t>
+      <w:r>
+        <w:t xml:space="preserve">As long as we keep emitting, temperature will continue to rise, </w:t>
       </w:r>
       <w:r>
         <w:rPr>
@@ -601,7 +640,7 @@
                     <pic:cNvPicPr/>
                   </pic:nvPicPr>
                   <pic:blipFill>
-                    <a:blip r:embed="rId10"/>
+                    <a:blip r:embed="rId13"/>
                     <a:stretch>
                       <a:fillRect/>
                     </a:stretch>
@@ -630,7 +669,7 @@
       <w:r>
         <w:t xml:space="preserve">In theory, the idea is simple. First, calculate the abatement cost for each climate policy and order them in ascending cost, as shown in Figure 1. Popularized by McKinsey &amp; Company in a </w:t>
       </w:r>
-      <w:hyperlink r:id="rId11">
+      <w:hyperlink r:id="rId14">
         <w:r>
           <w:rPr>
             <w:color w:val="1155CC"/>
@@ -717,7 +756,7 @@
                     <pic:cNvPicPr preferRelativeResize="0"/>
                   </pic:nvPicPr>
                   <pic:blipFill>
-                    <a:blip r:embed="rId12"/>
+                    <a:blip r:embed="rId15"/>
                     <a:srcRect t="1648" b="4670"/>
                     <a:stretch>
                       <a:fillRect/>
@@ -759,7 +798,7 @@
         </w:rPr>
         <w:t xml:space="preserve">Source: </w:t>
       </w:r>
-      <w:hyperlink r:id="rId13">
+      <w:hyperlink r:id="rId16">
         <w:r>
           <w:rPr>
             <w:i/>
@@ -979,7 +1018,7 @@
                     <pic:cNvPicPr preferRelativeResize="0"/>
                   </pic:nvPicPr>
                   <pic:blipFill>
-                    <a:blip r:embed="rId14"/>
+                    <a:blip r:embed="rId17"/>
                     <a:srcRect/>
                     <a:stretch>
                       <a:fillRect/>
@@ -1010,7 +1049,7 @@
         </w:rPr>
         <w:t xml:space="preserve">Note: Column names refer to commission chair and year. Figures are in 2023 euros assuming 20% cumulative inflation between 2018 and 2023. The downward revision of the 2050 carbon value estimate in the latest edition resulted mainly from two factors: a reduction in the risk-free public discount rate from 4.5% to 3.2%, and a greater concentration of emission reductions in the 2020s and 2030s relative to the 2040s. Sources: </w:t>
       </w:r>
-      <w:hyperlink r:id="rId15">
+      <w:hyperlink r:id="rId18">
         <w:r>
           <w:rPr>
             <w:i/>
@@ -1032,7 +1071,7 @@
         </w:rPr>
         <w:t xml:space="preserve">, </w:t>
       </w:r>
-      <w:hyperlink r:id="rId16">
+      <w:hyperlink r:id="rId19">
         <w:r>
           <w:rPr>
             <w:i/>
@@ -1054,7 +1093,7 @@
         </w:rPr>
         <w:t xml:space="preserve">, </w:t>
       </w:r>
-      <w:hyperlink r:id="rId17">
+      <w:hyperlink r:id="rId20">
         <w:r>
           <w:rPr>
             <w:i/>
@@ -1085,7 +1124,7 @@
       <w:r>
         <w:t xml:space="preserve">The UK’s Regulatory Policy Committee has followed a </w:t>
       </w:r>
-      <w:hyperlink r:id="rId18">
+      <w:hyperlink r:id="rId21">
         <w:r>
           <w:rPr>
             <w:color w:val="1155CC"/>
@@ -1205,7 +1244,7 @@
       <w:r>
         <w:t xml:space="preserve">. See our article </w:t>
       </w:r>
-      <w:hyperlink r:id="rId19">
+      <w:hyperlink r:id="rId22">
         <w:r>
           <w:rPr>
             <w:color w:val="1155CC"/>
@@ -1233,15 +1272,7 @@
         <w:t>2</w:t>
       </w:r>
       <w:r>
-        <w:t xml:space="preserve"> entails damages to society that are not borne by the emitter. If emissions were priced appropriately to internalize this externality, the market would emit far less carbon. </w:t>
-      </w:r>
-      <w:proofErr w:type="gramStart"/>
-      <w:r>
-        <w:t>Yet,</w:t>
-      </w:r>
-      <w:proofErr w:type="gramEnd"/>
-      <w:r>
-        <w:t xml:space="preserve"> pricing emissions is where this methodology becomes particularly challenging. Determining which damages to include (mortality, morbidity, productivity losses, forced migration...) and measuring the exact margin by which climate change exacerbates them is subject to considerable uncertainty. In fact, for some cold regions, climate change might even constitute a positive externality! </w:t>
+        <w:t xml:space="preserve"> entails damages to society that are not borne by the emitter. If emissions were priced appropriately to internalize this externality, the market would emit far less carbon. Yet, pricing emissions is where this methodology becomes particularly challenging. Determining which damages to include (mortality, morbidity, productivity losses, forced migration...) and measuring the exact margin by which climate change exacerbates them is subject to considerable uncertainty. In fact, for some cold regions, climate change might even constitute a positive externality! </w:t>
       </w:r>
     </w:p>
     <w:p>
@@ -1282,7 +1313,7 @@
       <w:r>
         <w:t xml:space="preserve">(2008) — a framework that was already presented to the Catalan Parliament by a UK consultancy as early as </w:t>
       </w:r>
-      <w:hyperlink r:id="rId20">
+      <w:hyperlink r:id="rId23">
         <w:r>
           <w:rPr>
             <w:color w:val="1155CC"/>
@@ -1323,7 +1354,7 @@
       <w:r>
         <w:t xml:space="preserve"> are proposed in advance and must align with the Net Zero 2050 target (</w:t>
       </w:r>
-      <w:hyperlink r:id="rId21">
+      <w:hyperlink r:id="rId24">
         <w:r>
           <w:rPr>
             <w:color w:val="1155CC"/>
@@ -1354,7 +1385,7 @@
       <w:r>
         <w:t xml:space="preserve">, nearly halving emissions since 1990. However, progress has relied heavily on energy sector transformations: coal phase-out and renewable electricity expansion. The CCC </w:t>
       </w:r>
-      <w:hyperlink r:id="rId22">
+      <w:hyperlink r:id="rId25">
         <w:r>
           <w:rPr>
             <w:color w:val="1155CC"/>
@@ -1436,7 +1467,7 @@
                     <pic:cNvPicPr preferRelativeResize="0"/>
                   </pic:nvPicPr>
                   <pic:blipFill>
-                    <a:blip r:embed="rId23"/>
+                    <a:blip r:embed="rId26"/>
                     <a:srcRect/>
                     <a:stretch>
                       <a:fillRect/>
@@ -1477,120 +1508,9 @@
           <w:sz w:val="18"/>
           <w:szCs w:val="18"/>
         </w:rPr>
-        <w:t xml:space="preserve">Note: Greenhouse gas emissions are capped over five-year periods; the first carbon budget (CB1) was set at 3,018 </w:t>
-      </w:r>
-      <w:proofErr w:type="spellStart"/>
-      <w:r>
-        <w:rPr>
-          <w:i/>
-          <w:iCs/>
-          <w:sz w:val="18"/>
-          <w:szCs w:val="18"/>
-        </w:rPr>
-        <w:t>MtCO</w:t>
-      </w:r>
-      <w:proofErr w:type="spellEnd"/>
-      <w:r>
-        <w:rPr>
-          <w:i/>
-          <w:iCs/>
-          <w:sz w:val="18"/>
-          <w:szCs w:val="18"/>
-        </w:rPr>
-        <w:t>₂-</w:t>
-      </w:r>
-      <w:proofErr w:type="spellStart"/>
-      <w:r>
-        <w:rPr>
-          <w:i/>
-          <w:iCs/>
-          <w:sz w:val="18"/>
-          <w:szCs w:val="18"/>
-        </w:rPr>
-        <w:t>eq</w:t>
-      </w:r>
-      <w:proofErr w:type="spellEnd"/>
-      <w:r>
-        <w:rPr>
-          <w:i/>
-          <w:iCs/>
-          <w:sz w:val="18"/>
-          <w:szCs w:val="18"/>
-        </w:rPr>
-        <w:t xml:space="preserve">, equivalent to an average of about 600 </w:t>
-      </w:r>
-      <w:proofErr w:type="spellStart"/>
-      <w:r>
-        <w:rPr>
-          <w:i/>
-          <w:iCs/>
-          <w:sz w:val="18"/>
-          <w:szCs w:val="18"/>
-        </w:rPr>
-        <w:t>MtCO</w:t>
-      </w:r>
-      <w:proofErr w:type="spellEnd"/>
-      <w:r>
-        <w:rPr>
-          <w:i/>
-          <w:iCs/>
-          <w:sz w:val="18"/>
-          <w:szCs w:val="18"/>
-        </w:rPr>
-        <w:t>₂-</w:t>
-      </w:r>
-      <w:proofErr w:type="spellStart"/>
-      <w:r>
-        <w:rPr>
-          <w:i/>
-          <w:iCs/>
-          <w:sz w:val="18"/>
-          <w:szCs w:val="18"/>
-        </w:rPr>
-        <w:t>eq</w:t>
-      </w:r>
-      <w:proofErr w:type="spellEnd"/>
-      <w:r>
-        <w:rPr>
-          <w:i/>
-          <w:iCs/>
-          <w:sz w:val="18"/>
-          <w:szCs w:val="18"/>
-        </w:rPr>
-        <w:t xml:space="preserve"> per year. “IAS” stands for International Aviation and Shipping, a sector excluded from the first five carbon </w:t>
-      </w:r>
-      <w:proofErr w:type="spellStart"/>
-      <w:proofErr w:type="gramStart"/>
-      <w:r>
-        <w:rPr>
-          <w:i/>
-          <w:iCs/>
-          <w:sz w:val="18"/>
-          <w:szCs w:val="18"/>
-        </w:rPr>
-        <w:t>budgets.“</w:t>
-      </w:r>
-      <w:proofErr w:type="gramEnd"/>
-      <w:r>
-        <w:rPr>
-          <w:i/>
-          <w:iCs/>
-          <w:sz w:val="18"/>
-          <w:szCs w:val="18"/>
-        </w:rPr>
-        <w:t>UK</w:t>
-      </w:r>
-      <w:proofErr w:type="spellEnd"/>
-      <w:r>
-        <w:rPr>
-          <w:i/>
-          <w:iCs/>
-          <w:sz w:val="18"/>
-          <w:szCs w:val="18"/>
-        </w:rPr>
-        <w:t xml:space="preserve"> NDC” refers to the UK’s Nationally Determined Contributions. Source: </w:t>
-      </w:r>
-      <w:hyperlink r:id="rId24">
+        <w:t xml:space="preserve">Note: Greenhouse gas emissions are capped over five-year periods; the first carbon budget (CB1) was set at 3,018 MtCO₂-eq, equivalent to an average of about 600 MtCO₂-eq per year. “IAS” stands for International Aviation and Shipping, a sector excluded from the first five carbon budgets.“UK NDC” refers to the UK’s Nationally Determined Contributions. Source: </w:t>
+      </w:r>
+      <w:hyperlink r:id="rId27">
         <w:r>
           <w:rPr>
             <w:i/>
@@ -1667,41 +1587,9 @@
         <w:t xml:space="preserve"> </w:t>
       </w:r>
       <w:r>
-        <w:t xml:space="preserve">exceeded its first carbon budget (2015-2018) by 61 </w:t>
-      </w:r>
-      <w:proofErr w:type="spellStart"/>
-      <w:r>
-        <w:t>MtCO</w:t>
-      </w:r>
-      <w:proofErr w:type="spellEnd"/>
-      <w:r>
-        <w:t>₂-</w:t>
-      </w:r>
-      <w:proofErr w:type="spellStart"/>
-      <w:r>
-        <w:t>eq</w:t>
-      </w:r>
-      <w:proofErr w:type="spellEnd"/>
-      <w:r>
-        <w:t xml:space="preserve"> but met the second (2019-2023) with a margin of 91 </w:t>
-      </w:r>
-      <w:proofErr w:type="spellStart"/>
-      <w:r>
-        <w:t>MtCO</w:t>
-      </w:r>
-      <w:proofErr w:type="spellEnd"/>
-      <w:r>
-        <w:t>₂-</w:t>
-      </w:r>
-      <w:proofErr w:type="spellStart"/>
-      <w:r>
-        <w:t>eq</w:t>
-      </w:r>
-      <w:proofErr w:type="spellEnd"/>
-      <w:r>
-        <w:t xml:space="preserve">, compensating for the initial shortfall, according to </w:t>
-      </w:r>
-      <w:hyperlink r:id="rId25">
+        <w:t xml:space="preserve">exceeded its first carbon budget (2015-2018) by 61 MtCO₂-eq but met the second (2019-2023) with a margin of 91 MtCO₂-eq, compensating for the initial shortfall, according to </w:t>
+      </w:r>
+      <w:hyperlink r:id="rId28">
         <w:r>
           <w:rPr>
             <w:color w:val="1155CC"/>
@@ -1736,7 +1624,7 @@
       <w:r>
         <w:t xml:space="preserve">is on track to achieve its first emissions budget (2022–2025), though meeting the second (2026–2030) and third (2031–2035) will require more ambitious policies, according to the </w:t>
       </w:r>
-      <w:hyperlink r:id="rId26" w:anchor=":~:text=The%20country%20is%20likely%20to,take%20time%20to%20take%20effect.">
+      <w:hyperlink r:id="rId29" w:anchor=":~:text=The%20country%20is%20likely%20to,take%20time%20to%20take%20effect.">
         <w:r>
           <w:rPr>
             <w:color w:val="1155CC"/>
@@ -1772,25 +1660,9 @@
         <w:t xml:space="preserve"> </w:t>
       </w:r>
       <w:r>
-        <w:t xml:space="preserve">is projected to exceed both its first (2021–2025) and second (2026–2030) carbon budgets by a cumulative 77 to 114 </w:t>
-      </w:r>
-      <w:proofErr w:type="spellStart"/>
-      <w:r>
-        <w:t>MtCO</w:t>
-      </w:r>
-      <w:proofErr w:type="spellEnd"/>
-      <w:r>
-        <w:t>₂-</w:t>
-      </w:r>
-      <w:proofErr w:type="spellStart"/>
-      <w:r>
-        <w:t>eq</w:t>
-      </w:r>
-      <w:proofErr w:type="spellEnd"/>
-      <w:r>
-        <w:t xml:space="preserve">, </w:t>
-      </w:r>
-      <w:hyperlink r:id="rId27">
+        <w:t xml:space="preserve">is projected to exceed both its first (2021–2025) and second (2026–2030) carbon budgets by a cumulative 77 to 114 MtCO₂-eq, </w:t>
+      </w:r>
+      <w:hyperlink r:id="rId30">
         <w:r>
           <w:rPr>
             <w:color w:val="1155CC"/>
@@ -1822,15 +1694,7 @@
       </w:r>
       <w:r>
         <w:lastRenderedPageBreak/>
-        <w:t>are governed by declining caps. For non-ETS sectors, member states receive binding national emission reduction targets (allocated based on GDP per capita</w:t>
-      </w:r>
-      <w:proofErr w:type="gramStart"/>
-      <w:r>
-        <w:t>), but</w:t>
-      </w:r>
-      <w:proofErr w:type="gramEnd"/>
-      <w:r>
-        <w:t xml:space="preserve"> retain flexibility in translating them into national plans and sectoral policies, which can include carbon budgets. As the cases of France and Ireland illustrate, countries may fall short of their national carbon budgets without facing EU-level sanctions, provided they remain on track with their binding EU emission targets.</w:t>
+        <w:t>are governed by declining caps. For non-ETS sectors, member states receive binding national emission reduction targets (allocated based on GDP per capita), but retain flexibility in translating them into national plans and sectoral policies, which can include carbon budgets. As the cases of France and Ireland illustrate, countries may fall short of their national carbon budgets without facing EU-level sanctions, provided they remain on track with their binding EU emission targets.</w:t>
       </w:r>
     </w:p>
     <w:p>
@@ -1851,7 +1715,7 @@
       <w:r>
         <w:t xml:space="preserve"> and tailor sectoral pathways to local realities — precisely the stated purpose of </w:t>
       </w:r>
-      <w:hyperlink r:id="rId28">
+      <w:hyperlink r:id="rId31">
         <w:r>
           <w:rPr>
             <w:color w:val="1155CC"/>
@@ -1998,15 +1862,7 @@
         <w:t>2</w:t>
       </w:r>
       <w:r>
-        <w:t xml:space="preserve">-eq. Therefore, if the UK manages to comply with its Net Zero pledges, this </w:t>
-      </w:r>
-      <w:proofErr w:type="gramStart"/>
-      <w:r>
-        <w:t>would</w:t>
-      </w:r>
-      <w:proofErr w:type="gramEnd"/>
-      <w:r>
-        <w:t xml:space="preserve"> comfortably place the country within 50% of its population-proportional carbon budget. </w:t>
+        <w:t xml:space="preserve">-eq. Therefore, if the UK manages to comply with its Net Zero pledges, this would comfortably place the country within 50% of its population-proportional carbon budget. </w:t>
       </w:r>
     </w:p>
     <w:p>
@@ -2086,15 +1942,7 @@
         <w:jc w:val="both"/>
       </w:pPr>
       <w:r>
-        <w:t xml:space="preserve">From a game theory perspective, it is irrational for nations to unilaterally reduce emissions unless they internalize a shadow cost of carbon — which renders all policies below that threshold inherently beneficial — or credible sanctions exist for non-cooperating countries. Unfortunately, very few countries seriously incorporate the former into their legislative frameworks (the recent dismissal of the SCC by the second Trump administration being the most concerning example), and the latter remains highly unlikely </w:t>
-      </w:r>
-      <w:proofErr w:type="gramStart"/>
-      <w:r>
-        <w:t>in the near future</w:t>
-      </w:r>
-      <w:proofErr w:type="gramEnd"/>
-      <w:r>
-        <w:t xml:space="preserve">. </w:t>
+        <w:t xml:space="preserve">From a game theory perspective, it is irrational for nations to unilaterally reduce emissions unless they internalize a shadow cost of carbon — which renders all policies below that threshold inherently beneficial — or credible sanctions exist for non-cooperating countries. Unfortunately, very few countries seriously incorporate the former into their legislative frameworks (the recent dismissal of the SCC by the second Trump administration being the most concerning example), and the latter remains highly unlikely in the near future. </w:t>
       </w:r>
     </w:p>
     <w:p>
@@ -2103,15 +1951,7 @@
         <w:jc w:val="both"/>
       </w:pPr>
       <w:r>
-        <w:t xml:space="preserve">One notable exception is the EU's Carbon Border Adjustment Mechanism (CBAM), which attempts to address this coordination failure by imposing costs on carbon-intensive imports from non-cooperating countries — effectively creating economic incentives for trading partners to adopt climate policies. Look out for our forthcoming article </w:t>
-      </w:r>
-      <w:proofErr w:type="spellStart"/>
-      <w:r>
-        <w:t>analyzing</w:t>
-      </w:r>
-      <w:proofErr w:type="spellEnd"/>
-      <w:r>
-        <w:t xml:space="preserve"> CBAM's mechanisms and effectiveness.</w:t>
+        <w:t>One notable exception is the EU's Carbon Border Adjustment Mechanism (CBAM), which attempts to address this coordination failure by imposing costs on carbon-intensive imports from non-cooperating countries — effectively creating economic incentives for trading partners to adopt climate policies. Look out for our forthcoming article analyzing CBAM's mechanisms and effectiveness.</w:t>
       </w:r>
     </w:p>
     <w:p>
@@ -2133,7 +1973,7 @@
       <w:r>
         <w:t xml:space="preserve">Climate policies are often costly and compete with other societal priorities, so governments need a strong motivation to enact them. Scientific consensus points to larger damages from climate change if we fail to act urgently. According to the </w:t>
       </w:r>
-      <w:hyperlink r:id="rId29">
+      <w:hyperlink r:id="rId32">
         <w:r>
           <w:rPr>
             <w:color w:val="1155CC"/>
@@ -2177,7 +2017,7 @@
       <w:r>
         <w:t xml:space="preserve">. For those who want to explore further and play with the uncertainty ranges, I recommend the </w:t>
       </w:r>
-      <w:hyperlink r:id="rId30">
+      <w:hyperlink r:id="rId33">
         <w:r>
           <w:rPr>
             <w:color w:val="1155CC"/>
@@ -2187,15 +2027,7 @@
         </w:r>
       </w:hyperlink>
       <w:r>
-        <w:t xml:space="preserve">, created by the Netherlands eScience </w:t>
-      </w:r>
-      <w:proofErr w:type="spellStart"/>
-      <w:r>
-        <w:t>Center</w:t>
-      </w:r>
-      <w:proofErr w:type="spellEnd"/>
-      <w:r>
-        <w:t xml:space="preserve"> and the Netherlands Environmental Assessment Agency.</w:t>
+        <w:t>, created by the Netherlands eScience Center and the Netherlands Environmental Assessment Agency.</w:t>
       </w:r>
     </w:p>
     <w:p>
@@ -2222,13 +2054,8 @@
         <w:spacing w:before="240" w:after="240"/>
         <w:jc w:val="both"/>
       </w:pPr>
-      <w:proofErr w:type="gramStart"/>
-      <w:r>
-        <w:t>Last but not least</w:t>
-      </w:r>
-      <w:proofErr w:type="gramEnd"/>
-      <w:r>
-        <w:t xml:space="preserve">, </w:t>
+      <w:r>
+        <w:t xml:space="preserve">Last but not least, </w:t>
       </w:r>
       <w:r>
         <w:rPr>
@@ -2278,8 +2105,8 @@
       </w:r>
     </w:p>
     <w:sectPr>
-      <w:headerReference w:type="default" r:id="rId31"/>
-      <w:footerReference w:type="default" r:id="rId32"/>
+      <w:headerReference w:type="default" r:id="rId34"/>
+      <w:footerReference w:type="default" r:id="rId35"/>
       <w:pgSz w:w="11909" w:h="16834"/>
       <w:pgMar w:top="1440" w:right="1440" w:bottom="1440" w:left="1440" w:header="720" w:footer="720" w:gutter="0"/>
       <w:pgNumType w:start="1"/>
@@ -2982,6 +2809,32 @@
 
 <file path=word/numbering.xml><?xml version="1.0" encoding="utf-8"?>
 <w:numbering xmlns:wpc="http://schemas.microsoft.com/office/word/2010/wordprocessingCanvas" xmlns:cx="http://schemas.microsoft.com/office/drawing/2014/chartex" xmlns:cx1="http://schemas.microsoft.com/office/drawing/2015/9/8/chartex" xmlns:cx2="http://schemas.microsoft.com/office/drawing/2015/10/21/chartex" xmlns:cx3="http://schemas.microsoft.com/office/drawing/2016/5/9/chartex" xmlns:cx4="http://schemas.microsoft.com/office/drawing/2016/5/10/chartex" xmlns:cx5="http://schemas.microsoft.com/office/drawing/2016/5/11/chartex" xmlns:cx6="http://schemas.microsoft.com/office/drawing/2016/5/12/chartex" xmlns:cx7="http://schemas.microsoft.com/office/drawing/2016/5/13/chartex" xmlns:cx8="http://schemas.microsoft.com/office/drawing/2016/5/14/chartex" xmlns:mc="http://schemas.openxmlformats.org/markup-compatibility/2006" xmlns:aink="http://schemas.microsoft.com/office/drawing/2016/ink" xmlns:am3d="http://schemas.microsoft.com/office/drawing/2017/model3d" xmlns:o="urn:schemas-microsoft-com:office:office" xmlns:oel="http://schemas.microsoft.com/office/2019/extlst" xmlns:r="http://schemas.openxmlformats.org/officeDocument/2006/relationships" xmlns:m="http://schemas.openxmlformats.org/officeDocument/2006/math" xmlns:v="urn:schemas-microsoft-com:vml" xmlns:wp14="http://schemas.microsoft.com/office/word/2010/wordprocessingDrawing" xmlns:wp="http://schemas.openxmlformats.org/drawingml/2006/wordprocessingDrawing" xmlns:w10="urn:schemas-microsoft-com:office:word" xmlns:w="http://schemas.openxmlformats.org/wordprocessingml/2006/main" xmlns:w14="http://schemas.microsoft.com/office/word/2010/wordml" xmlns:w15="http://schemas.microsoft.com/office/word/2012/wordml" xmlns:w16cex="http://schemas.microsoft.com/office/word/2018/wordml/cex" xmlns:w16cid="http://schemas.microsoft.com/office/word/2016/wordml/cid" xmlns:w16="http://schemas.microsoft.com/office/word/2018/wordml" xmlns:w16du="http://schemas.microsoft.com/office/word/2023/wordml/word16du" xmlns:w16sdtdh="http://schemas.microsoft.com/office/word/2020/wordml/sdtdatahash" xmlns:w16sdtfl="http://schemas.microsoft.com/office/word/2024/wordml/sdtformatlock" xmlns:w16se="http://schemas.microsoft.com/office/word/2015/wordml/symex" xmlns:wpg="http://schemas.microsoft.com/office/word/2010/wordprocessingGroup" xmlns:wpi="http://schemas.microsoft.com/office/word/2010/wordprocessingInk" xmlns:wne="http://schemas.microsoft.com/office/word/2006/wordml" xmlns:wps="http://schemas.microsoft.com/office/word/2010/wordprocessingShape" mc:Ignorable="w14 w15 w16se w16cid w16 w16cex w16sdtdh w16sdtfl w16du wp14">
+  <w:numPicBullet w:numPicBulletId="0">
+    <w:pict>
+      <v:shapetype id="_x0000_t75" coordsize="21600,21600" o:spt="75" o:preferrelative="t" path="m@4@5l@4@11@9@11@9@5xe" filled="f" stroked="f">
+        <v:stroke joinstyle="miter"/>
+        <v:formulas>
+          <v:f eqn="if lineDrawn pixelLineWidth 0"/>
+          <v:f eqn="sum @0 1 0"/>
+          <v:f eqn="sum 0 0 @1"/>
+          <v:f eqn="prod @2 1 2"/>
+          <v:f eqn="prod @3 21600 pixelWidth"/>
+          <v:f eqn="prod @3 21600 pixelHeight"/>
+          <v:f eqn="sum @0 0 1"/>
+          <v:f eqn="prod @6 1 2"/>
+          <v:f eqn="prod @7 21600 pixelWidth"/>
+          <v:f eqn="sum @8 21600 0"/>
+          <v:f eqn="prod @7 21600 pixelHeight"/>
+          <v:f eqn="sum @10 21600 0"/>
+        </v:formulas>
+        <v:path o:extrusionok="f" gradientshapeok="t" o:connecttype="rect"/>
+        <o:lock v:ext="edit" aspectratio="t"/>
+      </v:shapetype>
+      <v:shape id="Picture 1" o:spid="_x0000_i1025" type="#_x0000_t75" style="width:21.25pt;height:31.3pt;visibility:visible;mso-wrap-style:square" o:bullet="t">
+        <v:imagedata r:id="rId1" o:title=""/>
+      </v:shape>
+    </w:pict>
+  </w:numPicBullet>
   <w:abstractNum w:abstractNumId="0" w15:restartNumberingAfterBreak="0">
     <w:nsid w:val="7C0F25C6"/>
     <w:multiLevelType w:val="multilevel"/>

--- a/assets/Carbon Budgets From Concept to Implementation.docx
+++ b/assets/Carbon Budgets From Concept to Implementation.docx
@@ -17,7 +17,15 @@
         <w:jc w:val="both"/>
       </w:pPr>
       <w:r>
-        <w:t xml:space="preserve">Budgets are most commonly expressed in monetary terms, but any other unit works to denote the idea that action is constrained by a finite amount of such a good. In fact, </w:t>
+        <w:t xml:space="preserve">Budgets are </w:t>
+      </w:r>
+      <w:proofErr w:type="gramStart"/>
+      <w:r>
+        <w:t>most commonly expressed</w:t>
+      </w:r>
+      <w:proofErr w:type="gramEnd"/>
+      <w:r>
+        <w:t xml:space="preserve"> in monetary terms, but any other unit works to denote the idea that action is constrained by a finite amount of such a good. In fact, </w:t>
       </w:r>
       <w:r>
         <w:rPr>
@@ -159,6 +167,14 @@
     </w:p>
     <w:p>
       <w:pPr>
+        <w:spacing w:after="160"/>
+      </w:pPr>
+      <w:r>
+        <w:t>Where the three terms on the right-hand side are:</w:t>
+      </w:r>
+    </w:p>
+    <w:p>
+      <w:pPr>
         <w:numPr>
           <w:ilvl w:val="0"/>
           <w:numId w:val="1"/>
@@ -166,66 +182,10 @@
         <w:jc w:val="both"/>
       </w:pPr>
       <w:r>
-        <w:rPr>
-          <w:i/>
-          <w:iCs/>
-        </w:rPr>
-        <w:drawing>
-          <wp:inline distT="0" distB="0" distL="0" distR="0" wp14:anchorId="51503986" wp14:editId="53E17FA5">
-            <wp:extent cx="73551" cy="108575"/>
-            <wp:effectExtent l="0" t="0" r="3175" b="0"/>
-            <wp:docPr id="1324679854" name="Picture 1"/>
-            <wp:cNvGraphicFramePr>
-              <a:graphicFrameLocks xmlns:a="http://schemas.openxmlformats.org/drawingml/2006/main" noChangeAspect="1"/>
-            </wp:cNvGraphicFramePr>
-            <a:graphic xmlns:a="http://schemas.openxmlformats.org/drawingml/2006/main">
-              <a:graphicData uri="http://schemas.openxmlformats.org/drawingml/2006/picture">
-                <pic:pic xmlns:pic="http://schemas.openxmlformats.org/drawingml/2006/picture">
-                  <pic:nvPicPr>
-                    <pic:cNvPr id="1324679854" name=""/>
-                    <pic:cNvPicPr/>
-                  </pic:nvPicPr>
-                  <pic:blipFill>
-                    <a:blip r:embed="rId8"/>
-                    <a:stretch>
-                      <a:fillRect/>
-                    </a:stretch>
-                  </pic:blipFill>
-                  <pic:spPr>
-                    <a:xfrm>
-                      <a:off x="0" y="0"/>
-                      <a:ext cx="79432" cy="117257"/>
-                    </a:xfrm>
-                    <a:prstGeom prst="rect">
-                      <a:avLst/>
-                    </a:prstGeom>
-                  </pic:spPr>
-                </pic:pic>
-              </a:graphicData>
-            </a:graphic>
-          </wp:inline>
-        </w:drawing>
-      </w:r>
-      <w:r>
-        <w:rPr>
-          <w:i/>
-          <w:iCs/>
-        </w:rPr>
-        <w:t>T</w:t>
-      </w:r>
-      <w:r>
-        <w:rPr>
-          <w:i/>
-          <w:iCs/>
-          <w:vertAlign w:val="subscript"/>
-        </w:rPr>
-        <w:t>target</w:t>
-      </w:r>
-      <w:r>
-        <w:t xml:space="preserve"> </w:t>
-      </w:r>
-      <w:r>
-        <w:t>represents the temperature increase limit (relative to pre-industrial levels).</w:t>
+        <w:t>The targeted</w:t>
+      </w:r>
+      <w:r>
+        <w:t xml:space="preserve"> temperature increase (relative to pre-industrial levels).</w:t>
       </w:r>
     </w:p>
     <w:p>
@@ -237,32 +197,16 @@
         <w:jc w:val="both"/>
       </w:pPr>
       <w:r>
-        <w:rPr>
-          <w:noProof/>
-        </w:rPr>
-        <w:pict w14:anchorId="03AB9AEE">
-          <v:shape id="Picture 1" o:spid="_x0000_i1025" type="#_x0000_t75" alt="" style="width:5.9pt;height:8.25pt;visibility:visible;mso-wrap-style:square;mso-width-percent:0;mso-height-percent:0;mso-width-percent:0;mso-height-percent:0">
-            <v:imagedata r:id="rId9" o:title=""/>
-          </v:shape>
-        </w:pict>
-      </w:r>
-      <w:r>
-        <w:rPr>
-          <w:i/>
-          <w:iCs/>
-        </w:rPr>
         <w:t>T</w:t>
       </w:r>
       <w:r>
-        <w:rPr>
-          <w:i/>
-          <w:iCs/>
-          <w:vertAlign w:val="subscript"/>
-        </w:rPr>
-        <w:t>observed</w:t>
-      </w:r>
-      <w:r>
-        <w:t xml:space="preserve"> is the temperature increase already observed.</w:t>
+        <w:t>he temperature increase already observed</w:t>
+      </w:r>
+      <w:r>
+        <w:t xml:space="preserve"> (again relative to pre-industrial levels)</w:t>
+      </w:r>
+      <w:r>
+        <w:t>.</w:t>
       </w:r>
     </w:p>
     <w:p>
@@ -275,63 +219,65 @@
         <w:jc w:val="both"/>
       </w:pPr>
       <w:r>
-        <w:rPr>
-          <w:i/>
-          <w:iCs/>
+        <w:t>The</w:t>
+      </w:r>
+      <w:r>
+        <w:t xml:space="preserve"> TCRE constant (0.45 ºC per 1,000 GtCO</w:t>
+      </w:r>
+      <w:r>
+        <w:rPr>
           <w:vertAlign w:val="subscript"/>
         </w:rPr>
-        <w:drawing>
-          <wp:inline distT="0" distB="0" distL="0" distR="0" wp14:anchorId="1C0D99BE" wp14:editId="2C58959D">
-            <wp:extent cx="80682" cy="74919"/>
-            <wp:effectExtent l="0" t="0" r="0" b="1905"/>
-            <wp:docPr id="652500337" name="Picture 1"/>
-            <wp:cNvGraphicFramePr>
-              <a:graphicFrameLocks xmlns:a="http://schemas.openxmlformats.org/drawingml/2006/main" noChangeAspect="1"/>
-            </wp:cNvGraphicFramePr>
-            <a:graphic xmlns:a="http://schemas.openxmlformats.org/drawingml/2006/main">
-              <a:graphicData uri="http://schemas.openxmlformats.org/drawingml/2006/picture">
-                <pic:pic xmlns:pic="http://schemas.openxmlformats.org/drawingml/2006/picture">
-                  <pic:nvPicPr>
-                    <pic:cNvPr id="652500337" name=""/>
-                    <pic:cNvPicPr/>
-                  </pic:nvPicPr>
-                  <pic:blipFill>
-                    <a:blip r:embed="rId10"/>
-                    <a:stretch>
-                      <a:fillRect/>
-                    </a:stretch>
-                  </pic:blipFill>
-                  <pic:spPr>
-                    <a:xfrm>
-                      <a:off x="0" y="0"/>
-                      <a:ext cx="84704" cy="78654"/>
-                    </a:xfrm>
-                    <a:prstGeom prst="rect">
-                      <a:avLst/>
-                    </a:prstGeom>
-                  </pic:spPr>
-                </pic:pic>
-              </a:graphicData>
-            </a:graphic>
-          </wp:inline>
-        </w:drawing>
-      </w:r>
-      <w:r>
-        <w:rPr>
-          <w:i/>
-          <w:iCs/>
+        <w:t>2</w:t>
+      </w:r>
+      <w:r>
+        <w:t>, where “GtCO</w:t>
+      </w:r>
+      <w:r>
+        <w:rPr>
           <w:vertAlign w:val="subscript"/>
         </w:rPr>
-        <w:t>TCRE</w:t>
+        <w:t>2</w:t>
+      </w:r>
+      <w:r>
+        <w:t>” stands for gigatonnes of carbon dioxide, which is equivalent to a billion tons or 10</w:t>
+      </w:r>
+      <w:r>
+        <w:rPr>
+          <w:vertAlign w:val="superscript"/>
+        </w:rPr>
+        <w:t>9</w:t>
+      </w:r>
+      <w:r>
+        <w:t xml:space="preserve"> tons).</w:t>
+      </w:r>
+      <w:r>
+        <w:rPr>
+          <w:vertAlign w:val="superscript"/>
+        </w:rPr>
+        <w:footnoteReference w:id="2"/>
       </w:r>
       <w:r>
         <w:t xml:space="preserve"> </w:t>
       </w:r>
-      <w:r>
-        <w:t>is</w:t>
-      </w:r>
-      <w:r>
-        <w:t xml:space="preserve"> the TCRE constant (0.45 ºC per 1,000 GtCO</w:t>
+    </w:p>
+    <w:p>
+      <w:pPr>
+        <w:spacing w:after="160"/>
+        <w:jc w:val="both"/>
+      </w:pPr>
+      <w:r>
+        <w:t xml:space="preserve">A </w:t>
+      </w:r>
+      <w:r>
+        <w:rPr>
+          <w:b/>
+          <w:bCs/>
+        </w:rPr>
+        <w:t>carbon budget</w:t>
+      </w:r>
+      <w:r>
+        <w:t xml:space="preserve"> can thus be defined as the total cumulative amount of CO</w:t>
       </w:r>
       <w:r>
         <w:rPr>
@@ -340,34 +286,7 @@
         <w:t>2</w:t>
       </w:r>
       <w:r>
-        <w:t>, where “GtCO</w:t>
-      </w:r>
-      <w:r>
-        <w:rPr>
-          <w:vertAlign w:val="subscript"/>
-        </w:rPr>
-        <w:t>2</w:t>
-      </w:r>
-      <w:r>
-        <w:t>” stands for gigatonnes of carbon dioxide, which is equivalent to a billion tons or 10</w:t>
-      </w:r>
-      <w:r>
-        <w:rPr>
-          <w:vertAlign w:val="superscript"/>
-        </w:rPr>
-        <w:t>9</w:t>
-      </w:r>
-      <w:r>
-        <w:t xml:space="preserve"> tons).</w:t>
-      </w:r>
-      <w:r>
-        <w:rPr>
-          <w:vertAlign w:val="superscript"/>
-        </w:rPr>
-        <w:footnoteReference w:id="2"/>
-      </w:r>
-      <w:r>
-        <w:t xml:space="preserve"> </w:t>
+        <w:t xml:space="preserve"> that can be emitted while keeping global warming below a specific temperature limit (for example, 1.5°C or 2°C above pre-industrial levels, following the recommended thresholds for avoiding irreversible damages according to the Paris Agreement). </w:t>
       </w:r>
     </w:p>
     <w:p>
@@ -376,37 +295,10 @@
         <w:jc w:val="both"/>
       </w:pPr>
       <w:r>
-        <w:t xml:space="preserve">A </w:t>
-      </w:r>
-      <w:r>
-        <w:rPr>
-          <w:b/>
-          <w:bCs/>
-        </w:rPr>
-        <w:t>carbon budget</w:t>
-      </w:r>
-      <w:r>
-        <w:t xml:space="preserve"> can thus be defined as the total cumulative amount of CO</w:t>
-      </w:r>
-      <w:r>
-        <w:rPr>
-          <w:vertAlign w:val="subscript"/>
-        </w:rPr>
-        <w:t>2</w:t>
-      </w:r>
-      <w:r>
-        <w:t xml:space="preserve"> that can be emitted while keeping global warming below a specific temperature limit (for example, 1.5°C or 2°C above pre-industrial levels, following the recommended thresholds for avoiding irreversible damages according to the Paris Agreement). </w:t>
-      </w:r>
-    </w:p>
-    <w:p>
-      <w:pPr>
-        <w:spacing w:after="160"/>
-        <w:jc w:val="both"/>
-      </w:pPr>
-      <w:r>
+        <w:lastRenderedPageBreak/>
         <w:t xml:space="preserve">Based on current estimates, </w:t>
       </w:r>
-      <w:hyperlink r:id="rId11">
+      <w:hyperlink r:id="rId8">
         <w:r>
           <w:rPr>
             <w:color w:val="1155CC"/>
@@ -416,11 +308,23 @@
         </w:r>
       </w:hyperlink>
       <w:r>
-        <w:t xml:space="preserve">. Under central estimates of the TCRE, this implies remaining </w:t>
-      </w:r>
-      <w:r>
-        <w:lastRenderedPageBreak/>
-        <w:t>global carbon budgets of approximately 200 GtCO₂ for the 1.5°C target and 1,311 GtCO₂ for the 2°C target.</w:t>
+        <w:t xml:space="preserve">. Under central estimates of the TCRE, this implies remaining global carbon budgets of approximately 200 </w:t>
+      </w:r>
+      <w:proofErr w:type="spellStart"/>
+      <w:r>
+        <w:t>GtCO</w:t>
+      </w:r>
+      <w:proofErr w:type="spellEnd"/>
+      <w:r>
+        <w:t xml:space="preserve">₂ for the 1.5°C target and 1,311 </w:t>
+      </w:r>
+      <w:proofErr w:type="spellStart"/>
+      <w:r>
+        <w:t>GtCO</w:t>
+      </w:r>
+      <w:proofErr w:type="spellEnd"/>
+      <w:r>
+        <w:t>₂ for the 2°C target.</w:t>
       </w:r>
       <w:r>
         <w:rPr>
@@ -457,7 +361,7 @@
                     <pic:cNvPicPr/>
                   </pic:nvPicPr>
                   <pic:blipFill>
-                    <a:blip r:embed="rId12"/>
+                    <a:blip r:embed="rId9"/>
                     <a:stretch>
                       <a:fillRect/>
                     </a:stretch>
@@ -545,8 +449,13 @@
         <w:spacing w:after="160"/>
         <w:jc w:val="both"/>
       </w:pPr>
-      <w:r>
-        <w:t xml:space="preserve">As long as we keep emitting, temperature will continue to rise, </w:t>
+      <w:proofErr w:type="gramStart"/>
+      <w:r>
+        <w:t>As long as</w:t>
+      </w:r>
+      <w:proofErr w:type="gramEnd"/>
+      <w:r>
+        <w:t xml:space="preserve"> we keep emitting, temperature will continue to rise, </w:t>
       </w:r>
       <w:r>
         <w:rPr>
@@ -640,7 +549,7 @@
                     <pic:cNvPicPr/>
                   </pic:nvPicPr>
                   <pic:blipFill>
-                    <a:blip r:embed="rId13"/>
+                    <a:blip r:embed="rId10"/>
                     <a:stretch>
                       <a:fillRect/>
                     </a:stretch>
@@ -669,7 +578,7 @@
       <w:r>
         <w:t xml:space="preserve">In theory, the idea is simple. First, calculate the abatement cost for each climate policy and order them in ascending cost, as shown in Figure 1. Popularized by McKinsey &amp; Company in a </w:t>
       </w:r>
-      <w:hyperlink r:id="rId14">
+      <w:hyperlink r:id="rId11">
         <w:r>
           <w:rPr>
             <w:color w:val="1155CC"/>
@@ -756,7 +665,7 @@
                     <pic:cNvPicPr preferRelativeResize="0"/>
                   </pic:nvPicPr>
                   <pic:blipFill>
-                    <a:blip r:embed="rId15"/>
+                    <a:blip r:embed="rId12"/>
                     <a:srcRect t="1648" b="4670"/>
                     <a:stretch>
                       <a:fillRect/>
@@ -798,7 +707,7 @@
         </w:rPr>
         <w:t xml:space="preserve">Source: </w:t>
       </w:r>
-      <w:hyperlink r:id="rId16">
+      <w:hyperlink r:id="rId13">
         <w:r>
           <w:rPr>
             <w:i/>
@@ -827,7 +736,15 @@
         <w:jc w:val="both"/>
       </w:pPr>
       <w:r>
-        <w:t xml:space="preserve">In practice, this is a complex exercise, meaning marginal abatement cost curves should be interpreted as support for policy making rather than precise rankings.  For example, policies are not enacted at the same time or speed and </w:t>
+        <w:t xml:space="preserve">In practice, this is a complex exercise, meaning marginal abatement cost curves should be interpreted as support for policy making rather than precise rankings.  For example, policies are not enacted at the same time or </w:t>
+      </w:r>
+      <w:proofErr w:type="gramStart"/>
+      <w:r>
+        <w:t>speed</w:t>
+      </w:r>
+      <w:proofErr w:type="gramEnd"/>
+      <w:r>
+        <w:t xml:space="preserve"> and </w:t>
       </w:r>
       <w:r>
         <w:t>modelling</w:t>
@@ -1018,7 +935,7 @@
                     <pic:cNvPicPr preferRelativeResize="0"/>
                   </pic:nvPicPr>
                   <pic:blipFill>
-                    <a:blip r:embed="rId17"/>
+                    <a:blip r:embed="rId14"/>
                     <a:srcRect/>
                     <a:stretch>
                       <a:fillRect/>
@@ -1049,7 +966,7 @@
         </w:rPr>
         <w:t xml:space="preserve">Note: Column names refer to commission chair and year. Figures are in 2023 euros assuming 20% cumulative inflation between 2018 and 2023. The downward revision of the 2050 carbon value estimate in the latest edition resulted mainly from two factors: a reduction in the risk-free public discount rate from 4.5% to 3.2%, and a greater concentration of emission reductions in the 2020s and 2030s relative to the 2040s. Sources: </w:t>
       </w:r>
-      <w:hyperlink r:id="rId18">
+      <w:hyperlink r:id="rId15">
         <w:r>
           <w:rPr>
             <w:i/>
@@ -1071,7 +988,7 @@
         </w:rPr>
         <w:t xml:space="preserve">, </w:t>
       </w:r>
-      <w:hyperlink r:id="rId19">
+      <w:hyperlink r:id="rId16">
         <w:r>
           <w:rPr>
             <w:i/>
@@ -1093,7 +1010,7 @@
         </w:rPr>
         <w:t xml:space="preserve">, </w:t>
       </w:r>
-      <w:hyperlink r:id="rId20">
+      <w:hyperlink r:id="rId17">
         <w:r>
           <w:rPr>
             <w:i/>
@@ -1124,7 +1041,7 @@
       <w:r>
         <w:t xml:space="preserve">The UK’s Regulatory Policy Committee has followed a </w:t>
       </w:r>
-      <w:hyperlink r:id="rId21">
+      <w:hyperlink r:id="rId18">
         <w:r>
           <w:rPr>
             <w:color w:val="1155CC"/>
@@ -1244,7 +1161,7 @@
       <w:r>
         <w:t xml:space="preserve">. See our article </w:t>
       </w:r>
-      <w:hyperlink r:id="rId22">
+      <w:hyperlink r:id="rId19">
         <w:r>
           <w:rPr>
             <w:color w:val="1155CC"/>
@@ -1272,7 +1189,15 @@
         <w:t>2</w:t>
       </w:r>
       <w:r>
-        <w:t xml:space="preserve"> entails damages to society that are not borne by the emitter. If emissions were priced appropriately to internalize this externality, the market would emit far less carbon. Yet, pricing emissions is where this methodology becomes particularly challenging. Determining which damages to include (mortality, morbidity, productivity losses, forced migration...) and measuring the exact margin by which climate change exacerbates them is subject to considerable uncertainty. In fact, for some cold regions, climate change might even constitute a positive externality! </w:t>
+        <w:t xml:space="preserve"> entails damages to society that are not borne by the emitter. If emissions were priced appropriately to internalize this externality, the market would emit far less carbon. </w:t>
+      </w:r>
+      <w:proofErr w:type="gramStart"/>
+      <w:r>
+        <w:t>Yet,</w:t>
+      </w:r>
+      <w:proofErr w:type="gramEnd"/>
+      <w:r>
+        <w:t xml:space="preserve"> pricing emissions is where this methodology becomes particularly challenging. Determining which damages to include (mortality, morbidity, productivity losses, forced migration...) and measuring the exact margin by which climate change exacerbates them is subject to considerable uncertainty. In fact, for some cold regions, climate change might even constitute a positive externality! </w:t>
       </w:r>
     </w:p>
     <w:p>
@@ -1313,7 +1238,7 @@
       <w:r>
         <w:t xml:space="preserve">(2008) — a framework that was already presented to the Catalan Parliament by a UK consultancy as early as </w:t>
       </w:r>
-      <w:hyperlink r:id="rId23">
+      <w:hyperlink r:id="rId20">
         <w:r>
           <w:rPr>
             <w:color w:val="1155CC"/>
@@ -1354,7 +1279,7 @@
       <w:r>
         <w:t xml:space="preserve"> are proposed in advance and must align with the Net Zero 2050 target (</w:t>
       </w:r>
-      <w:hyperlink r:id="rId24">
+      <w:hyperlink r:id="rId21">
         <w:r>
           <w:rPr>
             <w:color w:val="1155CC"/>
@@ -1385,7 +1310,7 @@
       <w:r>
         <w:t xml:space="preserve">, nearly halving emissions since 1990. However, progress has relied heavily on energy sector transformations: coal phase-out and renewable electricity expansion. The CCC </w:t>
       </w:r>
-      <w:hyperlink r:id="rId25">
+      <w:hyperlink r:id="rId22">
         <w:r>
           <w:rPr>
             <w:color w:val="1155CC"/>
@@ -1467,7 +1392,7 @@
                     <pic:cNvPicPr preferRelativeResize="0"/>
                   </pic:nvPicPr>
                   <pic:blipFill>
-                    <a:blip r:embed="rId26"/>
+                    <a:blip r:embed="rId23"/>
                     <a:srcRect/>
                     <a:stretch>
                       <a:fillRect/>
@@ -1508,9 +1433,120 @@
           <w:sz w:val="18"/>
           <w:szCs w:val="18"/>
         </w:rPr>
-        <w:t xml:space="preserve">Note: Greenhouse gas emissions are capped over five-year periods; the first carbon budget (CB1) was set at 3,018 MtCO₂-eq, equivalent to an average of about 600 MtCO₂-eq per year. “IAS” stands for International Aviation and Shipping, a sector excluded from the first five carbon budgets.“UK NDC” refers to the UK’s Nationally Determined Contributions. Source: </w:t>
-      </w:r>
-      <w:hyperlink r:id="rId27">
+        <w:t xml:space="preserve">Note: Greenhouse gas emissions are capped over five-year periods; the first carbon budget (CB1) was set at 3,018 </w:t>
+      </w:r>
+      <w:proofErr w:type="spellStart"/>
+      <w:r>
+        <w:rPr>
+          <w:i/>
+          <w:iCs/>
+          <w:sz w:val="18"/>
+          <w:szCs w:val="18"/>
+        </w:rPr>
+        <w:t>MtCO</w:t>
+      </w:r>
+      <w:proofErr w:type="spellEnd"/>
+      <w:r>
+        <w:rPr>
+          <w:i/>
+          <w:iCs/>
+          <w:sz w:val="18"/>
+          <w:szCs w:val="18"/>
+        </w:rPr>
+        <w:t>₂-</w:t>
+      </w:r>
+      <w:proofErr w:type="spellStart"/>
+      <w:r>
+        <w:rPr>
+          <w:i/>
+          <w:iCs/>
+          <w:sz w:val="18"/>
+          <w:szCs w:val="18"/>
+        </w:rPr>
+        <w:t>eq</w:t>
+      </w:r>
+      <w:proofErr w:type="spellEnd"/>
+      <w:r>
+        <w:rPr>
+          <w:i/>
+          <w:iCs/>
+          <w:sz w:val="18"/>
+          <w:szCs w:val="18"/>
+        </w:rPr>
+        <w:t xml:space="preserve">, equivalent to an average of about 600 </w:t>
+      </w:r>
+      <w:proofErr w:type="spellStart"/>
+      <w:r>
+        <w:rPr>
+          <w:i/>
+          <w:iCs/>
+          <w:sz w:val="18"/>
+          <w:szCs w:val="18"/>
+        </w:rPr>
+        <w:t>MtCO</w:t>
+      </w:r>
+      <w:proofErr w:type="spellEnd"/>
+      <w:r>
+        <w:rPr>
+          <w:i/>
+          <w:iCs/>
+          <w:sz w:val="18"/>
+          <w:szCs w:val="18"/>
+        </w:rPr>
+        <w:t>₂-</w:t>
+      </w:r>
+      <w:proofErr w:type="spellStart"/>
+      <w:r>
+        <w:rPr>
+          <w:i/>
+          <w:iCs/>
+          <w:sz w:val="18"/>
+          <w:szCs w:val="18"/>
+        </w:rPr>
+        <w:t>eq</w:t>
+      </w:r>
+      <w:proofErr w:type="spellEnd"/>
+      <w:r>
+        <w:rPr>
+          <w:i/>
+          <w:iCs/>
+          <w:sz w:val="18"/>
+          <w:szCs w:val="18"/>
+        </w:rPr>
+        <w:t xml:space="preserve"> per year. “IAS” stands for International Aviation and Shipping, a sector excluded from the first five carbon </w:t>
+      </w:r>
+      <w:proofErr w:type="spellStart"/>
+      <w:proofErr w:type="gramStart"/>
+      <w:r>
+        <w:rPr>
+          <w:i/>
+          <w:iCs/>
+          <w:sz w:val="18"/>
+          <w:szCs w:val="18"/>
+        </w:rPr>
+        <w:t>budgets.“</w:t>
+      </w:r>
+      <w:proofErr w:type="gramEnd"/>
+      <w:r>
+        <w:rPr>
+          <w:i/>
+          <w:iCs/>
+          <w:sz w:val="18"/>
+          <w:szCs w:val="18"/>
+        </w:rPr>
+        <w:t>UK</w:t>
+      </w:r>
+      <w:proofErr w:type="spellEnd"/>
+      <w:r>
+        <w:rPr>
+          <w:i/>
+          <w:iCs/>
+          <w:sz w:val="18"/>
+          <w:szCs w:val="18"/>
+        </w:rPr>
+        <w:t xml:space="preserve"> NDC” refers to the UK’s Nationally Determined Contributions. Source: </w:t>
+      </w:r>
+      <w:hyperlink r:id="rId24">
         <w:r>
           <w:rPr>
             <w:i/>
@@ -1587,9 +1623,41 @@
         <w:t xml:space="preserve"> </w:t>
       </w:r>
       <w:r>
-        <w:t xml:space="preserve">exceeded its first carbon budget (2015-2018) by 61 MtCO₂-eq but met the second (2019-2023) with a margin of 91 MtCO₂-eq, compensating for the initial shortfall, according to </w:t>
-      </w:r>
-      <w:hyperlink r:id="rId28">
+        <w:t xml:space="preserve">exceeded its first carbon budget (2015-2018) by 61 </w:t>
+      </w:r>
+      <w:proofErr w:type="spellStart"/>
+      <w:r>
+        <w:t>MtCO</w:t>
+      </w:r>
+      <w:proofErr w:type="spellEnd"/>
+      <w:r>
+        <w:t>₂-</w:t>
+      </w:r>
+      <w:proofErr w:type="spellStart"/>
+      <w:r>
+        <w:t>eq</w:t>
+      </w:r>
+      <w:proofErr w:type="spellEnd"/>
+      <w:r>
+        <w:t xml:space="preserve"> but met the second (2019-2023) with a margin of 91 </w:t>
+      </w:r>
+      <w:proofErr w:type="spellStart"/>
+      <w:r>
+        <w:t>MtCO</w:t>
+      </w:r>
+      <w:proofErr w:type="spellEnd"/>
+      <w:r>
+        <w:t>₂-</w:t>
+      </w:r>
+      <w:proofErr w:type="spellStart"/>
+      <w:r>
+        <w:t>eq</w:t>
+      </w:r>
+      <w:proofErr w:type="spellEnd"/>
+      <w:r>
+        <w:t xml:space="preserve">, compensating for the initial shortfall, according to </w:t>
+      </w:r>
+      <w:hyperlink r:id="rId25">
         <w:r>
           <w:rPr>
             <w:color w:val="1155CC"/>
@@ -1624,7 +1692,7 @@
       <w:r>
         <w:t xml:space="preserve">is on track to achieve its first emissions budget (2022–2025), though meeting the second (2026–2030) and third (2031–2035) will require more ambitious policies, according to the </w:t>
       </w:r>
-      <w:hyperlink r:id="rId29" w:anchor=":~:text=The%20country%20is%20likely%20to,take%20time%20to%20take%20effect.">
+      <w:hyperlink r:id="rId26" w:anchor=":~:text=The%20country%20is%20likely%20to,take%20time%20to%20take%20effect.">
         <w:r>
           <w:rPr>
             <w:color w:val="1155CC"/>
@@ -1660,9 +1728,25 @@
         <w:t xml:space="preserve"> </w:t>
       </w:r>
       <w:r>
-        <w:t xml:space="preserve">is projected to exceed both its first (2021–2025) and second (2026–2030) carbon budgets by a cumulative 77 to 114 MtCO₂-eq, </w:t>
-      </w:r>
-      <w:hyperlink r:id="rId30">
+        <w:t xml:space="preserve">is projected to exceed both its first (2021–2025) and second (2026–2030) carbon budgets by a cumulative 77 to 114 </w:t>
+      </w:r>
+      <w:proofErr w:type="spellStart"/>
+      <w:r>
+        <w:t>MtCO</w:t>
+      </w:r>
+      <w:proofErr w:type="spellEnd"/>
+      <w:r>
+        <w:t>₂-</w:t>
+      </w:r>
+      <w:proofErr w:type="spellStart"/>
+      <w:r>
+        <w:t>eq</w:t>
+      </w:r>
+      <w:proofErr w:type="spellEnd"/>
+      <w:r>
+        <w:t xml:space="preserve">, </w:t>
+      </w:r>
+      <w:hyperlink r:id="rId27">
         <w:r>
           <w:rPr>
             <w:color w:val="1155CC"/>
@@ -1694,7 +1778,15 @@
       </w:r>
       <w:r>
         <w:lastRenderedPageBreak/>
-        <w:t>are governed by declining caps. For non-ETS sectors, member states receive binding national emission reduction targets (allocated based on GDP per capita), but retain flexibility in translating them into national plans and sectoral policies, which can include carbon budgets. As the cases of France and Ireland illustrate, countries may fall short of their national carbon budgets without facing EU-level sanctions, provided they remain on track with their binding EU emission targets.</w:t>
+        <w:t>are governed by declining caps. For non-ETS sectors, member states receive binding national emission reduction targets (allocated based on GDP per capita</w:t>
+      </w:r>
+      <w:proofErr w:type="gramStart"/>
+      <w:r>
+        <w:t>), but</w:t>
+      </w:r>
+      <w:proofErr w:type="gramEnd"/>
+      <w:r>
+        <w:t xml:space="preserve"> retain flexibility in translating them into national plans and sectoral policies, which can include carbon budgets. As the cases of France and Ireland illustrate, countries may fall short of their national carbon budgets without facing EU-level sanctions, provided they remain on track with their binding EU emission targets.</w:t>
       </w:r>
     </w:p>
     <w:p>
@@ -1715,7 +1807,7 @@
       <w:r>
         <w:t xml:space="preserve"> and tailor sectoral pathways to local realities — precisely the stated purpose of </w:t>
       </w:r>
-      <w:hyperlink r:id="rId31">
+      <w:hyperlink r:id="rId28">
         <w:r>
           <w:rPr>
             <w:color w:val="1155CC"/>
@@ -1862,7 +1954,15 @@
         <w:t>2</w:t>
       </w:r>
       <w:r>
-        <w:t xml:space="preserve">-eq. Therefore, if the UK manages to comply with its Net Zero pledges, this would comfortably place the country within 50% of its population-proportional carbon budget. </w:t>
+        <w:t xml:space="preserve">-eq. Therefore, if the UK manages to comply with its Net Zero pledges, this </w:t>
+      </w:r>
+      <w:proofErr w:type="gramStart"/>
+      <w:r>
+        <w:t>would</w:t>
+      </w:r>
+      <w:proofErr w:type="gramEnd"/>
+      <w:r>
+        <w:t xml:space="preserve"> comfortably place the country within 50% of its population-proportional carbon budget. </w:t>
       </w:r>
     </w:p>
     <w:p>
@@ -1942,7 +2042,15 @@
         <w:jc w:val="both"/>
       </w:pPr>
       <w:r>
-        <w:t xml:space="preserve">From a game theory perspective, it is irrational for nations to unilaterally reduce emissions unless they internalize a shadow cost of carbon — which renders all policies below that threshold inherently beneficial — or credible sanctions exist for non-cooperating countries. Unfortunately, very few countries seriously incorporate the former into their legislative frameworks (the recent dismissal of the SCC by the second Trump administration being the most concerning example), and the latter remains highly unlikely in the near future. </w:t>
+        <w:t xml:space="preserve">From a game theory perspective, it is irrational for nations to unilaterally reduce emissions unless they internalize a shadow cost of carbon — which renders all policies below that threshold inherently beneficial — or credible sanctions exist for non-cooperating countries. Unfortunately, very few countries seriously incorporate the former into their legislative frameworks (the recent dismissal of the SCC by the second Trump administration being the most concerning example), and the latter remains highly unlikely </w:t>
+      </w:r>
+      <w:proofErr w:type="gramStart"/>
+      <w:r>
+        <w:t>in the near future</w:t>
+      </w:r>
+      <w:proofErr w:type="gramEnd"/>
+      <w:r>
+        <w:t xml:space="preserve">. </w:t>
       </w:r>
     </w:p>
     <w:p>
@@ -1951,7 +2059,15 @@
         <w:jc w:val="both"/>
       </w:pPr>
       <w:r>
-        <w:t>One notable exception is the EU's Carbon Border Adjustment Mechanism (CBAM), which attempts to address this coordination failure by imposing costs on carbon-intensive imports from non-cooperating countries — effectively creating economic incentives for trading partners to adopt climate policies. Look out for our forthcoming article analyzing CBAM's mechanisms and effectiveness.</w:t>
+        <w:t xml:space="preserve">One notable exception is the EU's Carbon Border Adjustment Mechanism (CBAM), which attempts to address this coordination failure by imposing costs on carbon-intensive imports from non-cooperating countries — effectively creating economic incentives for trading partners to adopt climate policies. Look out for our forthcoming article </w:t>
+      </w:r>
+      <w:proofErr w:type="spellStart"/>
+      <w:r>
+        <w:t>analyzing</w:t>
+      </w:r>
+      <w:proofErr w:type="spellEnd"/>
+      <w:r>
+        <w:t xml:space="preserve"> CBAM's mechanisms and effectiveness.</w:t>
       </w:r>
     </w:p>
     <w:p>
@@ -1973,7 +2089,7 @@
       <w:r>
         <w:t xml:space="preserve">Climate policies are often costly and compete with other societal priorities, so governments need a strong motivation to enact them. Scientific consensus points to larger damages from climate change if we fail to act urgently. According to the </w:t>
       </w:r>
-      <w:hyperlink r:id="rId32">
+      <w:hyperlink r:id="rId29">
         <w:r>
           <w:rPr>
             <w:color w:val="1155CC"/>
@@ -2017,7 +2133,7 @@
       <w:r>
         <w:t xml:space="preserve">. For those who want to explore further and play with the uncertainty ranges, I recommend the </w:t>
       </w:r>
-      <w:hyperlink r:id="rId33">
+      <w:hyperlink r:id="rId30">
         <w:r>
           <w:rPr>
             <w:color w:val="1155CC"/>
@@ -2027,7 +2143,15 @@
         </w:r>
       </w:hyperlink>
       <w:r>
-        <w:t>, created by the Netherlands eScience Center and the Netherlands Environmental Assessment Agency.</w:t>
+        <w:t xml:space="preserve">, created by the Netherlands eScience </w:t>
+      </w:r>
+      <w:proofErr w:type="spellStart"/>
+      <w:r>
+        <w:t>Center</w:t>
+      </w:r>
+      <w:proofErr w:type="spellEnd"/>
+      <w:r>
+        <w:t xml:space="preserve"> and the Netherlands Environmental Assessment Agency.</w:t>
       </w:r>
     </w:p>
     <w:p>
@@ -2054,8 +2178,13 @@
         <w:spacing w:before="240" w:after="240"/>
         <w:jc w:val="both"/>
       </w:pPr>
-      <w:r>
-        <w:t xml:space="preserve">Last but not least, </w:t>
+      <w:proofErr w:type="gramStart"/>
+      <w:r>
+        <w:t>Last but not least</w:t>
+      </w:r>
+      <w:proofErr w:type="gramEnd"/>
+      <w:r>
+        <w:t xml:space="preserve">, </w:t>
       </w:r>
       <w:r>
         <w:rPr>
@@ -2105,8 +2234,8 @@
       </w:r>
     </w:p>
     <w:sectPr>
-      <w:headerReference w:type="default" r:id="rId34"/>
-      <w:footerReference w:type="default" r:id="rId35"/>
+      <w:headerReference w:type="default" r:id="rId31"/>
+      <w:footerReference w:type="default" r:id="rId32"/>
       <w:pgSz w:w="11909" w:h="16834"/>
       <w:pgMar w:top="1440" w:right="1440" w:bottom="1440" w:left="1440" w:header="720" w:footer="720" w:gutter="0"/>
       <w:pgNumType w:start="1"/>
